--- a/04_Docs/Resultads_AirPollution_PO.docx
+++ b/04_Docs/Resultads_AirPollution_PO.docx
@@ -1694,17 +1694,7 @@
                 <w:szCs w:val="22"/>
                 <w:lang w:val="en-US"/>
               </w:rPr>
-              <w:t xml:space="preserve">VERY </w:t>
-            </w:r>
-            <w:r>
-              <w:rPr>
-                <w:b/>
-                <w:bCs/>
-                <w:sz w:val="22"/>
-                <w:szCs w:val="22"/>
-                <w:lang w:val="en-US"/>
-              </w:rPr>
-              <w:t>PRETERM BIRTH</w:t>
+              <w:t>VERY PRETERM BIRTH</w:t>
             </w:r>
           </w:p>
         </w:tc>
@@ -2842,17 +2832,7 @@
                 <w:szCs w:val="22"/>
                 <w:lang w:val="en-US"/>
               </w:rPr>
-              <w:t xml:space="preserve">MODERATELY </w:t>
-            </w:r>
-            <w:r>
-              <w:rPr>
-                <w:b/>
-                <w:bCs/>
-                <w:sz w:val="22"/>
-                <w:szCs w:val="22"/>
-                <w:lang w:val="en-US"/>
-              </w:rPr>
-              <w:t>PRETERM BIRTH</w:t>
+              <w:t>MODERATELY PRETERM BIRTH</w:t>
             </w:r>
           </w:p>
         </w:tc>
@@ -3982,17 +3962,7 @@
                 <w:szCs w:val="22"/>
                 <w:lang w:val="en-US"/>
               </w:rPr>
-              <w:t xml:space="preserve"> LATE </w:t>
-            </w:r>
-            <w:r>
-              <w:rPr>
-                <w:b/>
-                <w:bCs/>
-                <w:sz w:val="22"/>
-                <w:szCs w:val="22"/>
-                <w:lang w:val="en-US"/>
-              </w:rPr>
-              <w:t>PRETERM BIRTH</w:t>
+              <w:t xml:space="preserve"> LATE PRETERM BIRTH</w:t>
             </w:r>
           </w:p>
         </w:tc>
@@ -35090,6 +35060,7 @@
   <w:style w:type="character" w:default="1" w:styleId="Fuentedeprrafopredeter">
     <w:name w:val="Default Paragraph Font"/>
     <w:uiPriority w:val="1"/>
+    <w:semiHidden/>
     <w:unhideWhenUsed/>
   </w:style>
   <w:style w:type="table" w:default="1" w:styleId="Tablanormal">

--- a/04_Docs/Resultads_AirPollution_PO.docx
+++ b/04_Docs/Resultads_AirPollution_PO.docx
@@ -69,15 +69,8012 @@
           <w:szCs w:val="22"/>
           <w:lang w:val="en-US"/>
         </w:rPr>
-        <w:br w:type="page"/>
+        <w:t xml:space="preserve">Table descriptive characteristics </w:t>
       </w:r>
+    </w:p>
+    <w:p>
+      <w:pPr>
+        <w:rPr>
+          <w:sz w:val="22"/>
+          <w:szCs w:val="22"/>
+          <w:lang w:val="en-US"/>
+        </w:rPr>
+      </w:pPr>
+    </w:p>
+    <w:tbl>
+      <w:tblPr>
+        <w:tblW w:w="12049" w:type="dxa"/>
+        <w:tblCellMar>
+          <w:left w:w="70" w:type="dxa"/>
+          <w:right w:w="70" w:type="dxa"/>
+        </w:tblCellMar>
+        <w:tblLook w:val="04A0" w:firstRow="1" w:lastRow="0" w:firstColumn="1" w:lastColumn="0" w:noHBand="0" w:noVBand="1"/>
+      </w:tblPr>
+      <w:tblGrid>
+        <w:gridCol w:w="1701"/>
+        <w:gridCol w:w="1418"/>
+        <w:gridCol w:w="1276"/>
+        <w:gridCol w:w="1275"/>
+        <w:gridCol w:w="1134"/>
+        <w:gridCol w:w="1276"/>
+        <w:gridCol w:w="1276"/>
+        <w:gridCol w:w="1276"/>
+        <w:gridCol w:w="1417"/>
+      </w:tblGrid>
+      <w:tr>
+        <w:trPr>
+          <w:trHeight w:val="300"/>
+        </w:trPr>
+        <w:tc>
+          <w:tcPr>
+            <w:tcW w:w="1701" w:type="dxa"/>
+            <w:tcBorders>
+              <w:top w:val="single" w:sz="4" w:space="0" w:color="auto"/>
+              <w:left w:val="nil"/>
+              <w:bottom w:val="nil"/>
+              <w:right w:val="nil"/>
+            </w:tcBorders>
+            <w:noWrap/>
+            <w:vAlign w:val="bottom"/>
+            <w:hideMark/>
+          </w:tcPr>
+          <w:p>
+            <w:pPr>
+              <w:rPr>
+                <w:b/>
+                <w:bCs/>
+                <w:sz w:val="22"/>
+                <w:szCs w:val="22"/>
+              </w:rPr>
+            </w:pPr>
+            <w:r>
+              <w:rPr>
+                <w:b/>
+                <w:bCs/>
+                <w:sz w:val="22"/>
+                <w:szCs w:val="22"/>
+              </w:rPr>
+              <w:t>Variable</w:t>
+            </w:r>
+          </w:p>
+        </w:tc>
+        <w:tc>
+          <w:tcPr>
+            <w:tcW w:w="1418" w:type="dxa"/>
+            <w:tcBorders>
+              <w:top w:val="single" w:sz="4" w:space="0" w:color="auto"/>
+              <w:left w:val="nil"/>
+              <w:bottom w:val="nil"/>
+              <w:right w:val="nil"/>
+            </w:tcBorders>
+            <w:noWrap/>
+            <w:vAlign w:val="center"/>
+            <w:hideMark/>
+          </w:tcPr>
+          <w:p>
+            <w:pPr>
+              <w:jc w:val="center"/>
+              <w:rPr>
+                <w:b/>
+                <w:bCs/>
+                <w:sz w:val="22"/>
+                <w:szCs w:val="22"/>
+              </w:rPr>
+            </w:pPr>
+            <w:r>
+              <w:rPr>
+                <w:b/>
+                <w:bCs/>
+                <w:sz w:val="22"/>
+                <w:szCs w:val="22"/>
+              </w:rPr>
+              <w:t xml:space="preserve">Full </w:t>
+            </w:r>
+            <w:proofErr w:type="spellStart"/>
+            <w:r>
+              <w:rPr>
+                <w:b/>
+                <w:bCs/>
+                <w:sz w:val="22"/>
+                <w:szCs w:val="22"/>
+              </w:rPr>
+              <w:t>Sample</w:t>
+            </w:r>
+            <w:proofErr w:type="spellEnd"/>
+          </w:p>
+        </w:tc>
+        <w:tc>
+          <w:tcPr>
+            <w:tcW w:w="1276" w:type="dxa"/>
+            <w:tcBorders>
+              <w:top w:val="single" w:sz="4" w:space="0" w:color="auto"/>
+              <w:left w:val="nil"/>
+              <w:bottom w:val="nil"/>
+              <w:right w:val="nil"/>
+            </w:tcBorders>
+            <w:noWrap/>
+            <w:vAlign w:val="center"/>
+            <w:hideMark/>
+          </w:tcPr>
+          <w:p>
+            <w:pPr>
+              <w:jc w:val="center"/>
+              <w:rPr>
+                <w:b/>
+                <w:bCs/>
+                <w:sz w:val="22"/>
+                <w:szCs w:val="22"/>
+              </w:rPr>
+            </w:pPr>
+            <w:r>
+              <w:rPr>
+                <w:b/>
+                <w:bCs/>
+                <w:color w:val="000000"/>
+                <w:sz w:val="22"/>
+                <w:szCs w:val="22"/>
+              </w:rPr>
+              <w:t>PTB</w:t>
+            </w:r>
+          </w:p>
+        </w:tc>
+        <w:tc>
+          <w:tcPr>
+            <w:tcW w:w="1275" w:type="dxa"/>
+            <w:tcBorders>
+              <w:top w:val="single" w:sz="4" w:space="0" w:color="auto"/>
+              <w:left w:val="nil"/>
+              <w:bottom w:val="nil"/>
+              <w:right w:val="nil"/>
+            </w:tcBorders>
+            <w:noWrap/>
+            <w:vAlign w:val="center"/>
+            <w:hideMark/>
+          </w:tcPr>
+          <w:p>
+            <w:pPr>
+              <w:jc w:val="center"/>
+              <w:rPr>
+                <w:b/>
+                <w:bCs/>
+                <w:sz w:val="22"/>
+                <w:szCs w:val="22"/>
+              </w:rPr>
+            </w:pPr>
+            <w:proofErr w:type="spellStart"/>
+            <w:r>
+              <w:rPr>
+                <w:b/>
+                <w:bCs/>
+                <w:color w:val="000000"/>
+                <w:sz w:val="22"/>
+                <w:szCs w:val="22"/>
+              </w:rPr>
+              <w:t>Very</w:t>
+            </w:r>
+            <w:proofErr w:type="spellEnd"/>
+            <w:r>
+              <w:rPr>
+                <w:b/>
+                <w:bCs/>
+                <w:color w:val="000000"/>
+                <w:sz w:val="22"/>
+                <w:szCs w:val="22"/>
+              </w:rPr>
+              <w:t xml:space="preserve"> PTB</w:t>
+            </w:r>
+          </w:p>
+        </w:tc>
+        <w:tc>
+          <w:tcPr>
+            <w:tcW w:w="1134" w:type="dxa"/>
+            <w:tcBorders>
+              <w:top w:val="single" w:sz="4" w:space="0" w:color="auto"/>
+              <w:left w:val="nil"/>
+              <w:bottom w:val="nil"/>
+              <w:right w:val="nil"/>
+            </w:tcBorders>
+            <w:noWrap/>
+            <w:vAlign w:val="center"/>
+            <w:hideMark/>
+          </w:tcPr>
+          <w:p>
+            <w:pPr>
+              <w:jc w:val="center"/>
+              <w:rPr>
+                <w:b/>
+                <w:bCs/>
+                <w:sz w:val="22"/>
+                <w:szCs w:val="22"/>
+              </w:rPr>
+            </w:pPr>
+            <w:r>
+              <w:rPr>
+                <w:b/>
+                <w:bCs/>
+                <w:color w:val="000000"/>
+                <w:sz w:val="22"/>
+                <w:szCs w:val="22"/>
+              </w:rPr>
+              <w:t>Mod PTB</w:t>
+            </w:r>
+          </w:p>
+        </w:tc>
+        <w:tc>
+          <w:tcPr>
+            <w:tcW w:w="1276" w:type="dxa"/>
+            <w:tcBorders>
+              <w:top w:val="single" w:sz="4" w:space="0" w:color="auto"/>
+              <w:left w:val="nil"/>
+              <w:bottom w:val="nil"/>
+              <w:right w:val="nil"/>
+            </w:tcBorders>
+            <w:noWrap/>
+            <w:vAlign w:val="center"/>
+            <w:hideMark/>
+          </w:tcPr>
+          <w:p>
+            <w:pPr>
+              <w:jc w:val="center"/>
+              <w:rPr>
+                <w:b/>
+                <w:bCs/>
+                <w:sz w:val="22"/>
+                <w:szCs w:val="22"/>
+              </w:rPr>
+            </w:pPr>
+            <w:r>
+              <w:rPr>
+                <w:b/>
+                <w:bCs/>
+                <w:color w:val="000000"/>
+                <w:sz w:val="22"/>
+                <w:szCs w:val="22"/>
+              </w:rPr>
+              <w:t>Late PTB</w:t>
+            </w:r>
+          </w:p>
+        </w:tc>
+        <w:tc>
+          <w:tcPr>
+            <w:tcW w:w="1276" w:type="dxa"/>
+            <w:tcBorders>
+              <w:top w:val="single" w:sz="4" w:space="0" w:color="auto"/>
+              <w:left w:val="nil"/>
+              <w:bottom w:val="nil"/>
+              <w:right w:val="nil"/>
+            </w:tcBorders>
+            <w:noWrap/>
+            <w:vAlign w:val="center"/>
+            <w:hideMark/>
+          </w:tcPr>
+          <w:p>
+            <w:pPr>
+              <w:jc w:val="center"/>
+              <w:rPr>
+                <w:b/>
+                <w:bCs/>
+                <w:sz w:val="22"/>
+                <w:szCs w:val="22"/>
+              </w:rPr>
+            </w:pPr>
+            <w:r>
+              <w:rPr>
+                <w:b/>
+                <w:bCs/>
+                <w:color w:val="000000"/>
+                <w:sz w:val="22"/>
+                <w:szCs w:val="22"/>
+              </w:rPr>
+              <w:t>LBW</w:t>
+            </w:r>
+          </w:p>
+        </w:tc>
+        <w:tc>
+          <w:tcPr>
+            <w:tcW w:w="1276" w:type="dxa"/>
+            <w:tcBorders>
+              <w:top w:val="single" w:sz="4" w:space="0" w:color="auto"/>
+              <w:left w:val="nil"/>
+              <w:bottom w:val="nil"/>
+              <w:right w:val="nil"/>
+            </w:tcBorders>
+            <w:noWrap/>
+            <w:vAlign w:val="center"/>
+            <w:hideMark/>
+          </w:tcPr>
+          <w:p>
+            <w:pPr>
+              <w:jc w:val="center"/>
+              <w:rPr>
+                <w:b/>
+                <w:bCs/>
+                <w:sz w:val="22"/>
+                <w:szCs w:val="22"/>
+              </w:rPr>
+            </w:pPr>
+            <w:proofErr w:type="spellStart"/>
+            <w:r>
+              <w:rPr>
+                <w:b/>
+                <w:bCs/>
+                <w:color w:val="000000"/>
+                <w:sz w:val="22"/>
+                <w:szCs w:val="22"/>
+              </w:rPr>
+              <w:t>tLBW</w:t>
+            </w:r>
+            <w:proofErr w:type="spellEnd"/>
+          </w:p>
+        </w:tc>
+        <w:tc>
+          <w:tcPr>
+            <w:tcW w:w="1417" w:type="dxa"/>
+            <w:tcBorders>
+              <w:top w:val="single" w:sz="4" w:space="0" w:color="auto"/>
+              <w:left w:val="nil"/>
+              <w:bottom w:val="nil"/>
+              <w:right w:val="nil"/>
+            </w:tcBorders>
+            <w:noWrap/>
+            <w:vAlign w:val="center"/>
+            <w:hideMark/>
+          </w:tcPr>
+          <w:p>
+            <w:pPr>
+              <w:jc w:val="center"/>
+              <w:rPr>
+                <w:b/>
+                <w:bCs/>
+                <w:sz w:val="22"/>
+                <w:szCs w:val="22"/>
+              </w:rPr>
+            </w:pPr>
+            <w:r>
+              <w:rPr>
+                <w:b/>
+                <w:bCs/>
+                <w:color w:val="000000"/>
+                <w:sz w:val="22"/>
+                <w:szCs w:val="22"/>
+              </w:rPr>
+              <w:t>SGA</w:t>
+            </w:r>
+          </w:p>
+        </w:tc>
+      </w:tr>
+      <w:tr>
+        <w:trPr>
+          <w:trHeight w:val="300"/>
+        </w:trPr>
+        <w:tc>
+          <w:tcPr>
+            <w:tcW w:w="1701" w:type="dxa"/>
+            <w:tcBorders>
+              <w:top w:val="nil"/>
+              <w:left w:val="nil"/>
+              <w:bottom w:val="single" w:sz="4" w:space="0" w:color="auto"/>
+              <w:right w:val="nil"/>
+            </w:tcBorders>
+            <w:noWrap/>
+            <w:vAlign w:val="bottom"/>
+            <w:hideMark/>
+          </w:tcPr>
+          <w:p>
+            <w:pPr>
+              <w:rPr>
+                <w:b/>
+                <w:bCs/>
+                <w:sz w:val="22"/>
+                <w:szCs w:val="22"/>
+              </w:rPr>
+            </w:pPr>
+          </w:p>
+        </w:tc>
+        <w:tc>
+          <w:tcPr>
+            <w:tcW w:w="1418" w:type="dxa"/>
+            <w:tcBorders>
+              <w:top w:val="nil"/>
+              <w:left w:val="nil"/>
+              <w:bottom w:val="single" w:sz="4" w:space="0" w:color="auto"/>
+              <w:right w:val="nil"/>
+            </w:tcBorders>
+            <w:noWrap/>
+            <w:vAlign w:val="center"/>
+            <w:hideMark/>
+          </w:tcPr>
+          <w:p>
+            <w:pPr>
+              <w:jc w:val="center"/>
+              <w:rPr>
+                <w:sz w:val="22"/>
+                <w:szCs w:val="22"/>
+              </w:rPr>
+            </w:pPr>
+            <w:r>
+              <w:rPr>
+                <w:sz w:val="22"/>
+                <w:szCs w:val="22"/>
+              </w:rPr>
+              <w:t>N=</w:t>
+            </w:r>
+            <w:r>
+              <w:rPr>
+                <w:sz w:val="22"/>
+                <w:szCs w:val="22"/>
+              </w:rPr>
+              <w:t>15398</w:t>
+            </w:r>
+          </w:p>
+          <w:p>
+            <w:pPr>
+              <w:jc w:val="center"/>
+              <w:rPr>
+                <w:sz w:val="22"/>
+                <w:szCs w:val="22"/>
+              </w:rPr>
+            </w:pPr>
+          </w:p>
+        </w:tc>
+        <w:tc>
+          <w:tcPr>
+            <w:tcW w:w="1276" w:type="dxa"/>
+            <w:tcBorders>
+              <w:top w:val="nil"/>
+              <w:left w:val="nil"/>
+              <w:bottom w:val="single" w:sz="4" w:space="0" w:color="auto"/>
+              <w:right w:val="nil"/>
+            </w:tcBorders>
+            <w:noWrap/>
+            <w:vAlign w:val="center"/>
+            <w:hideMark/>
+          </w:tcPr>
+          <w:p>
+            <w:pPr>
+              <w:jc w:val="center"/>
+              <w:rPr>
+                <w:sz w:val="22"/>
+                <w:szCs w:val="22"/>
+              </w:rPr>
+            </w:pPr>
+            <w:r>
+              <w:rPr>
+                <w:sz w:val="22"/>
+                <w:szCs w:val="22"/>
+              </w:rPr>
+              <w:t>N=</w:t>
+            </w:r>
+            <w:r>
+              <w:rPr>
+                <w:sz w:val="22"/>
+                <w:szCs w:val="22"/>
+              </w:rPr>
+              <w:t>1326</w:t>
+            </w:r>
+          </w:p>
+          <w:p>
+            <w:pPr>
+              <w:jc w:val="center"/>
+              <w:rPr>
+                <w:sz w:val="22"/>
+                <w:szCs w:val="22"/>
+              </w:rPr>
+            </w:pPr>
+            <w:r>
+              <w:rPr>
+                <w:sz w:val="22"/>
+                <w:szCs w:val="22"/>
+              </w:rPr>
+              <w:t>(</w:t>
+            </w:r>
+            <w:r>
+              <w:rPr>
+                <w:sz w:val="22"/>
+                <w:szCs w:val="22"/>
+              </w:rPr>
+              <w:t>8</w:t>
+            </w:r>
+            <w:r>
+              <w:rPr>
+                <w:sz w:val="22"/>
+                <w:szCs w:val="22"/>
+              </w:rPr>
+              <w:t>.</w:t>
+            </w:r>
+            <w:r>
+              <w:rPr>
+                <w:sz w:val="22"/>
+                <w:szCs w:val="22"/>
+              </w:rPr>
+              <w:t>6</w:t>
+            </w:r>
+            <w:r>
+              <w:rPr>
+                <w:sz w:val="22"/>
+                <w:szCs w:val="22"/>
+              </w:rPr>
+              <w:t>%</w:t>
+            </w:r>
+            <w:r>
+              <w:rPr>
+                <w:sz w:val="22"/>
+                <w:szCs w:val="22"/>
+              </w:rPr>
+              <w:t>)</w:t>
+            </w:r>
+          </w:p>
+        </w:tc>
+        <w:tc>
+          <w:tcPr>
+            <w:tcW w:w="1275" w:type="dxa"/>
+            <w:tcBorders>
+              <w:top w:val="nil"/>
+              <w:left w:val="nil"/>
+              <w:bottom w:val="single" w:sz="4" w:space="0" w:color="auto"/>
+              <w:right w:val="nil"/>
+            </w:tcBorders>
+            <w:noWrap/>
+            <w:vAlign w:val="center"/>
+            <w:hideMark/>
+          </w:tcPr>
+          <w:p>
+            <w:pPr>
+              <w:jc w:val="center"/>
+              <w:rPr>
+                <w:sz w:val="22"/>
+                <w:szCs w:val="22"/>
+              </w:rPr>
+            </w:pPr>
+            <w:r>
+              <w:rPr>
+                <w:sz w:val="22"/>
+                <w:szCs w:val="22"/>
+              </w:rPr>
+              <w:t>N=</w:t>
+            </w:r>
+            <w:r>
+              <w:rPr>
+                <w:sz w:val="22"/>
+                <w:szCs w:val="22"/>
+              </w:rPr>
+              <w:t>192</w:t>
+            </w:r>
+          </w:p>
+          <w:p>
+            <w:pPr>
+              <w:jc w:val="center"/>
+              <w:rPr>
+                <w:sz w:val="22"/>
+                <w:szCs w:val="22"/>
+              </w:rPr>
+            </w:pPr>
+            <w:r>
+              <w:rPr>
+                <w:sz w:val="22"/>
+                <w:szCs w:val="22"/>
+              </w:rPr>
+              <w:t>(</w:t>
+            </w:r>
+            <w:r>
+              <w:rPr>
+                <w:sz w:val="22"/>
+                <w:szCs w:val="22"/>
+              </w:rPr>
+              <w:t>1.2%</w:t>
+            </w:r>
+            <w:r>
+              <w:rPr>
+                <w:sz w:val="22"/>
+                <w:szCs w:val="22"/>
+              </w:rPr>
+              <w:t>)</w:t>
+            </w:r>
+          </w:p>
+        </w:tc>
+        <w:tc>
+          <w:tcPr>
+            <w:tcW w:w="1134" w:type="dxa"/>
+            <w:tcBorders>
+              <w:top w:val="nil"/>
+              <w:left w:val="nil"/>
+              <w:bottom w:val="single" w:sz="4" w:space="0" w:color="auto"/>
+              <w:right w:val="nil"/>
+            </w:tcBorders>
+            <w:noWrap/>
+            <w:vAlign w:val="center"/>
+            <w:hideMark/>
+          </w:tcPr>
+          <w:p>
+            <w:pPr>
+              <w:jc w:val="center"/>
+              <w:rPr>
+                <w:sz w:val="22"/>
+                <w:szCs w:val="22"/>
+              </w:rPr>
+            </w:pPr>
+            <w:r>
+              <w:rPr>
+                <w:sz w:val="22"/>
+                <w:szCs w:val="22"/>
+              </w:rPr>
+              <w:t>N=</w:t>
+            </w:r>
+            <w:r>
+              <w:rPr>
+                <w:sz w:val="22"/>
+                <w:szCs w:val="22"/>
+              </w:rPr>
+              <w:t>100</w:t>
+            </w:r>
+          </w:p>
+          <w:p>
+            <w:pPr>
+              <w:jc w:val="center"/>
+              <w:rPr>
+                <w:sz w:val="22"/>
+                <w:szCs w:val="22"/>
+              </w:rPr>
+            </w:pPr>
+            <w:r>
+              <w:rPr>
+                <w:sz w:val="22"/>
+                <w:szCs w:val="22"/>
+              </w:rPr>
+              <w:t>(</w:t>
+            </w:r>
+            <w:r>
+              <w:rPr>
+                <w:sz w:val="22"/>
+                <w:szCs w:val="22"/>
+              </w:rPr>
+              <w:t>0.6%</w:t>
+            </w:r>
+            <w:r>
+              <w:rPr>
+                <w:sz w:val="22"/>
+                <w:szCs w:val="22"/>
+              </w:rPr>
+              <w:t>)</w:t>
+            </w:r>
+          </w:p>
+        </w:tc>
+        <w:tc>
+          <w:tcPr>
+            <w:tcW w:w="1276" w:type="dxa"/>
+            <w:tcBorders>
+              <w:top w:val="nil"/>
+              <w:left w:val="nil"/>
+              <w:bottom w:val="single" w:sz="4" w:space="0" w:color="auto"/>
+              <w:right w:val="nil"/>
+            </w:tcBorders>
+            <w:noWrap/>
+            <w:vAlign w:val="center"/>
+            <w:hideMark/>
+          </w:tcPr>
+          <w:p>
+            <w:pPr>
+              <w:jc w:val="center"/>
+              <w:rPr>
+                <w:sz w:val="22"/>
+                <w:szCs w:val="22"/>
+              </w:rPr>
+            </w:pPr>
+            <w:r>
+              <w:rPr>
+                <w:sz w:val="22"/>
+                <w:szCs w:val="22"/>
+              </w:rPr>
+              <w:t>N=</w:t>
+            </w:r>
+            <w:r>
+              <w:rPr>
+                <w:sz w:val="22"/>
+                <w:szCs w:val="22"/>
+              </w:rPr>
+              <w:t>934</w:t>
+            </w:r>
+          </w:p>
+          <w:p>
+            <w:pPr>
+              <w:jc w:val="center"/>
+              <w:rPr>
+                <w:sz w:val="22"/>
+                <w:szCs w:val="22"/>
+              </w:rPr>
+            </w:pPr>
+            <w:r>
+              <w:rPr>
+                <w:sz w:val="22"/>
+                <w:szCs w:val="22"/>
+              </w:rPr>
+              <w:t>(</w:t>
+            </w:r>
+            <w:r>
+              <w:rPr>
+                <w:sz w:val="22"/>
+                <w:szCs w:val="22"/>
+              </w:rPr>
+              <w:t>6.1%</w:t>
+            </w:r>
+            <w:r>
+              <w:rPr>
+                <w:sz w:val="22"/>
+                <w:szCs w:val="22"/>
+              </w:rPr>
+              <w:t>)</w:t>
+            </w:r>
+          </w:p>
+        </w:tc>
+        <w:tc>
+          <w:tcPr>
+            <w:tcW w:w="1276" w:type="dxa"/>
+            <w:tcBorders>
+              <w:top w:val="nil"/>
+              <w:left w:val="nil"/>
+              <w:bottom w:val="single" w:sz="4" w:space="0" w:color="auto"/>
+              <w:right w:val="nil"/>
+            </w:tcBorders>
+            <w:noWrap/>
+            <w:vAlign w:val="center"/>
+            <w:hideMark/>
+          </w:tcPr>
+          <w:p>
+            <w:pPr>
+              <w:jc w:val="center"/>
+              <w:rPr>
+                <w:sz w:val="22"/>
+                <w:szCs w:val="22"/>
+              </w:rPr>
+            </w:pPr>
+            <w:r>
+              <w:rPr>
+                <w:sz w:val="22"/>
+                <w:szCs w:val="22"/>
+              </w:rPr>
+              <w:t>N=</w:t>
+            </w:r>
+            <w:r>
+              <w:rPr>
+                <w:sz w:val="22"/>
+                <w:szCs w:val="22"/>
+              </w:rPr>
+              <w:t>1031</w:t>
+            </w:r>
+          </w:p>
+          <w:p>
+            <w:pPr>
+              <w:jc w:val="center"/>
+              <w:rPr>
+                <w:sz w:val="22"/>
+                <w:szCs w:val="22"/>
+              </w:rPr>
+            </w:pPr>
+            <w:r>
+              <w:rPr>
+                <w:sz w:val="22"/>
+                <w:szCs w:val="22"/>
+              </w:rPr>
+              <w:t>(</w:t>
+            </w:r>
+            <w:r>
+              <w:rPr>
+                <w:sz w:val="22"/>
+                <w:szCs w:val="22"/>
+              </w:rPr>
+              <w:t>6.7</w:t>
+            </w:r>
+            <w:r>
+              <w:rPr>
+                <w:sz w:val="22"/>
+                <w:szCs w:val="22"/>
+              </w:rPr>
+              <w:t>%</w:t>
+            </w:r>
+            <w:r>
+              <w:rPr>
+                <w:sz w:val="22"/>
+                <w:szCs w:val="22"/>
+              </w:rPr>
+              <w:t>)</w:t>
+            </w:r>
+          </w:p>
+        </w:tc>
+        <w:tc>
+          <w:tcPr>
+            <w:tcW w:w="1276" w:type="dxa"/>
+            <w:tcBorders>
+              <w:top w:val="nil"/>
+              <w:left w:val="nil"/>
+              <w:bottom w:val="single" w:sz="4" w:space="0" w:color="auto"/>
+              <w:right w:val="nil"/>
+            </w:tcBorders>
+            <w:noWrap/>
+            <w:vAlign w:val="center"/>
+            <w:hideMark/>
+          </w:tcPr>
+          <w:p>
+            <w:pPr>
+              <w:jc w:val="center"/>
+              <w:rPr>
+                <w:sz w:val="22"/>
+                <w:szCs w:val="22"/>
+              </w:rPr>
+            </w:pPr>
+            <w:r>
+              <w:rPr>
+                <w:sz w:val="22"/>
+                <w:szCs w:val="22"/>
+              </w:rPr>
+              <w:t>N=</w:t>
+            </w:r>
+            <w:r>
+              <w:rPr>
+                <w:sz w:val="22"/>
+                <w:szCs w:val="22"/>
+              </w:rPr>
+              <w:t>282</w:t>
+            </w:r>
+          </w:p>
+          <w:p>
+            <w:pPr>
+              <w:jc w:val="center"/>
+              <w:rPr>
+                <w:sz w:val="22"/>
+                <w:szCs w:val="22"/>
+              </w:rPr>
+            </w:pPr>
+            <w:r>
+              <w:rPr>
+                <w:sz w:val="22"/>
+                <w:szCs w:val="22"/>
+              </w:rPr>
+              <w:t>(</w:t>
+            </w:r>
+            <w:r>
+              <w:rPr>
+                <w:sz w:val="22"/>
+                <w:szCs w:val="22"/>
+              </w:rPr>
+              <w:t>1.8</w:t>
+            </w:r>
+            <w:r>
+              <w:rPr>
+                <w:sz w:val="22"/>
+                <w:szCs w:val="22"/>
+              </w:rPr>
+              <w:t>%</w:t>
+            </w:r>
+            <w:r>
+              <w:rPr>
+                <w:sz w:val="22"/>
+                <w:szCs w:val="22"/>
+              </w:rPr>
+              <w:t>)</w:t>
+            </w:r>
+          </w:p>
+        </w:tc>
+        <w:tc>
+          <w:tcPr>
+            <w:tcW w:w="1417" w:type="dxa"/>
+            <w:tcBorders>
+              <w:top w:val="nil"/>
+              <w:left w:val="nil"/>
+              <w:bottom w:val="single" w:sz="4" w:space="0" w:color="auto"/>
+              <w:right w:val="nil"/>
+            </w:tcBorders>
+            <w:noWrap/>
+            <w:vAlign w:val="center"/>
+            <w:hideMark/>
+          </w:tcPr>
+          <w:p>
+            <w:pPr>
+              <w:jc w:val="center"/>
+              <w:rPr>
+                <w:sz w:val="22"/>
+                <w:szCs w:val="22"/>
+              </w:rPr>
+            </w:pPr>
+            <w:r>
+              <w:rPr>
+                <w:sz w:val="22"/>
+                <w:szCs w:val="22"/>
+              </w:rPr>
+              <w:t>N=</w:t>
+            </w:r>
+            <w:r>
+              <w:rPr>
+                <w:sz w:val="22"/>
+                <w:szCs w:val="22"/>
+              </w:rPr>
+              <w:t>1560</w:t>
+            </w:r>
+          </w:p>
+          <w:p>
+            <w:pPr>
+              <w:jc w:val="center"/>
+              <w:rPr>
+                <w:sz w:val="22"/>
+                <w:szCs w:val="22"/>
+              </w:rPr>
+            </w:pPr>
+            <w:r>
+              <w:rPr>
+                <w:sz w:val="22"/>
+                <w:szCs w:val="22"/>
+              </w:rPr>
+              <w:t>(</w:t>
+            </w:r>
+            <w:r>
+              <w:rPr>
+                <w:sz w:val="22"/>
+                <w:szCs w:val="22"/>
+              </w:rPr>
+              <w:t>10.1</w:t>
+            </w:r>
+            <w:r>
+              <w:rPr>
+                <w:sz w:val="22"/>
+                <w:szCs w:val="22"/>
+              </w:rPr>
+              <w:t>%</w:t>
+            </w:r>
+            <w:r>
+              <w:rPr>
+                <w:sz w:val="22"/>
+                <w:szCs w:val="22"/>
+              </w:rPr>
+              <w:t>)</w:t>
+            </w:r>
+          </w:p>
+        </w:tc>
+      </w:tr>
+      <w:tr>
+        <w:trPr>
+          <w:trHeight w:val="300"/>
+        </w:trPr>
+        <w:tc>
+          <w:tcPr>
+            <w:tcW w:w="1701" w:type="dxa"/>
+            <w:tcBorders>
+              <w:top w:val="single" w:sz="4" w:space="0" w:color="auto"/>
+              <w:left w:val="nil"/>
+              <w:bottom w:val="nil"/>
+              <w:right w:val="nil"/>
+            </w:tcBorders>
+            <w:noWrap/>
+            <w:vAlign w:val="bottom"/>
+            <w:hideMark/>
+          </w:tcPr>
+          <w:p>
+            <w:pPr>
+              <w:rPr>
+                <w:sz w:val="22"/>
+                <w:szCs w:val="22"/>
+              </w:rPr>
+            </w:pPr>
+            <w:proofErr w:type="spellStart"/>
+            <w:r>
+              <w:rPr>
+                <w:sz w:val="22"/>
+                <w:szCs w:val="22"/>
+              </w:rPr>
+              <w:t>Gestational</w:t>
+            </w:r>
+            <w:proofErr w:type="spellEnd"/>
+            <w:r>
+              <w:rPr>
+                <w:sz w:val="22"/>
+                <w:szCs w:val="22"/>
+              </w:rPr>
+              <w:t xml:space="preserve"> Age</w:t>
+            </w:r>
+          </w:p>
+        </w:tc>
+        <w:tc>
+          <w:tcPr>
+            <w:tcW w:w="1418" w:type="dxa"/>
+            <w:tcBorders>
+              <w:top w:val="single" w:sz="4" w:space="0" w:color="auto"/>
+              <w:left w:val="nil"/>
+              <w:bottom w:val="nil"/>
+              <w:right w:val="nil"/>
+            </w:tcBorders>
+            <w:noWrap/>
+            <w:vAlign w:val="center"/>
+            <w:hideMark/>
+          </w:tcPr>
+          <w:p>
+            <w:pPr>
+              <w:jc w:val="center"/>
+              <w:rPr>
+                <w:sz w:val="22"/>
+                <w:szCs w:val="22"/>
+              </w:rPr>
+            </w:pPr>
+            <w:r>
+              <w:rPr>
+                <w:sz w:val="22"/>
+                <w:szCs w:val="22"/>
+              </w:rPr>
+              <w:t>38.8 (1.9)</w:t>
+            </w:r>
+          </w:p>
+        </w:tc>
+        <w:tc>
+          <w:tcPr>
+            <w:tcW w:w="1276" w:type="dxa"/>
+            <w:tcBorders>
+              <w:top w:val="single" w:sz="4" w:space="0" w:color="auto"/>
+              <w:left w:val="nil"/>
+              <w:bottom w:val="nil"/>
+              <w:right w:val="nil"/>
+            </w:tcBorders>
+            <w:noWrap/>
+            <w:vAlign w:val="center"/>
+            <w:hideMark/>
+          </w:tcPr>
+          <w:p>
+            <w:pPr>
+              <w:jc w:val="center"/>
+              <w:rPr>
+                <w:sz w:val="22"/>
+                <w:szCs w:val="22"/>
+              </w:rPr>
+            </w:pPr>
+            <w:r>
+              <w:rPr>
+                <w:sz w:val="22"/>
+                <w:szCs w:val="22"/>
+              </w:rPr>
+              <w:t>34.1 (2.2)</w:t>
+            </w:r>
+          </w:p>
+        </w:tc>
+        <w:tc>
+          <w:tcPr>
+            <w:tcW w:w="1275" w:type="dxa"/>
+            <w:tcBorders>
+              <w:top w:val="single" w:sz="4" w:space="0" w:color="auto"/>
+              <w:left w:val="nil"/>
+              <w:bottom w:val="nil"/>
+              <w:right w:val="nil"/>
+            </w:tcBorders>
+            <w:noWrap/>
+            <w:vAlign w:val="center"/>
+            <w:hideMark/>
+          </w:tcPr>
+          <w:p>
+            <w:pPr>
+              <w:jc w:val="center"/>
+              <w:rPr>
+                <w:sz w:val="22"/>
+                <w:szCs w:val="22"/>
+              </w:rPr>
+            </w:pPr>
+            <w:r>
+              <w:rPr>
+                <w:sz w:val="22"/>
+                <w:szCs w:val="22"/>
+              </w:rPr>
+              <w:t>29.8 (1.1)</w:t>
+            </w:r>
+          </w:p>
+        </w:tc>
+        <w:tc>
+          <w:tcPr>
+            <w:tcW w:w="1134" w:type="dxa"/>
+            <w:tcBorders>
+              <w:top w:val="single" w:sz="4" w:space="0" w:color="auto"/>
+              <w:left w:val="nil"/>
+              <w:bottom w:val="nil"/>
+              <w:right w:val="nil"/>
+            </w:tcBorders>
+            <w:noWrap/>
+            <w:vAlign w:val="center"/>
+            <w:hideMark/>
+          </w:tcPr>
+          <w:p>
+            <w:pPr>
+              <w:jc w:val="center"/>
+              <w:rPr>
+                <w:sz w:val="22"/>
+                <w:szCs w:val="22"/>
+              </w:rPr>
+            </w:pPr>
+            <w:r>
+              <w:rPr>
+                <w:sz w:val="22"/>
+                <w:szCs w:val="22"/>
+              </w:rPr>
+              <w:t>32.0 (0.0)</w:t>
+            </w:r>
+          </w:p>
+        </w:tc>
+        <w:tc>
+          <w:tcPr>
+            <w:tcW w:w="1276" w:type="dxa"/>
+            <w:tcBorders>
+              <w:top w:val="single" w:sz="4" w:space="0" w:color="auto"/>
+              <w:left w:val="nil"/>
+              <w:bottom w:val="nil"/>
+              <w:right w:val="nil"/>
+            </w:tcBorders>
+            <w:noWrap/>
+            <w:vAlign w:val="center"/>
+            <w:hideMark/>
+          </w:tcPr>
+          <w:p>
+            <w:pPr>
+              <w:jc w:val="center"/>
+              <w:rPr>
+                <w:sz w:val="22"/>
+                <w:szCs w:val="22"/>
+              </w:rPr>
+            </w:pPr>
+            <w:r>
+              <w:rPr>
+                <w:sz w:val="22"/>
+                <w:szCs w:val="22"/>
+              </w:rPr>
+              <w:t>35.3 (0.8)</w:t>
+            </w:r>
+          </w:p>
+        </w:tc>
+        <w:tc>
+          <w:tcPr>
+            <w:tcW w:w="1276" w:type="dxa"/>
+            <w:tcBorders>
+              <w:top w:val="single" w:sz="4" w:space="0" w:color="auto"/>
+              <w:left w:val="nil"/>
+              <w:bottom w:val="nil"/>
+              <w:right w:val="nil"/>
+            </w:tcBorders>
+            <w:noWrap/>
+            <w:vAlign w:val="center"/>
+            <w:hideMark/>
+          </w:tcPr>
+          <w:p>
+            <w:pPr>
+              <w:jc w:val="center"/>
+              <w:rPr>
+                <w:sz w:val="22"/>
+                <w:szCs w:val="22"/>
+              </w:rPr>
+            </w:pPr>
+            <w:r>
+              <w:rPr>
+                <w:sz w:val="22"/>
+                <w:szCs w:val="22"/>
+              </w:rPr>
+              <w:t>34.4 (2.9)</w:t>
+            </w:r>
+          </w:p>
+        </w:tc>
+        <w:tc>
+          <w:tcPr>
+            <w:tcW w:w="1276" w:type="dxa"/>
+            <w:tcBorders>
+              <w:top w:val="single" w:sz="4" w:space="0" w:color="auto"/>
+              <w:left w:val="nil"/>
+              <w:bottom w:val="nil"/>
+              <w:right w:val="nil"/>
+            </w:tcBorders>
+            <w:noWrap/>
+            <w:vAlign w:val="center"/>
+            <w:hideMark/>
+          </w:tcPr>
+          <w:p>
+            <w:pPr>
+              <w:jc w:val="center"/>
+              <w:rPr>
+                <w:sz w:val="22"/>
+                <w:szCs w:val="22"/>
+              </w:rPr>
+            </w:pPr>
+            <w:r>
+              <w:rPr>
+                <w:sz w:val="22"/>
+                <w:szCs w:val="22"/>
+              </w:rPr>
+              <w:t>37.8 (1.0)</w:t>
+            </w:r>
+          </w:p>
+        </w:tc>
+        <w:tc>
+          <w:tcPr>
+            <w:tcW w:w="1417" w:type="dxa"/>
+            <w:tcBorders>
+              <w:top w:val="single" w:sz="4" w:space="0" w:color="auto"/>
+              <w:left w:val="nil"/>
+              <w:bottom w:val="nil"/>
+              <w:right w:val="nil"/>
+            </w:tcBorders>
+            <w:noWrap/>
+            <w:vAlign w:val="center"/>
+            <w:hideMark/>
+          </w:tcPr>
+          <w:p>
+            <w:pPr>
+              <w:jc w:val="center"/>
+              <w:rPr>
+                <w:sz w:val="22"/>
+                <w:szCs w:val="22"/>
+              </w:rPr>
+            </w:pPr>
+            <w:r>
+              <w:rPr>
+                <w:sz w:val="22"/>
+                <w:szCs w:val="22"/>
+              </w:rPr>
+              <w:t>38.0 (2.5)</w:t>
+            </w:r>
+          </w:p>
+        </w:tc>
+      </w:tr>
+      <w:tr>
+        <w:trPr>
+          <w:trHeight w:val="300"/>
+        </w:trPr>
+        <w:tc>
+          <w:tcPr>
+            <w:tcW w:w="1701" w:type="dxa"/>
+            <w:tcBorders>
+              <w:top w:val="nil"/>
+              <w:left w:val="nil"/>
+              <w:bottom w:val="nil"/>
+              <w:right w:val="nil"/>
+            </w:tcBorders>
+            <w:noWrap/>
+            <w:vAlign w:val="bottom"/>
+            <w:hideMark/>
+          </w:tcPr>
+          <w:p>
+            <w:pPr>
+              <w:rPr>
+                <w:sz w:val="22"/>
+                <w:szCs w:val="22"/>
+              </w:rPr>
+            </w:pPr>
+            <w:proofErr w:type="spellStart"/>
+            <w:r>
+              <w:rPr>
+                <w:sz w:val="22"/>
+                <w:szCs w:val="22"/>
+              </w:rPr>
+              <w:t>Female</w:t>
+            </w:r>
+            <w:proofErr w:type="spellEnd"/>
+          </w:p>
+        </w:tc>
+        <w:tc>
+          <w:tcPr>
+            <w:tcW w:w="1418" w:type="dxa"/>
+            <w:tcBorders>
+              <w:top w:val="nil"/>
+              <w:left w:val="nil"/>
+              <w:bottom w:val="nil"/>
+              <w:right w:val="nil"/>
+            </w:tcBorders>
+            <w:noWrap/>
+            <w:vAlign w:val="center"/>
+            <w:hideMark/>
+          </w:tcPr>
+          <w:p>
+            <w:pPr>
+              <w:jc w:val="center"/>
+              <w:rPr>
+                <w:sz w:val="22"/>
+                <w:szCs w:val="22"/>
+              </w:rPr>
+            </w:pPr>
+            <w:r>
+              <w:rPr>
+                <w:sz w:val="22"/>
+                <w:szCs w:val="22"/>
+              </w:rPr>
+              <w:t>50.6% (7787)</w:t>
+            </w:r>
+          </w:p>
+        </w:tc>
+        <w:tc>
+          <w:tcPr>
+            <w:tcW w:w="1276" w:type="dxa"/>
+            <w:tcBorders>
+              <w:top w:val="nil"/>
+              <w:left w:val="nil"/>
+              <w:bottom w:val="nil"/>
+              <w:right w:val="nil"/>
+            </w:tcBorders>
+            <w:noWrap/>
+            <w:vAlign w:val="center"/>
+            <w:hideMark/>
+          </w:tcPr>
+          <w:p>
+            <w:pPr>
+              <w:jc w:val="center"/>
+              <w:rPr>
+                <w:sz w:val="22"/>
+                <w:szCs w:val="22"/>
+              </w:rPr>
+            </w:pPr>
+            <w:r>
+              <w:rPr>
+                <w:sz w:val="22"/>
+                <w:szCs w:val="22"/>
+              </w:rPr>
+              <w:t>56.7% (752)</w:t>
+            </w:r>
+          </w:p>
+        </w:tc>
+        <w:tc>
+          <w:tcPr>
+            <w:tcW w:w="1275" w:type="dxa"/>
+            <w:tcBorders>
+              <w:top w:val="nil"/>
+              <w:left w:val="nil"/>
+              <w:bottom w:val="nil"/>
+              <w:right w:val="nil"/>
+            </w:tcBorders>
+            <w:noWrap/>
+            <w:vAlign w:val="center"/>
+            <w:hideMark/>
+          </w:tcPr>
+          <w:p>
+            <w:pPr>
+              <w:jc w:val="center"/>
+              <w:rPr>
+                <w:sz w:val="22"/>
+                <w:szCs w:val="22"/>
+              </w:rPr>
+            </w:pPr>
+            <w:r>
+              <w:rPr>
+                <w:sz w:val="22"/>
+                <w:szCs w:val="22"/>
+              </w:rPr>
+              <w:t>56.2% (108)</w:t>
+            </w:r>
+          </w:p>
+        </w:tc>
+        <w:tc>
+          <w:tcPr>
+            <w:tcW w:w="1134" w:type="dxa"/>
+            <w:tcBorders>
+              <w:top w:val="nil"/>
+              <w:left w:val="nil"/>
+              <w:bottom w:val="nil"/>
+              <w:right w:val="nil"/>
+            </w:tcBorders>
+            <w:noWrap/>
+            <w:vAlign w:val="center"/>
+            <w:hideMark/>
+          </w:tcPr>
+          <w:p>
+            <w:pPr>
+              <w:jc w:val="center"/>
+              <w:rPr>
+                <w:sz w:val="22"/>
+                <w:szCs w:val="22"/>
+              </w:rPr>
+            </w:pPr>
+            <w:r>
+              <w:rPr>
+                <w:sz w:val="22"/>
+                <w:szCs w:val="22"/>
+              </w:rPr>
+              <w:t>57.0% (57)</w:t>
+            </w:r>
+          </w:p>
+        </w:tc>
+        <w:tc>
+          <w:tcPr>
+            <w:tcW w:w="1276" w:type="dxa"/>
+            <w:tcBorders>
+              <w:top w:val="nil"/>
+              <w:left w:val="nil"/>
+              <w:bottom w:val="nil"/>
+              <w:right w:val="nil"/>
+            </w:tcBorders>
+            <w:noWrap/>
+            <w:vAlign w:val="center"/>
+            <w:hideMark/>
+          </w:tcPr>
+          <w:p>
+            <w:pPr>
+              <w:jc w:val="center"/>
+              <w:rPr>
+                <w:sz w:val="22"/>
+                <w:szCs w:val="22"/>
+              </w:rPr>
+            </w:pPr>
+            <w:r>
+              <w:rPr>
+                <w:sz w:val="22"/>
+                <w:szCs w:val="22"/>
+              </w:rPr>
+              <w:t>56.5% (528)</w:t>
+            </w:r>
+          </w:p>
+        </w:tc>
+        <w:tc>
+          <w:tcPr>
+            <w:tcW w:w="1276" w:type="dxa"/>
+            <w:tcBorders>
+              <w:top w:val="nil"/>
+              <w:left w:val="nil"/>
+              <w:bottom w:val="nil"/>
+              <w:right w:val="nil"/>
+            </w:tcBorders>
+            <w:noWrap/>
+            <w:vAlign w:val="center"/>
+            <w:hideMark/>
+          </w:tcPr>
+          <w:p>
+            <w:pPr>
+              <w:jc w:val="center"/>
+              <w:rPr>
+                <w:sz w:val="22"/>
+                <w:szCs w:val="22"/>
+              </w:rPr>
+            </w:pPr>
+            <w:r>
+              <w:rPr>
+                <w:sz w:val="22"/>
+                <w:szCs w:val="22"/>
+              </w:rPr>
+              <w:t>51.3% (529)</w:t>
+            </w:r>
+          </w:p>
+        </w:tc>
+        <w:tc>
+          <w:tcPr>
+            <w:tcW w:w="1276" w:type="dxa"/>
+            <w:tcBorders>
+              <w:top w:val="nil"/>
+              <w:left w:val="nil"/>
+              <w:bottom w:val="nil"/>
+              <w:right w:val="nil"/>
+            </w:tcBorders>
+            <w:noWrap/>
+            <w:vAlign w:val="center"/>
+            <w:hideMark/>
+          </w:tcPr>
+          <w:p>
+            <w:pPr>
+              <w:jc w:val="center"/>
+              <w:rPr>
+                <w:sz w:val="22"/>
+                <w:szCs w:val="22"/>
+              </w:rPr>
+            </w:pPr>
+            <w:r>
+              <w:rPr>
+                <w:sz w:val="22"/>
+                <w:szCs w:val="22"/>
+              </w:rPr>
+              <w:t>46.5% (131)</w:t>
+            </w:r>
+          </w:p>
+        </w:tc>
+        <w:tc>
+          <w:tcPr>
+            <w:tcW w:w="1417" w:type="dxa"/>
+            <w:tcBorders>
+              <w:top w:val="nil"/>
+              <w:left w:val="nil"/>
+              <w:bottom w:val="nil"/>
+              <w:right w:val="nil"/>
+            </w:tcBorders>
+            <w:noWrap/>
+            <w:vAlign w:val="center"/>
+            <w:hideMark/>
+          </w:tcPr>
+          <w:p>
+            <w:pPr>
+              <w:jc w:val="center"/>
+              <w:rPr>
+                <w:sz w:val="22"/>
+                <w:szCs w:val="22"/>
+              </w:rPr>
+            </w:pPr>
+            <w:r>
+              <w:rPr>
+                <w:sz w:val="22"/>
+                <w:szCs w:val="22"/>
+              </w:rPr>
+              <w:t>42.9% (670)</w:t>
+            </w:r>
+          </w:p>
+        </w:tc>
+      </w:tr>
+      <w:tr>
+        <w:trPr>
+          <w:trHeight w:val="300"/>
+        </w:trPr>
+        <w:tc>
+          <w:tcPr>
+            <w:tcW w:w="1701" w:type="dxa"/>
+            <w:tcBorders>
+              <w:top w:val="nil"/>
+              <w:left w:val="nil"/>
+              <w:bottom w:val="nil"/>
+              <w:right w:val="nil"/>
+            </w:tcBorders>
+            <w:noWrap/>
+            <w:vAlign w:val="bottom"/>
+            <w:hideMark/>
+          </w:tcPr>
+          <w:p>
+            <w:pPr>
+              <w:rPr>
+                <w:sz w:val="22"/>
+                <w:szCs w:val="22"/>
+              </w:rPr>
+            </w:pPr>
+            <w:r>
+              <w:rPr>
+                <w:sz w:val="22"/>
+                <w:szCs w:val="22"/>
+              </w:rPr>
+              <w:t>Male</w:t>
+            </w:r>
+          </w:p>
+        </w:tc>
+        <w:tc>
+          <w:tcPr>
+            <w:tcW w:w="1418" w:type="dxa"/>
+            <w:tcBorders>
+              <w:top w:val="nil"/>
+              <w:left w:val="nil"/>
+              <w:bottom w:val="nil"/>
+              <w:right w:val="nil"/>
+            </w:tcBorders>
+            <w:noWrap/>
+            <w:vAlign w:val="center"/>
+            <w:hideMark/>
+          </w:tcPr>
+          <w:p>
+            <w:pPr>
+              <w:jc w:val="center"/>
+              <w:rPr>
+                <w:sz w:val="22"/>
+                <w:szCs w:val="22"/>
+              </w:rPr>
+            </w:pPr>
+            <w:r>
+              <w:rPr>
+                <w:sz w:val="22"/>
+                <w:szCs w:val="22"/>
+              </w:rPr>
+              <w:t>49.4% (7604)</w:t>
+            </w:r>
+          </w:p>
+        </w:tc>
+        <w:tc>
+          <w:tcPr>
+            <w:tcW w:w="1276" w:type="dxa"/>
+            <w:tcBorders>
+              <w:top w:val="nil"/>
+              <w:left w:val="nil"/>
+              <w:bottom w:val="nil"/>
+              <w:right w:val="nil"/>
+            </w:tcBorders>
+            <w:noWrap/>
+            <w:vAlign w:val="center"/>
+            <w:hideMark/>
+          </w:tcPr>
+          <w:p>
+            <w:pPr>
+              <w:jc w:val="center"/>
+              <w:rPr>
+                <w:sz w:val="22"/>
+                <w:szCs w:val="22"/>
+              </w:rPr>
+            </w:pPr>
+            <w:r>
+              <w:rPr>
+                <w:sz w:val="22"/>
+                <w:szCs w:val="22"/>
+              </w:rPr>
+              <w:t>43.1% (571)</w:t>
+            </w:r>
+          </w:p>
+        </w:tc>
+        <w:tc>
+          <w:tcPr>
+            <w:tcW w:w="1275" w:type="dxa"/>
+            <w:tcBorders>
+              <w:top w:val="nil"/>
+              <w:left w:val="nil"/>
+              <w:bottom w:val="nil"/>
+              <w:right w:val="nil"/>
+            </w:tcBorders>
+            <w:noWrap/>
+            <w:vAlign w:val="center"/>
+            <w:hideMark/>
+          </w:tcPr>
+          <w:p>
+            <w:pPr>
+              <w:jc w:val="center"/>
+              <w:rPr>
+                <w:sz w:val="22"/>
+                <w:szCs w:val="22"/>
+              </w:rPr>
+            </w:pPr>
+            <w:r>
+              <w:rPr>
+                <w:sz w:val="22"/>
+                <w:szCs w:val="22"/>
+              </w:rPr>
+              <w:t>43.8% (84)</w:t>
+            </w:r>
+          </w:p>
+        </w:tc>
+        <w:tc>
+          <w:tcPr>
+            <w:tcW w:w="1134" w:type="dxa"/>
+            <w:tcBorders>
+              <w:top w:val="nil"/>
+              <w:left w:val="nil"/>
+              <w:bottom w:val="nil"/>
+              <w:right w:val="nil"/>
+            </w:tcBorders>
+            <w:noWrap/>
+            <w:vAlign w:val="center"/>
+            <w:hideMark/>
+          </w:tcPr>
+          <w:p>
+            <w:pPr>
+              <w:jc w:val="center"/>
+              <w:rPr>
+                <w:sz w:val="22"/>
+                <w:szCs w:val="22"/>
+              </w:rPr>
+            </w:pPr>
+            <w:r>
+              <w:rPr>
+                <w:sz w:val="22"/>
+                <w:szCs w:val="22"/>
+              </w:rPr>
+              <w:t>42.0% (42)</w:t>
+            </w:r>
+          </w:p>
+        </w:tc>
+        <w:tc>
+          <w:tcPr>
+            <w:tcW w:w="1276" w:type="dxa"/>
+            <w:tcBorders>
+              <w:top w:val="nil"/>
+              <w:left w:val="nil"/>
+              <w:bottom w:val="nil"/>
+              <w:right w:val="nil"/>
+            </w:tcBorders>
+            <w:noWrap/>
+            <w:vAlign w:val="center"/>
+            <w:hideMark/>
+          </w:tcPr>
+          <w:p>
+            <w:pPr>
+              <w:jc w:val="center"/>
+              <w:rPr>
+                <w:sz w:val="22"/>
+                <w:szCs w:val="22"/>
+              </w:rPr>
+            </w:pPr>
+            <w:r>
+              <w:rPr>
+                <w:sz w:val="22"/>
+                <w:szCs w:val="22"/>
+              </w:rPr>
+              <w:t>43.3% (404)</w:t>
+            </w:r>
+          </w:p>
+        </w:tc>
+        <w:tc>
+          <w:tcPr>
+            <w:tcW w:w="1276" w:type="dxa"/>
+            <w:tcBorders>
+              <w:top w:val="nil"/>
+              <w:left w:val="nil"/>
+              <w:bottom w:val="nil"/>
+              <w:right w:val="nil"/>
+            </w:tcBorders>
+            <w:noWrap/>
+            <w:vAlign w:val="center"/>
+            <w:hideMark/>
+          </w:tcPr>
+          <w:p>
+            <w:pPr>
+              <w:jc w:val="center"/>
+              <w:rPr>
+                <w:sz w:val="22"/>
+                <w:szCs w:val="22"/>
+              </w:rPr>
+            </w:pPr>
+            <w:r>
+              <w:rPr>
+                <w:sz w:val="22"/>
+                <w:szCs w:val="22"/>
+              </w:rPr>
+              <w:t>48.3% (498)</w:t>
+            </w:r>
+          </w:p>
+        </w:tc>
+        <w:tc>
+          <w:tcPr>
+            <w:tcW w:w="1276" w:type="dxa"/>
+            <w:tcBorders>
+              <w:top w:val="nil"/>
+              <w:left w:val="nil"/>
+              <w:bottom w:val="nil"/>
+              <w:right w:val="nil"/>
+            </w:tcBorders>
+            <w:noWrap/>
+            <w:vAlign w:val="center"/>
+            <w:hideMark/>
+          </w:tcPr>
+          <w:p>
+            <w:pPr>
+              <w:jc w:val="center"/>
+              <w:rPr>
+                <w:sz w:val="22"/>
+                <w:szCs w:val="22"/>
+              </w:rPr>
+            </w:pPr>
+            <w:r>
+              <w:rPr>
+                <w:sz w:val="22"/>
+                <w:szCs w:val="22"/>
+              </w:rPr>
+              <w:t>53.2% (150)</w:t>
+            </w:r>
+          </w:p>
+        </w:tc>
+        <w:tc>
+          <w:tcPr>
+            <w:tcW w:w="1417" w:type="dxa"/>
+            <w:tcBorders>
+              <w:top w:val="nil"/>
+              <w:left w:val="nil"/>
+              <w:bottom w:val="nil"/>
+              <w:right w:val="nil"/>
+            </w:tcBorders>
+            <w:noWrap/>
+            <w:vAlign w:val="center"/>
+            <w:hideMark/>
+          </w:tcPr>
+          <w:p>
+            <w:pPr>
+              <w:jc w:val="center"/>
+              <w:rPr>
+                <w:sz w:val="22"/>
+                <w:szCs w:val="22"/>
+              </w:rPr>
+            </w:pPr>
+            <w:r>
+              <w:rPr>
+                <w:sz w:val="22"/>
+                <w:szCs w:val="22"/>
+              </w:rPr>
+              <w:t>56.9% (887)</w:t>
+            </w:r>
+          </w:p>
+        </w:tc>
+      </w:tr>
+      <w:tr>
+        <w:trPr>
+          <w:trHeight w:val="300"/>
+        </w:trPr>
+        <w:tc>
+          <w:tcPr>
+            <w:tcW w:w="1701" w:type="dxa"/>
+            <w:tcBorders>
+              <w:top w:val="nil"/>
+              <w:left w:val="nil"/>
+              <w:bottom w:val="nil"/>
+              <w:right w:val="nil"/>
+            </w:tcBorders>
+            <w:noWrap/>
+            <w:vAlign w:val="bottom"/>
+          </w:tcPr>
+          <w:p>
+            <w:pPr>
+              <w:rPr>
+                <w:sz w:val="22"/>
+                <w:szCs w:val="22"/>
+              </w:rPr>
+            </w:pPr>
+            <w:proofErr w:type="spellStart"/>
+            <w:r>
+              <w:rPr>
+                <w:sz w:val="22"/>
+                <w:szCs w:val="22"/>
+              </w:rPr>
+              <w:t>Mother</w:t>
+            </w:r>
+            <w:proofErr w:type="spellEnd"/>
+            <w:r>
+              <w:rPr>
+                <w:sz w:val="22"/>
+                <w:szCs w:val="22"/>
+              </w:rPr>
+              <w:t xml:space="preserve"> Age</w:t>
+            </w:r>
+          </w:p>
+        </w:tc>
+        <w:tc>
+          <w:tcPr>
+            <w:tcW w:w="1418" w:type="dxa"/>
+            <w:tcBorders>
+              <w:top w:val="nil"/>
+              <w:left w:val="nil"/>
+              <w:bottom w:val="nil"/>
+              <w:right w:val="nil"/>
+            </w:tcBorders>
+            <w:noWrap/>
+            <w:vAlign w:val="center"/>
+          </w:tcPr>
+          <w:p>
+            <w:pPr>
+              <w:jc w:val="center"/>
+              <w:rPr>
+                <w:sz w:val="22"/>
+                <w:szCs w:val="22"/>
+              </w:rPr>
+            </w:pPr>
+            <w:r>
+              <w:rPr>
+                <w:sz w:val="22"/>
+                <w:szCs w:val="22"/>
+              </w:rPr>
+              <w:t>26.3 (6.8)</w:t>
+            </w:r>
+          </w:p>
+        </w:tc>
+        <w:tc>
+          <w:tcPr>
+            <w:tcW w:w="1276" w:type="dxa"/>
+            <w:tcBorders>
+              <w:top w:val="nil"/>
+              <w:left w:val="nil"/>
+              <w:bottom w:val="nil"/>
+              <w:right w:val="nil"/>
+            </w:tcBorders>
+            <w:noWrap/>
+            <w:vAlign w:val="center"/>
+          </w:tcPr>
+          <w:p>
+            <w:pPr>
+              <w:jc w:val="center"/>
+              <w:rPr>
+                <w:sz w:val="22"/>
+                <w:szCs w:val="22"/>
+              </w:rPr>
+            </w:pPr>
+            <w:r>
+              <w:rPr>
+                <w:sz w:val="22"/>
+                <w:szCs w:val="22"/>
+              </w:rPr>
+              <w:t>28.0 (7.5)</w:t>
+            </w:r>
+          </w:p>
+        </w:tc>
+        <w:tc>
+          <w:tcPr>
+            <w:tcW w:w="1275" w:type="dxa"/>
+            <w:tcBorders>
+              <w:top w:val="nil"/>
+              <w:left w:val="nil"/>
+              <w:bottom w:val="nil"/>
+              <w:right w:val="nil"/>
+            </w:tcBorders>
+            <w:noWrap/>
+            <w:vAlign w:val="center"/>
+          </w:tcPr>
+          <w:p>
+            <w:pPr>
+              <w:jc w:val="center"/>
+              <w:rPr>
+                <w:sz w:val="22"/>
+                <w:szCs w:val="22"/>
+              </w:rPr>
+            </w:pPr>
+            <w:r>
+              <w:rPr>
+                <w:sz w:val="22"/>
+                <w:szCs w:val="22"/>
+              </w:rPr>
+              <w:t>28.9 (7.8)</w:t>
+            </w:r>
+          </w:p>
+        </w:tc>
+        <w:tc>
+          <w:tcPr>
+            <w:tcW w:w="1134" w:type="dxa"/>
+            <w:tcBorders>
+              <w:top w:val="nil"/>
+              <w:left w:val="nil"/>
+              <w:bottom w:val="nil"/>
+              <w:right w:val="nil"/>
+            </w:tcBorders>
+            <w:noWrap/>
+            <w:vAlign w:val="center"/>
+          </w:tcPr>
+          <w:p>
+            <w:pPr>
+              <w:jc w:val="center"/>
+              <w:rPr>
+                <w:sz w:val="22"/>
+                <w:szCs w:val="22"/>
+              </w:rPr>
+            </w:pPr>
+            <w:r>
+              <w:rPr>
+                <w:sz w:val="22"/>
+                <w:szCs w:val="22"/>
+              </w:rPr>
+              <w:t>28.4 (7.2)</w:t>
+            </w:r>
+          </w:p>
+        </w:tc>
+        <w:tc>
+          <w:tcPr>
+            <w:tcW w:w="1276" w:type="dxa"/>
+            <w:tcBorders>
+              <w:top w:val="nil"/>
+              <w:left w:val="nil"/>
+              <w:bottom w:val="nil"/>
+              <w:right w:val="nil"/>
+            </w:tcBorders>
+            <w:noWrap/>
+            <w:vAlign w:val="center"/>
+          </w:tcPr>
+          <w:p>
+            <w:pPr>
+              <w:jc w:val="center"/>
+              <w:rPr>
+                <w:sz w:val="22"/>
+                <w:szCs w:val="22"/>
+              </w:rPr>
+            </w:pPr>
+            <w:r>
+              <w:rPr>
+                <w:sz w:val="22"/>
+                <w:szCs w:val="22"/>
+              </w:rPr>
+              <w:t>27.8 (7.5)</w:t>
+            </w:r>
+          </w:p>
+        </w:tc>
+        <w:tc>
+          <w:tcPr>
+            <w:tcW w:w="1276" w:type="dxa"/>
+            <w:tcBorders>
+              <w:top w:val="nil"/>
+              <w:left w:val="nil"/>
+              <w:bottom w:val="nil"/>
+              <w:right w:val="nil"/>
+            </w:tcBorders>
+            <w:noWrap/>
+            <w:vAlign w:val="center"/>
+          </w:tcPr>
+          <w:p>
+            <w:pPr>
+              <w:jc w:val="center"/>
+              <w:rPr>
+                <w:sz w:val="22"/>
+                <w:szCs w:val="22"/>
+              </w:rPr>
+            </w:pPr>
+            <w:r>
+              <w:rPr>
+                <w:sz w:val="22"/>
+                <w:szCs w:val="22"/>
+              </w:rPr>
+              <w:t>27.9 (7.5)</w:t>
+            </w:r>
+          </w:p>
+        </w:tc>
+        <w:tc>
+          <w:tcPr>
+            <w:tcW w:w="1276" w:type="dxa"/>
+            <w:tcBorders>
+              <w:top w:val="nil"/>
+              <w:left w:val="nil"/>
+              <w:bottom w:val="nil"/>
+              <w:right w:val="nil"/>
+            </w:tcBorders>
+            <w:noWrap/>
+            <w:vAlign w:val="center"/>
+          </w:tcPr>
+          <w:p>
+            <w:pPr>
+              <w:jc w:val="center"/>
+              <w:rPr>
+                <w:sz w:val="22"/>
+                <w:szCs w:val="22"/>
+              </w:rPr>
+            </w:pPr>
+            <w:r>
+              <w:rPr>
+                <w:sz w:val="22"/>
+                <w:szCs w:val="22"/>
+              </w:rPr>
+              <w:t>26.6 (7.4)</w:t>
+            </w:r>
+          </w:p>
+        </w:tc>
+        <w:tc>
+          <w:tcPr>
+            <w:tcW w:w="1417" w:type="dxa"/>
+            <w:tcBorders>
+              <w:top w:val="nil"/>
+              <w:left w:val="nil"/>
+              <w:bottom w:val="nil"/>
+              <w:right w:val="nil"/>
+            </w:tcBorders>
+            <w:noWrap/>
+            <w:vAlign w:val="center"/>
+          </w:tcPr>
+          <w:p>
+            <w:pPr>
+              <w:jc w:val="center"/>
+              <w:rPr>
+                <w:sz w:val="22"/>
+                <w:szCs w:val="22"/>
+              </w:rPr>
+            </w:pPr>
+            <w:r>
+              <w:rPr>
+                <w:sz w:val="22"/>
+                <w:szCs w:val="22"/>
+              </w:rPr>
+              <w:t>26.2 (7.1)</w:t>
+            </w:r>
+          </w:p>
+        </w:tc>
+      </w:tr>
+      <w:tr>
+        <w:trPr>
+          <w:trHeight w:val="300"/>
+        </w:trPr>
+        <w:tc>
+          <w:tcPr>
+            <w:tcW w:w="1701" w:type="dxa"/>
+            <w:tcBorders>
+              <w:top w:val="nil"/>
+              <w:left w:val="nil"/>
+              <w:bottom w:val="nil"/>
+              <w:right w:val="nil"/>
+            </w:tcBorders>
+            <w:noWrap/>
+            <w:vAlign w:val="bottom"/>
+          </w:tcPr>
+          <w:p>
+            <w:pPr>
+              <w:rPr>
+                <w:b/>
+                <w:bCs/>
+                <w:sz w:val="22"/>
+                <w:szCs w:val="22"/>
+              </w:rPr>
+            </w:pPr>
+            <w:proofErr w:type="spellStart"/>
+            <w:r>
+              <w:rPr>
+                <w:b/>
+                <w:bCs/>
+                <w:sz w:val="22"/>
+                <w:szCs w:val="22"/>
+              </w:rPr>
+              <w:t>Year</w:t>
+            </w:r>
+            <w:proofErr w:type="spellEnd"/>
+          </w:p>
+        </w:tc>
+        <w:tc>
+          <w:tcPr>
+            <w:tcW w:w="1418" w:type="dxa"/>
+            <w:tcBorders>
+              <w:top w:val="nil"/>
+              <w:left w:val="nil"/>
+              <w:bottom w:val="nil"/>
+              <w:right w:val="nil"/>
+            </w:tcBorders>
+            <w:noWrap/>
+            <w:vAlign w:val="center"/>
+          </w:tcPr>
+          <w:p>
+            <w:pPr>
+              <w:jc w:val="center"/>
+              <w:rPr>
+                <w:sz w:val="22"/>
+                <w:szCs w:val="22"/>
+              </w:rPr>
+            </w:pPr>
+          </w:p>
+        </w:tc>
+        <w:tc>
+          <w:tcPr>
+            <w:tcW w:w="1276" w:type="dxa"/>
+            <w:tcBorders>
+              <w:top w:val="nil"/>
+              <w:left w:val="nil"/>
+              <w:bottom w:val="nil"/>
+              <w:right w:val="nil"/>
+            </w:tcBorders>
+            <w:noWrap/>
+            <w:vAlign w:val="center"/>
+          </w:tcPr>
+          <w:p>
+            <w:pPr>
+              <w:jc w:val="center"/>
+              <w:rPr>
+                <w:sz w:val="22"/>
+                <w:szCs w:val="22"/>
+              </w:rPr>
+            </w:pPr>
+          </w:p>
+        </w:tc>
+        <w:tc>
+          <w:tcPr>
+            <w:tcW w:w="1275" w:type="dxa"/>
+            <w:tcBorders>
+              <w:top w:val="nil"/>
+              <w:left w:val="nil"/>
+              <w:bottom w:val="nil"/>
+              <w:right w:val="nil"/>
+            </w:tcBorders>
+            <w:noWrap/>
+            <w:vAlign w:val="center"/>
+          </w:tcPr>
+          <w:p>
+            <w:pPr>
+              <w:jc w:val="center"/>
+              <w:rPr>
+                <w:sz w:val="22"/>
+                <w:szCs w:val="22"/>
+              </w:rPr>
+            </w:pPr>
+          </w:p>
+        </w:tc>
+        <w:tc>
+          <w:tcPr>
+            <w:tcW w:w="1134" w:type="dxa"/>
+            <w:tcBorders>
+              <w:top w:val="nil"/>
+              <w:left w:val="nil"/>
+              <w:bottom w:val="nil"/>
+              <w:right w:val="nil"/>
+            </w:tcBorders>
+            <w:noWrap/>
+            <w:vAlign w:val="center"/>
+          </w:tcPr>
+          <w:p>
+            <w:pPr>
+              <w:jc w:val="center"/>
+              <w:rPr>
+                <w:sz w:val="22"/>
+                <w:szCs w:val="22"/>
+              </w:rPr>
+            </w:pPr>
+          </w:p>
+        </w:tc>
+        <w:tc>
+          <w:tcPr>
+            <w:tcW w:w="1276" w:type="dxa"/>
+            <w:tcBorders>
+              <w:top w:val="nil"/>
+              <w:left w:val="nil"/>
+              <w:bottom w:val="nil"/>
+              <w:right w:val="nil"/>
+            </w:tcBorders>
+            <w:noWrap/>
+            <w:vAlign w:val="center"/>
+          </w:tcPr>
+          <w:p>
+            <w:pPr>
+              <w:jc w:val="center"/>
+              <w:rPr>
+                <w:sz w:val="22"/>
+                <w:szCs w:val="22"/>
+              </w:rPr>
+            </w:pPr>
+          </w:p>
+        </w:tc>
+        <w:tc>
+          <w:tcPr>
+            <w:tcW w:w="1276" w:type="dxa"/>
+            <w:tcBorders>
+              <w:top w:val="nil"/>
+              <w:left w:val="nil"/>
+              <w:bottom w:val="nil"/>
+              <w:right w:val="nil"/>
+            </w:tcBorders>
+            <w:noWrap/>
+            <w:vAlign w:val="center"/>
+          </w:tcPr>
+          <w:p>
+            <w:pPr>
+              <w:jc w:val="center"/>
+              <w:rPr>
+                <w:sz w:val="22"/>
+                <w:szCs w:val="22"/>
+              </w:rPr>
+            </w:pPr>
+          </w:p>
+        </w:tc>
+        <w:tc>
+          <w:tcPr>
+            <w:tcW w:w="1276" w:type="dxa"/>
+            <w:tcBorders>
+              <w:top w:val="nil"/>
+              <w:left w:val="nil"/>
+              <w:bottom w:val="nil"/>
+              <w:right w:val="nil"/>
+            </w:tcBorders>
+            <w:noWrap/>
+            <w:vAlign w:val="center"/>
+          </w:tcPr>
+          <w:p>
+            <w:pPr>
+              <w:jc w:val="center"/>
+              <w:rPr>
+                <w:sz w:val="22"/>
+                <w:szCs w:val="22"/>
+              </w:rPr>
+            </w:pPr>
+          </w:p>
+        </w:tc>
+        <w:tc>
+          <w:tcPr>
+            <w:tcW w:w="1417" w:type="dxa"/>
+            <w:tcBorders>
+              <w:top w:val="nil"/>
+              <w:left w:val="nil"/>
+              <w:bottom w:val="nil"/>
+              <w:right w:val="nil"/>
+            </w:tcBorders>
+            <w:noWrap/>
+            <w:vAlign w:val="center"/>
+          </w:tcPr>
+          <w:p>
+            <w:pPr>
+              <w:jc w:val="center"/>
+              <w:rPr>
+                <w:sz w:val="22"/>
+                <w:szCs w:val="22"/>
+              </w:rPr>
+            </w:pPr>
+          </w:p>
+        </w:tc>
+      </w:tr>
+      <w:tr>
+        <w:trPr>
+          <w:trHeight w:val="300"/>
+        </w:trPr>
+        <w:tc>
+          <w:tcPr>
+            <w:tcW w:w="1701" w:type="dxa"/>
+            <w:tcBorders>
+              <w:top w:val="nil"/>
+              <w:left w:val="nil"/>
+              <w:bottom w:val="nil"/>
+              <w:right w:val="nil"/>
+            </w:tcBorders>
+            <w:noWrap/>
+            <w:vAlign w:val="bottom"/>
+            <w:hideMark/>
+          </w:tcPr>
+          <w:p>
+            <w:pPr>
+              <w:rPr>
+                <w:sz w:val="22"/>
+                <w:szCs w:val="22"/>
+              </w:rPr>
+            </w:pPr>
+            <w:r>
+              <w:rPr>
+                <w:sz w:val="22"/>
+                <w:szCs w:val="22"/>
+              </w:rPr>
+              <w:t>2009</w:t>
+            </w:r>
+          </w:p>
+        </w:tc>
+        <w:tc>
+          <w:tcPr>
+            <w:tcW w:w="1418" w:type="dxa"/>
+            <w:tcBorders>
+              <w:top w:val="nil"/>
+              <w:left w:val="nil"/>
+              <w:bottom w:val="nil"/>
+              <w:right w:val="nil"/>
+            </w:tcBorders>
+            <w:noWrap/>
+            <w:vAlign w:val="center"/>
+            <w:hideMark/>
+          </w:tcPr>
+          <w:p>
+            <w:pPr>
+              <w:jc w:val="center"/>
+              <w:rPr>
+                <w:sz w:val="22"/>
+                <w:szCs w:val="22"/>
+              </w:rPr>
+            </w:pPr>
+            <w:r>
+              <w:rPr>
+                <w:sz w:val="22"/>
+                <w:szCs w:val="22"/>
+              </w:rPr>
+              <w:t>3.7% (575)</w:t>
+            </w:r>
+          </w:p>
+        </w:tc>
+        <w:tc>
+          <w:tcPr>
+            <w:tcW w:w="1276" w:type="dxa"/>
+            <w:tcBorders>
+              <w:top w:val="nil"/>
+              <w:left w:val="nil"/>
+              <w:bottom w:val="nil"/>
+              <w:right w:val="nil"/>
+            </w:tcBorders>
+            <w:noWrap/>
+            <w:vAlign w:val="center"/>
+            <w:hideMark/>
+          </w:tcPr>
+          <w:p>
+            <w:pPr>
+              <w:jc w:val="center"/>
+              <w:rPr>
+                <w:sz w:val="22"/>
+                <w:szCs w:val="22"/>
+              </w:rPr>
+            </w:pPr>
+            <w:r>
+              <w:rPr>
+                <w:sz w:val="22"/>
+                <w:szCs w:val="22"/>
+              </w:rPr>
+              <w:t>4.0% (53)</w:t>
+            </w:r>
+          </w:p>
+        </w:tc>
+        <w:tc>
+          <w:tcPr>
+            <w:tcW w:w="1275" w:type="dxa"/>
+            <w:tcBorders>
+              <w:top w:val="nil"/>
+              <w:left w:val="nil"/>
+              <w:bottom w:val="nil"/>
+              <w:right w:val="nil"/>
+            </w:tcBorders>
+            <w:noWrap/>
+            <w:vAlign w:val="center"/>
+            <w:hideMark/>
+          </w:tcPr>
+          <w:p>
+            <w:pPr>
+              <w:jc w:val="center"/>
+              <w:rPr>
+                <w:sz w:val="22"/>
+                <w:szCs w:val="22"/>
+              </w:rPr>
+            </w:pPr>
+            <w:r>
+              <w:rPr>
+                <w:sz w:val="22"/>
+                <w:szCs w:val="22"/>
+              </w:rPr>
+              <w:t>8.3% (16)</w:t>
+            </w:r>
+          </w:p>
+        </w:tc>
+        <w:tc>
+          <w:tcPr>
+            <w:tcW w:w="1134" w:type="dxa"/>
+            <w:tcBorders>
+              <w:top w:val="nil"/>
+              <w:left w:val="nil"/>
+              <w:bottom w:val="nil"/>
+              <w:right w:val="nil"/>
+            </w:tcBorders>
+            <w:noWrap/>
+            <w:vAlign w:val="center"/>
+            <w:hideMark/>
+          </w:tcPr>
+          <w:p>
+            <w:pPr>
+              <w:jc w:val="center"/>
+              <w:rPr>
+                <w:sz w:val="22"/>
+                <w:szCs w:val="22"/>
+              </w:rPr>
+            </w:pPr>
+            <w:r>
+              <w:rPr>
+                <w:sz w:val="22"/>
+                <w:szCs w:val="22"/>
+              </w:rPr>
+              <w:t>5.0% (5)</w:t>
+            </w:r>
+          </w:p>
+        </w:tc>
+        <w:tc>
+          <w:tcPr>
+            <w:tcW w:w="1276" w:type="dxa"/>
+            <w:tcBorders>
+              <w:top w:val="nil"/>
+              <w:left w:val="nil"/>
+              <w:bottom w:val="nil"/>
+              <w:right w:val="nil"/>
+            </w:tcBorders>
+            <w:noWrap/>
+            <w:vAlign w:val="center"/>
+            <w:hideMark/>
+          </w:tcPr>
+          <w:p>
+            <w:pPr>
+              <w:jc w:val="center"/>
+              <w:rPr>
+                <w:sz w:val="22"/>
+                <w:szCs w:val="22"/>
+              </w:rPr>
+            </w:pPr>
+            <w:r>
+              <w:rPr>
+                <w:sz w:val="22"/>
+                <w:szCs w:val="22"/>
+              </w:rPr>
+              <w:t>3.2% (30)</w:t>
+            </w:r>
+          </w:p>
+        </w:tc>
+        <w:tc>
+          <w:tcPr>
+            <w:tcW w:w="1276" w:type="dxa"/>
+            <w:tcBorders>
+              <w:top w:val="nil"/>
+              <w:left w:val="nil"/>
+              <w:bottom w:val="nil"/>
+              <w:right w:val="nil"/>
+            </w:tcBorders>
+            <w:noWrap/>
+            <w:vAlign w:val="center"/>
+            <w:hideMark/>
+          </w:tcPr>
+          <w:p>
+            <w:pPr>
+              <w:jc w:val="center"/>
+              <w:rPr>
+                <w:sz w:val="22"/>
+                <w:szCs w:val="22"/>
+              </w:rPr>
+            </w:pPr>
+            <w:r>
+              <w:rPr>
+                <w:sz w:val="22"/>
+                <w:szCs w:val="22"/>
+              </w:rPr>
+              <w:t>4.7% (48)</w:t>
+            </w:r>
+          </w:p>
+        </w:tc>
+        <w:tc>
+          <w:tcPr>
+            <w:tcW w:w="1276" w:type="dxa"/>
+            <w:tcBorders>
+              <w:top w:val="nil"/>
+              <w:left w:val="nil"/>
+              <w:bottom w:val="nil"/>
+              <w:right w:val="nil"/>
+            </w:tcBorders>
+            <w:noWrap/>
+            <w:vAlign w:val="center"/>
+            <w:hideMark/>
+          </w:tcPr>
+          <w:p>
+            <w:pPr>
+              <w:jc w:val="center"/>
+              <w:rPr>
+                <w:sz w:val="22"/>
+                <w:szCs w:val="22"/>
+              </w:rPr>
+            </w:pPr>
+            <w:r>
+              <w:rPr>
+                <w:sz w:val="22"/>
+                <w:szCs w:val="22"/>
+              </w:rPr>
+              <w:t>4.6% (13)</w:t>
+            </w:r>
+          </w:p>
+        </w:tc>
+        <w:tc>
+          <w:tcPr>
+            <w:tcW w:w="1417" w:type="dxa"/>
+            <w:tcBorders>
+              <w:top w:val="nil"/>
+              <w:left w:val="nil"/>
+              <w:bottom w:val="nil"/>
+              <w:right w:val="nil"/>
+            </w:tcBorders>
+            <w:noWrap/>
+            <w:vAlign w:val="center"/>
+            <w:hideMark/>
+          </w:tcPr>
+          <w:p>
+            <w:pPr>
+              <w:jc w:val="center"/>
+              <w:rPr>
+                <w:sz w:val="22"/>
+                <w:szCs w:val="22"/>
+              </w:rPr>
+            </w:pPr>
+            <w:r>
+              <w:rPr>
+                <w:sz w:val="22"/>
+                <w:szCs w:val="22"/>
+              </w:rPr>
+              <w:t>3.9% (61)</w:t>
+            </w:r>
+          </w:p>
+        </w:tc>
+      </w:tr>
+      <w:tr>
+        <w:trPr>
+          <w:trHeight w:val="300"/>
+        </w:trPr>
+        <w:tc>
+          <w:tcPr>
+            <w:tcW w:w="1701" w:type="dxa"/>
+            <w:tcBorders>
+              <w:top w:val="nil"/>
+              <w:left w:val="nil"/>
+              <w:bottom w:val="nil"/>
+              <w:right w:val="nil"/>
+            </w:tcBorders>
+            <w:noWrap/>
+            <w:vAlign w:val="bottom"/>
+            <w:hideMark/>
+          </w:tcPr>
+          <w:p>
+            <w:pPr>
+              <w:rPr>
+                <w:sz w:val="22"/>
+                <w:szCs w:val="22"/>
+              </w:rPr>
+            </w:pPr>
+            <w:r>
+              <w:rPr>
+                <w:sz w:val="22"/>
+                <w:szCs w:val="22"/>
+              </w:rPr>
+              <w:t>2010</w:t>
+            </w:r>
+          </w:p>
+        </w:tc>
+        <w:tc>
+          <w:tcPr>
+            <w:tcW w:w="1418" w:type="dxa"/>
+            <w:tcBorders>
+              <w:top w:val="nil"/>
+              <w:left w:val="nil"/>
+              <w:bottom w:val="nil"/>
+              <w:right w:val="nil"/>
+            </w:tcBorders>
+            <w:noWrap/>
+            <w:vAlign w:val="center"/>
+            <w:hideMark/>
+          </w:tcPr>
+          <w:p>
+            <w:pPr>
+              <w:jc w:val="center"/>
+              <w:rPr>
+                <w:sz w:val="22"/>
+                <w:szCs w:val="22"/>
+              </w:rPr>
+            </w:pPr>
+            <w:r>
+              <w:rPr>
+                <w:sz w:val="22"/>
+                <w:szCs w:val="22"/>
+              </w:rPr>
+              <w:t>13.6% (2099)</w:t>
+            </w:r>
+          </w:p>
+        </w:tc>
+        <w:tc>
+          <w:tcPr>
+            <w:tcW w:w="1276" w:type="dxa"/>
+            <w:tcBorders>
+              <w:top w:val="nil"/>
+              <w:left w:val="nil"/>
+              <w:bottom w:val="nil"/>
+              <w:right w:val="nil"/>
+            </w:tcBorders>
+            <w:noWrap/>
+            <w:vAlign w:val="center"/>
+            <w:hideMark/>
+          </w:tcPr>
+          <w:p>
+            <w:pPr>
+              <w:jc w:val="center"/>
+              <w:rPr>
+                <w:sz w:val="22"/>
+                <w:szCs w:val="22"/>
+              </w:rPr>
+            </w:pPr>
+            <w:r>
+              <w:rPr>
+                <w:sz w:val="22"/>
+                <w:szCs w:val="22"/>
+              </w:rPr>
+              <w:t>12.0% (159)</w:t>
+            </w:r>
+          </w:p>
+        </w:tc>
+        <w:tc>
+          <w:tcPr>
+            <w:tcW w:w="1275" w:type="dxa"/>
+            <w:tcBorders>
+              <w:top w:val="nil"/>
+              <w:left w:val="nil"/>
+              <w:bottom w:val="nil"/>
+              <w:right w:val="nil"/>
+            </w:tcBorders>
+            <w:noWrap/>
+            <w:vAlign w:val="center"/>
+            <w:hideMark/>
+          </w:tcPr>
+          <w:p>
+            <w:pPr>
+              <w:jc w:val="center"/>
+              <w:rPr>
+                <w:sz w:val="22"/>
+                <w:szCs w:val="22"/>
+              </w:rPr>
+            </w:pPr>
+            <w:r>
+              <w:rPr>
+                <w:sz w:val="22"/>
+                <w:szCs w:val="22"/>
+              </w:rPr>
+              <w:t>14.6% (28)</w:t>
+            </w:r>
+          </w:p>
+        </w:tc>
+        <w:tc>
+          <w:tcPr>
+            <w:tcW w:w="1134" w:type="dxa"/>
+            <w:tcBorders>
+              <w:top w:val="nil"/>
+              <w:left w:val="nil"/>
+              <w:bottom w:val="nil"/>
+              <w:right w:val="nil"/>
+            </w:tcBorders>
+            <w:noWrap/>
+            <w:vAlign w:val="center"/>
+            <w:hideMark/>
+          </w:tcPr>
+          <w:p>
+            <w:pPr>
+              <w:jc w:val="center"/>
+              <w:rPr>
+                <w:sz w:val="22"/>
+                <w:szCs w:val="22"/>
+              </w:rPr>
+            </w:pPr>
+            <w:r>
+              <w:rPr>
+                <w:sz w:val="22"/>
+                <w:szCs w:val="22"/>
+              </w:rPr>
+              <w:t>11.0% (11)</w:t>
+            </w:r>
+          </w:p>
+        </w:tc>
+        <w:tc>
+          <w:tcPr>
+            <w:tcW w:w="1276" w:type="dxa"/>
+            <w:tcBorders>
+              <w:top w:val="nil"/>
+              <w:left w:val="nil"/>
+              <w:bottom w:val="nil"/>
+              <w:right w:val="nil"/>
+            </w:tcBorders>
+            <w:noWrap/>
+            <w:vAlign w:val="center"/>
+            <w:hideMark/>
+          </w:tcPr>
+          <w:p>
+            <w:pPr>
+              <w:jc w:val="center"/>
+              <w:rPr>
+                <w:sz w:val="22"/>
+                <w:szCs w:val="22"/>
+              </w:rPr>
+            </w:pPr>
+            <w:r>
+              <w:rPr>
+                <w:sz w:val="22"/>
+                <w:szCs w:val="22"/>
+              </w:rPr>
+              <w:t>11.6% (108)</w:t>
+            </w:r>
+          </w:p>
+        </w:tc>
+        <w:tc>
+          <w:tcPr>
+            <w:tcW w:w="1276" w:type="dxa"/>
+            <w:tcBorders>
+              <w:top w:val="nil"/>
+              <w:left w:val="nil"/>
+              <w:bottom w:val="nil"/>
+              <w:right w:val="nil"/>
+            </w:tcBorders>
+            <w:noWrap/>
+            <w:vAlign w:val="center"/>
+            <w:hideMark/>
+          </w:tcPr>
+          <w:p>
+            <w:pPr>
+              <w:jc w:val="center"/>
+              <w:rPr>
+                <w:sz w:val="22"/>
+                <w:szCs w:val="22"/>
+              </w:rPr>
+            </w:pPr>
+            <w:r>
+              <w:rPr>
+                <w:sz w:val="22"/>
+                <w:szCs w:val="22"/>
+              </w:rPr>
+              <w:t>13.6% (140)</w:t>
+            </w:r>
+          </w:p>
+        </w:tc>
+        <w:tc>
+          <w:tcPr>
+            <w:tcW w:w="1276" w:type="dxa"/>
+            <w:tcBorders>
+              <w:top w:val="nil"/>
+              <w:left w:val="nil"/>
+              <w:bottom w:val="nil"/>
+              <w:right w:val="nil"/>
+            </w:tcBorders>
+            <w:noWrap/>
+            <w:vAlign w:val="center"/>
+            <w:hideMark/>
+          </w:tcPr>
+          <w:p>
+            <w:pPr>
+              <w:jc w:val="center"/>
+              <w:rPr>
+                <w:sz w:val="22"/>
+                <w:szCs w:val="22"/>
+              </w:rPr>
+            </w:pPr>
+            <w:r>
+              <w:rPr>
+                <w:sz w:val="22"/>
+                <w:szCs w:val="22"/>
+              </w:rPr>
+              <w:t>16.0% (45)</w:t>
+            </w:r>
+          </w:p>
+        </w:tc>
+        <w:tc>
+          <w:tcPr>
+            <w:tcW w:w="1417" w:type="dxa"/>
+            <w:tcBorders>
+              <w:top w:val="nil"/>
+              <w:left w:val="nil"/>
+              <w:bottom w:val="nil"/>
+              <w:right w:val="nil"/>
+            </w:tcBorders>
+            <w:noWrap/>
+            <w:vAlign w:val="center"/>
+            <w:hideMark/>
+          </w:tcPr>
+          <w:p>
+            <w:pPr>
+              <w:jc w:val="center"/>
+              <w:rPr>
+                <w:sz w:val="22"/>
+                <w:szCs w:val="22"/>
+              </w:rPr>
+            </w:pPr>
+            <w:r>
+              <w:rPr>
+                <w:sz w:val="22"/>
+                <w:szCs w:val="22"/>
+              </w:rPr>
+              <w:t>15.0% (234)</w:t>
+            </w:r>
+          </w:p>
+        </w:tc>
+      </w:tr>
+      <w:tr>
+        <w:trPr>
+          <w:trHeight w:val="300"/>
+        </w:trPr>
+        <w:tc>
+          <w:tcPr>
+            <w:tcW w:w="1701" w:type="dxa"/>
+            <w:tcBorders>
+              <w:top w:val="nil"/>
+              <w:left w:val="nil"/>
+              <w:bottom w:val="nil"/>
+              <w:right w:val="nil"/>
+            </w:tcBorders>
+            <w:noWrap/>
+            <w:vAlign w:val="bottom"/>
+            <w:hideMark/>
+          </w:tcPr>
+          <w:p>
+            <w:pPr>
+              <w:rPr>
+                <w:sz w:val="22"/>
+                <w:szCs w:val="22"/>
+              </w:rPr>
+            </w:pPr>
+            <w:r>
+              <w:rPr>
+                <w:sz w:val="22"/>
+                <w:szCs w:val="22"/>
+              </w:rPr>
+              <w:t>2011</w:t>
+            </w:r>
+          </w:p>
+        </w:tc>
+        <w:tc>
+          <w:tcPr>
+            <w:tcW w:w="1418" w:type="dxa"/>
+            <w:tcBorders>
+              <w:top w:val="nil"/>
+              <w:left w:val="nil"/>
+              <w:bottom w:val="nil"/>
+              <w:right w:val="nil"/>
+            </w:tcBorders>
+            <w:noWrap/>
+            <w:vAlign w:val="center"/>
+            <w:hideMark/>
+          </w:tcPr>
+          <w:p>
+            <w:pPr>
+              <w:jc w:val="center"/>
+              <w:rPr>
+                <w:sz w:val="22"/>
+                <w:szCs w:val="22"/>
+              </w:rPr>
+            </w:pPr>
+            <w:r>
+              <w:rPr>
+                <w:sz w:val="22"/>
+                <w:szCs w:val="22"/>
+              </w:rPr>
+              <w:t>14.2% (2180)</w:t>
+            </w:r>
+          </w:p>
+        </w:tc>
+        <w:tc>
+          <w:tcPr>
+            <w:tcW w:w="1276" w:type="dxa"/>
+            <w:tcBorders>
+              <w:top w:val="nil"/>
+              <w:left w:val="nil"/>
+              <w:bottom w:val="nil"/>
+              <w:right w:val="nil"/>
+            </w:tcBorders>
+            <w:noWrap/>
+            <w:vAlign w:val="center"/>
+            <w:hideMark/>
+          </w:tcPr>
+          <w:p>
+            <w:pPr>
+              <w:jc w:val="center"/>
+              <w:rPr>
+                <w:sz w:val="22"/>
+                <w:szCs w:val="22"/>
+              </w:rPr>
+            </w:pPr>
+            <w:r>
+              <w:rPr>
+                <w:sz w:val="22"/>
+                <w:szCs w:val="22"/>
+              </w:rPr>
+              <w:t>12.4% (164)</w:t>
+            </w:r>
+          </w:p>
+        </w:tc>
+        <w:tc>
+          <w:tcPr>
+            <w:tcW w:w="1275" w:type="dxa"/>
+            <w:tcBorders>
+              <w:top w:val="nil"/>
+              <w:left w:val="nil"/>
+              <w:bottom w:val="nil"/>
+              <w:right w:val="nil"/>
+            </w:tcBorders>
+            <w:noWrap/>
+            <w:vAlign w:val="center"/>
+            <w:hideMark/>
+          </w:tcPr>
+          <w:p>
+            <w:pPr>
+              <w:jc w:val="center"/>
+              <w:rPr>
+                <w:sz w:val="22"/>
+                <w:szCs w:val="22"/>
+              </w:rPr>
+            </w:pPr>
+            <w:r>
+              <w:rPr>
+                <w:sz w:val="22"/>
+                <w:szCs w:val="22"/>
+              </w:rPr>
+              <w:t>14.1% (27)</w:t>
+            </w:r>
+          </w:p>
+        </w:tc>
+        <w:tc>
+          <w:tcPr>
+            <w:tcW w:w="1134" w:type="dxa"/>
+            <w:tcBorders>
+              <w:top w:val="nil"/>
+              <w:left w:val="nil"/>
+              <w:bottom w:val="nil"/>
+              <w:right w:val="nil"/>
+            </w:tcBorders>
+            <w:noWrap/>
+            <w:vAlign w:val="center"/>
+            <w:hideMark/>
+          </w:tcPr>
+          <w:p>
+            <w:pPr>
+              <w:jc w:val="center"/>
+              <w:rPr>
+                <w:sz w:val="22"/>
+                <w:szCs w:val="22"/>
+              </w:rPr>
+            </w:pPr>
+            <w:r>
+              <w:rPr>
+                <w:sz w:val="22"/>
+                <w:szCs w:val="22"/>
+              </w:rPr>
+              <w:t>19.0% (19)</w:t>
+            </w:r>
+          </w:p>
+        </w:tc>
+        <w:tc>
+          <w:tcPr>
+            <w:tcW w:w="1276" w:type="dxa"/>
+            <w:tcBorders>
+              <w:top w:val="nil"/>
+              <w:left w:val="nil"/>
+              <w:bottom w:val="nil"/>
+              <w:right w:val="nil"/>
+            </w:tcBorders>
+            <w:noWrap/>
+            <w:vAlign w:val="center"/>
+            <w:hideMark/>
+          </w:tcPr>
+          <w:p>
+            <w:pPr>
+              <w:jc w:val="center"/>
+              <w:rPr>
+                <w:sz w:val="22"/>
+                <w:szCs w:val="22"/>
+              </w:rPr>
+            </w:pPr>
+            <w:r>
+              <w:rPr>
+                <w:sz w:val="22"/>
+                <w:szCs w:val="22"/>
+              </w:rPr>
+              <w:t>10.9% (102)</w:t>
+            </w:r>
+          </w:p>
+        </w:tc>
+        <w:tc>
+          <w:tcPr>
+            <w:tcW w:w="1276" w:type="dxa"/>
+            <w:tcBorders>
+              <w:top w:val="nil"/>
+              <w:left w:val="nil"/>
+              <w:bottom w:val="nil"/>
+              <w:right w:val="nil"/>
+            </w:tcBorders>
+            <w:noWrap/>
+            <w:vAlign w:val="center"/>
+            <w:hideMark/>
+          </w:tcPr>
+          <w:p>
+            <w:pPr>
+              <w:jc w:val="center"/>
+              <w:rPr>
+                <w:sz w:val="22"/>
+                <w:szCs w:val="22"/>
+              </w:rPr>
+            </w:pPr>
+            <w:r>
+              <w:rPr>
+                <w:sz w:val="22"/>
+                <w:szCs w:val="22"/>
+              </w:rPr>
+              <w:t>13.4% (138)</w:t>
+            </w:r>
+          </w:p>
+        </w:tc>
+        <w:tc>
+          <w:tcPr>
+            <w:tcW w:w="1276" w:type="dxa"/>
+            <w:tcBorders>
+              <w:top w:val="nil"/>
+              <w:left w:val="nil"/>
+              <w:bottom w:val="nil"/>
+              <w:right w:val="nil"/>
+            </w:tcBorders>
+            <w:noWrap/>
+            <w:vAlign w:val="center"/>
+            <w:hideMark/>
+          </w:tcPr>
+          <w:p>
+            <w:pPr>
+              <w:jc w:val="center"/>
+              <w:rPr>
+                <w:sz w:val="22"/>
+                <w:szCs w:val="22"/>
+              </w:rPr>
+            </w:pPr>
+            <w:r>
+              <w:rPr>
+                <w:sz w:val="22"/>
+                <w:szCs w:val="22"/>
+              </w:rPr>
+              <w:t>13.5% (38)</w:t>
+            </w:r>
+          </w:p>
+        </w:tc>
+        <w:tc>
+          <w:tcPr>
+            <w:tcW w:w="1417" w:type="dxa"/>
+            <w:tcBorders>
+              <w:top w:val="nil"/>
+              <w:left w:val="nil"/>
+              <w:bottom w:val="nil"/>
+              <w:right w:val="nil"/>
+            </w:tcBorders>
+            <w:noWrap/>
+            <w:vAlign w:val="center"/>
+            <w:hideMark/>
+          </w:tcPr>
+          <w:p>
+            <w:pPr>
+              <w:jc w:val="center"/>
+              <w:rPr>
+                <w:sz w:val="22"/>
+                <w:szCs w:val="22"/>
+              </w:rPr>
+            </w:pPr>
+            <w:r>
+              <w:rPr>
+                <w:sz w:val="22"/>
+                <w:szCs w:val="22"/>
+              </w:rPr>
+              <w:t>13.6% (212)</w:t>
+            </w:r>
+          </w:p>
+        </w:tc>
+      </w:tr>
+      <w:tr>
+        <w:trPr>
+          <w:trHeight w:val="300"/>
+        </w:trPr>
+        <w:tc>
+          <w:tcPr>
+            <w:tcW w:w="1701" w:type="dxa"/>
+            <w:tcBorders>
+              <w:top w:val="nil"/>
+              <w:left w:val="nil"/>
+              <w:bottom w:val="nil"/>
+              <w:right w:val="nil"/>
+            </w:tcBorders>
+            <w:noWrap/>
+            <w:vAlign w:val="bottom"/>
+            <w:hideMark/>
+          </w:tcPr>
+          <w:p>
+            <w:pPr>
+              <w:rPr>
+                <w:sz w:val="22"/>
+                <w:szCs w:val="22"/>
+              </w:rPr>
+            </w:pPr>
+            <w:r>
+              <w:rPr>
+                <w:sz w:val="22"/>
+                <w:szCs w:val="22"/>
+              </w:rPr>
+              <w:t>2012</w:t>
+            </w:r>
+          </w:p>
+        </w:tc>
+        <w:tc>
+          <w:tcPr>
+            <w:tcW w:w="1418" w:type="dxa"/>
+            <w:tcBorders>
+              <w:top w:val="nil"/>
+              <w:left w:val="nil"/>
+              <w:bottom w:val="nil"/>
+              <w:right w:val="nil"/>
+            </w:tcBorders>
+            <w:noWrap/>
+            <w:vAlign w:val="center"/>
+            <w:hideMark/>
+          </w:tcPr>
+          <w:p>
+            <w:pPr>
+              <w:jc w:val="center"/>
+              <w:rPr>
+                <w:sz w:val="22"/>
+                <w:szCs w:val="22"/>
+              </w:rPr>
+            </w:pPr>
+            <w:r>
+              <w:rPr>
+                <w:sz w:val="22"/>
+                <w:szCs w:val="22"/>
+              </w:rPr>
+              <w:t>13.9% (2135)</w:t>
+            </w:r>
+          </w:p>
+        </w:tc>
+        <w:tc>
+          <w:tcPr>
+            <w:tcW w:w="1276" w:type="dxa"/>
+            <w:tcBorders>
+              <w:top w:val="nil"/>
+              <w:left w:val="nil"/>
+              <w:bottom w:val="nil"/>
+              <w:right w:val="nil"/>
+            </w:tcBorders>
+            <w:noWrap/>
+            <w:vAlign w:val="center"/>
+            <w:hideMark/>
+          </w:tcPr>
+          <w:p>
+            <w:pPr>
+              <w:jc w:val="center"/>
+              <w:rPr>
+                <w:sz w:val="22"/>
+                <w:szCs w:val="22"/>
+              </w:rPr>
+            </w:pPr>
+            <w:r>
+              <w:rPr>
+                <w:sz w:val="22"/>
+                <w:szCs w:val="22"/>
+              </w:rPr>
+              <w:t>11.5% (152)</w:t>
+            </w:r>
+          </w:p>
+        </w:tc>
+        <w:tc>
+          <w:tcPr>
+            <w:tcW w:w="1275" w:type="dxa"/>
+            <w:tcBorders>
+              <w:top w:val="nil"/>
+              <w:left w:val="nil"/>
+              <w:bottom w:val="nil"/>
+              <w:right w:val="nil"/>
+            </w:tcBorders>
+            <w:noWrap/>
+            <w:vAlign w:val="center"/>
+            <w:hideMark/>
+          </w:tcPr>
+          <w:p>
+            <w:pPr>
+              <w:jc w:val="center"/>
+              <w:rPr>
+                <w:sz w:val="22"/>
+                <w:szCs w:val="22"/>
+              </w:rPr>
+            </w:pPr>
+            <w:r>
+              <w:rPr>
+                <w:sz w:val="22"/>
+                <w:szCs w:val="22"/>
+              </w:rPr>
+              <w:t>13.5% (26)</w:t>
+            </w:r>
+          </w:p>
+        </w:tc>
+        <w:tc>
+          <w:tcPr>
+            <w:tcW w:w="1134" w:type="dxa"/>
+            <w:tcBorders>
+              <w:top w:val="nil"/>
+              <w:left w:val="nil"/>
+              <w:bottom w:val="nil"/>
+              <w:right w:val="nil"/>
+            </w:tcBorders>
+            <w:noWrap/>
+            <w:vAlign w:val="center"/>
+            <w:hideMark/>
+          </w:tcPr>
+          <w:p>
+            <w:pPr>
+              <w:jc w:val="center"/>
+              <w:rPr>
+                <w:sz w:val="22"/>
+                <w:szCs w:val="22"/>
+              </w:rPr>
+            </w:pPr>
+            <w:r>
+              <w:rPr>
+                <w:sz w:val="22"/>
+                <w:szCs w:val="22"/>
+              </w:rPr>
+              <w:t>16.0% (16)</w:t>
+            </w:r>
+          </w:p>
+        </w:tc>
+        <w:tc>
+          <w:tcPr>
+            <w:tcW w:w="1276" w:type="dxa"/>
+            <w:tcBorders>
+              <w:top w:val="nil"/>
+              <w:left w:val="nil"/>
+              <w:bottom w:val="nil"/>
+              <w:right w:val="nil"/>
+            </w:tcBorders>
+            <w:noWrap/>
+            <w:vAlign w:val="center"/>
+            <w:hideMark/>
+          </w:tcPr>
+          <w:p>
+            <w:pPr>
+              <w:jc w:val="center"/>
+              <w:rPr>
+                <w:sz w:val="22"/>
+                <w:szCs w:val="22"/>
+              </w:rPr>
+            </w:pPr>
+            <w:r>
+              <w:rPr>
+                <w:sz w:val="22"/>
+                <w:szCs w:val="22"/>
+              </w:rPr>
+              <w:t>11.1% (104)</w:t>
+            </w:r>
+          </w:p>
+        </w:tc>
+        <w:tc>
+          <w:tcPr>
+            <w:tcW w:w="1276" w:type="dxa"/>
+            <w:tcBorders>
+              <w:top w:val="nil"/>
+              <w:left w:val="nil"/>
+              <w:bottom w:val="nil"/>
+              <w:right w:val="nil"/>
+            </w:tcBorders>
+            <w:noWrap/>
+            <w:vAlign w:val="center"/>
+            <w:hideMark/>
+          </w:tcPr>
+          <w:p>
+            <w:pPr>
+              <w:jc w:val="center"/>
+              <w:rPr>
+                <w:sz w:val="22"/>
+                <w:szCs w:val="22"/>
+              </w:rPr>
+            </w:pPr>
+            <w:r>
+              <w:rPr>
+                <w:sz w:val="22"/>
+                <w:szCs w:val="22"/>
+              </w:rPr>
+              <w:t>12.1% (125)</w:t>
+            </w:r>
+          </w:p>
+        </w:tc>
+        <w:tc>
+          <w:tcPr>
+            <w:tcW w:w="1276" w:type="dxa"/>
+            <w:tcBorders>
+              <w:top w:val="nil"/>
+              <w:left w:val="nil"/>
+              <w:bottom w:val="nil"/>
+              <w:right w:val="nil"/>
+            </w:tcBorders>
+            <w:noWrap/>
+            <w:vAlign w:val="center"/>
+            <w:hideMark/>
+          </w:tcPr>
+          <w:p>
+            <w:pPr>
+              <w:jc w:val="center"/>
+              <w:rPr>
+                <w:sz w:val="22"/>
+                <w:szCs w:val="22"/>
+              </w:rPr>
+            </w:pPr>
+            <w:r>
+              <w:rPr>
+                <w:sz w:val="22"/>
+                <w:szCs w:val="22"/>
+              </w:rPr>
+              <w:t>13.5% (38)</w:t>
+            </w:r>
+          </w:p>
+        </w:tc>
+        <w:tc>
+          <w:tcPr>
+            <w:tcW w:w="1417" w:type="dxa"/>
+            <w:tcBorders>
+              <w:top w:val="nil"/>
+              <w:left w:val="nil"/>
+              <w:bottom w:val="nil"/>
+              <w:right w:val="nil"/>
+            </w:tcBorders>
+            <w:noWrap/>
+            <w:vAlign w:val="center"/>
+            <w:hideMark/>
+          </w:tcPr>
+          <w:p>
+            <w:pPr>
+              <w:jc w:val="center"/>
+              <w:rPr>
+                <w:sz w:val="22"/>
+                <w:szCs w:val="22"/>
+              </w:rPr>
+            </w:pPr>
+            <w:r>
+              <w:rPr>
+                <w:sz w:val="22"/>
+                <w:szCs w:val="22"/>
+              </w:rPr>
+              <w:t>14.4% (225)</w:t>
+            </w:r>
+          </w:p>
+        </w:tc>
+      </w:tr>
+      <w:tr>
+        <w:trPr>
+          <w:trHeight w:val="300"/>
+        </w:trPr>
+        <w:tc>
+          <w:tcPr>
+            <w:tcW w:w="1701" w:type="dxa"/>
+            <w:tcBorders>
+              <w:top w:val="nil"/>
+              <w:left w:val="nil"/>
+              <w:bottom w:val="nil"/>
+              <w:right w:val="nil"/>
+            </w:tcBorders>
+            <w:noWrap/>
+            <w:vAlign w:val="bottom"/>
+            <w:hideMark/>
+          </w:tcPr>
+          <w:p>
+            <w:pPr>
+              <w:rPr>
+                <w:sz w:val="22"/>
+                <w:szCs w:val="22"/>
+              </w:rPr>
+            </w:pPr>
+            <w:r>
+              <w:rPr>
+                <w:sz w:val="22"/>
+                <w:szCs w:val="22"/>
+              </w:rPr>
+              <w:t>2013</w:t>
+            </w:r>
+          </w:p>
+        </w:tc>
+        <w:tc>
+          <w:tcPr>
+            <w:tcW w:w="1418" w:type="dxa"/>
+            <w:tcBorders>
+              <w:top w:val="nil"/>
+              <w:left w:val="nil"/>
+              <w:bottom w:val="nil"/>
+              <w:right w:val="nil"/>
+            </w:tcBorders>
+            <w:noWrap/>
+            <w:vAlign w:val="center"/>
+            <w:hideMark/>
+          </w:tcPr>
+          <w:p>
+            <w:pPr>
+              <w:jc w:val="center"/>
+              <w:rPr>
+                <w:sz w:val="22"/>
+                <w:szCs w:val="22"/>
+              </w:rPr>
+            </w:pPr>
+            <w:r>
+              <w:rPr>
+                <w:sz w:val="22"/>
+                <w:szCs w:val="22"/>
+              </w:rPr>
+              <w:t>13.5% (2073)</w:t>
+            </w:r>
+          </w:p>
+        </w:tc>
+        <w:tc>
+          <w:tcPr>
+            <w:tcW w:w="1276" w:type="dxa"/>
+            <w:tcBorders>
+              <w:top w:val="nil"/>
+              <w:left w:val="nil"/>
+              <w:bottom w:val="nil"/>
+              <w:right w:val="nil"/>
+            </w:tcBorders>
+            <w:noWrap/>
+            <w:vAlign w:val="center"/>
+            <w:hideMark/>
+          </w:tcPr>
+          <w:p>
+            <w:pPr>
+              <w:jc w:val="center"/>
+              <w:rPr>
+                <w:sz w:val="22"/>
+                <w:szCs w:val="22"/>
+              </w:rPr>
+            </w:pPr>
+            <w:r>
+              <w:rPr>
+                <w:sz w:val="22"/>
+                <w:szCs w:val="22"/>
+              </w:rPr>
+              <w:t>14.6% (193)</w:t>
+            </w:r>
+          </w:p>
+        </w:tc>
+        <w:tc>
+          <w:tcPr>
+            <w:tcW w:w="1275" w:type="dxa"/>
+            <w:tcBorders>
+              <w:top w:val="nil"/>
+              <w:left w:val="nil"/>
+              <w:bottom w:val="nil"/>
+              <w:right w:val="nil"/>
+            </w:tcBorders>
+            <w:noWrap/>
+            <w:vAlign w:val="center"/>
+            <w:hideMark/>
+          </w:tcPr>
+          <w:p>
+            <w:pPr>
+              <w:jc w:val="center"/>
+              <w:rPr>
+                <w:sz w:val="22"/>
+                <w:szCs w:val="22"/>
+              </w:rPr>
+            </w:pPr>
+            <w:r>
+              <w:rPr>
+                <w:sz w:val="22"/>
+                <w:szCs w:val="22"/>
+              </w:rPr>
+              <w:t>11.5% (22)</w:t>
+            </w:r>
+          </w:p>
+        </w:tc>
+        <w:tc>
+          <w:tcPr>
+            <w:tcW w:w="1134" w:type="dxa"/>
+            <w:tcBorders>
+              <w:top w:val="nil"/>
+              <w:left w:val="nil"/>
+              <w:bottom w:val="nil"/>
+              <w:right w:val="nil"/>
+            </w:tcBorders>
+            <w:noWrap/>
+            <w:vAlign w:val="center"/>
+            <w:hideMark/>
+          </w:tcPr>
+          <w:p>
+            <w:pPr>
+              <w:jc w:val="center"/>
+              <w:rPr>
+                <w:sz w:val="22"/>
+                <w:szCs w:val="22"/>
+              </w:rPr>
+            </w:pPr>
+            <w:r>
+              <w:rPr>
+                <w:sz w:val="22"/>
+                <w:szCs w:val="22"/>
+              </w:rPr>
+              <w:t>14.0% (14)</w:t>
+            </w:r>
+          </w:p>
+        </w:tc>
+        <w:tc>
+          <w:tcPr>
+            <w:tcW w:w="1276" w:type="dxa"/>
+            <w:tcBorders>
+              <w:top w:val="nil"/>
+              <w:left w:val="nil"/>
+              <w:bottom w:val="nil"/>
+              <w:right w:val="nil"/>
+            </w:tcBorders>
+            <w:noWrap/>
+            <w:vAlign w:val="center"/>
+            <w:hideMark/>
+          </w:tcPr>
+          <w:p>
+            <w:pPr>
+              <w:jc w:val="center"/>
+              <w:rPr>
+                <w:sz w:val="22"/>
+                <w:szCs w:val="22"/>
+              </w:rPr>
+            </w:pPr>
+            <w:r>
+              <w:rPr>
+                <w:sz w:val="22"/>
+                <w:szCs w:val="22"/>
+              </w:rPr>
+              <w:t>14.8% (138)</w:t>
+            </w:r>
+          </w:p>
+        </w:tc>
+        <w:tc>
+          <w:tcPr>
+            <w:tcW w:w="1276" w:type="dxa"/>
+            <w:tcBorders>
+              <w:top w:val="nil"/>
+              <w:left w:val="nil"/>
+              <w:bottom w:val="nil"/>
+              <w:right w:val="nil"/>
+            </w:tcBorders>
+            <w:noWrap/>
+            <w:vAlign w:val="center"/>
+            <w:hideMark/>
+          </w:tcPr>
+          <w:p>
+            <w:pPr>
+              <w:jc w:val="center"/>
+              <w:rPr>
+                <w:sz w:val="22"/>
+                <w:szCs w:val="22"/>
+              </w:rPr>
+            </w:pPr>
+            <w:r>
+              <w:rPr>
+                <w:sz w:val="22"/>
+                <w:szCs w:val="22"/>
+              </w:rPr>
+              <w:t>13.5% (139)</w:t>
+            </w:r>
+          </w:p>
+        </w:tc>
+        <w:tc>
+          <w:tcPr>
+            <w:tcW w:w="1276" w:type="dxa"/>
+            <w:tcBorders>
+              <w:top w:val="nil"/>
+              <w:left w:val="nil"/>
+              <w:bottom w:val="nil"/>
+              <w:right w:val="nil"/>
+            </w:tcBorders>
+            <w:noWrap/>
+            <w:vAlign w:val="center"/>
+            <w:hideMark/>
+          </w:tcPr>
+          <w:p>
+            <w:pPr>
+              <w:jc w:val="center"/>
+              <w:rPr>
+                <w:sz w:val="22"/>
+                <w:szCs w:val="22"/>
+              </w:rPr>
+            </w:pPr>
+            <w:r>
+              <w:rPr>
+                <w:sz w:val="22"/>
+                <w:szCs w:val="22"/>
+              </w:rPr>
+              <w:t>11.7% (33)</w:t>
+            </w:r>
+          </w:p>
+        </w:tc>
+        <w:tc>
+          <w:tcPr>
+            <w:tcW w:w="1417" w:type="dxa"/>
+            <w:tcBorders>
+              <w:top w:val="nil"/>
+              <w:left w:val="nil"/>
+              <w:bottom w:val="nil"/>
+              <w:right w:val="nil"/>
+            </w:tcBorders>
+            <w:noWrap/>
+            <w:vAlign w:val="center"/>
+            <w:hideMark/>
+          </w:tcPr>
+          <w:p>
+            <w:pPr>
+              <w:jc w:val="center"/>
+              <w:rPr>
+                <w:sz w:val="22"/>
+                <w:szCs w:val="22"/>
+              </w:rPr>
+            </w:pPr>
+            <w:r>
+              <w:rPr>
+                <w:sz w:val="22"/>
+                <w:szCs w:val="22"/>
+              </w:rPr>
+              <w:t>12.8% (199)</w:t>
+            </w:r>
+          </w:p>
+        </w:tc>
+      </w:tr>
+      <w:tr>
+        <w:trPr>
+          <w:trHeight w:val="300"/>
+        </w:trPr>
+        <w:tc>
+          <w:tcPr>
+            <w:tcW w:w="1701" w:type="dxa"/>
+            <w:tcBorders>
+              <w:top w:val="nil"/>
+              <w:left w:val="nil"/>
+              <w:bottom w:val="nil"/>
+              <w:right w:val="nil"/>
+            </w:tcBorders>
+            <w:noWrap/>
+            <w:vAlign w:val="bottom"/>
+            <w:hideMark/>
+          </w:tcPr>
+          <w:p>
+            <w:pPr>
+              <w:rPr>
+                <w:sz w:val="22"/>
+                <w:szCs w:val="22"/>
+              </w:rPr>
+            </w:pPr>
+            <w:r>
+              <w:rPr>
+                <w:sz w:val="22"/>
+                <w:szCs w:val="22"/>
+              </w:rPr>
+              <w:t>2014</w:t>
+            </w:r>
+          </w:p>
+        </w:tc>
+        <w:tc>
+          <w:tcPr>
+            <w:tcW w:w="1418" w:type="dxa"/>
+            <w:tcBorders>
+              <w:top w:val="nil"/>
+              <w:left w:val="nil"/>
+              <w:bottom w:val="nil"/>
+              <w:right w:val="nil"/>
+            </w:tcBorders>
+            <w:noWrap/>
+            <w:vAlign w:val="center"/>
+            <w:hideMark/>
+          </w:tcPr>
+          <w:p>
+            <w:pPr>
+              <w:jc w:val="center"/>
+              <w:rPr>
+                <w:sz w:val="22"/>
+                <w:szCs w:val="22"/>
+              </w:rPr>
+            </w:pPr>
+            <w:r>
+              <w:rPr>
+                <w:sz w:val="22"/>
+                <w:szCs w:val="22"/>
+              </w:rPr>
+              <w:t>14.6% (2246)</w:t>
+            </w:r>
+          </w:p>
+        </w:tc>
+        <w:tc>
+          <w:tcPr>
+            <w:tcW w:w="1276" w:type="dxa"/>
+            <w:tcBorders>
+              <w:top w:val="nil"/>
+              <w:left w:val="nil"/>
+              <w:bottom w:val="nil"/>
+              <w:right w:val="nil"/>
+            </w:tcBorders>
+            <w:noWrap/>
+            <w:vAlign w:val="center"/>
+            <w:hideMark/>
+          </w:tcPr>
+          <w:p>
+            <w:pPr>
+              <w:jc w:val="center"/>
+              <w:rPr>
+                <w:sz w:val="22"/>
+                <w:szCs w:val="22"/>
+              </w:rPr>
+            </w:pPr>
+            <w:r>
+              <w:rPr>
+                <w:sz w:val="22"/>
+                <w:szCs w:val="22"/>
+              </w:rPr>
+              <w:t>15.4% (204)</w:t>
+            </w:r>
+          </w:p>
+        </w:tc>
+        <w:tc>
+          <w:tcPr>
+            <w:tcW w:w="1275" w:type="dxa"/>
+            <w:tcBorders>
+              <w:top w:val="nil"/>
+              <w:left w:val="nil"/>
+              <w:bottom w:val="nil"/>
+              <w:right w:val="nil"/>
+            </w:tcBorders>
+            <w:noWrap/>
+            <w:vAlign w:val="center"/>
+            <w:hideMark/>
+          </w:tcPr>
+          <w:p>
+            <w:pPr>
+              <w:jc w:val="center"/>
+              <w:rPr>
+                <w:sz w:val="22"/>
+                <w:szCs w:val="22"/>
+              </w:rPr>
+            </w:pPr>
+            <w:r>
+              <w:rPr>
+                <w:sz w:val="22"/>
+                <w:szCs w:val="22"/>
+              </w:rPr>
+              <w:t>11.5% (22)</w:t>
+            </w:r>
+          </w:p>
+        </w:tc>
+        <w:tc>
+          <w:tcPr>
+            <w:tcW w:w="1134" w:type="dxa"/>
+            <w:tcBorders>
+              <w:top w:val="nil"/>
+              <w:left w:val="nil"/>
+              <w:bottom w:val="nil"/>
+              <w:right w:val="nil"/>
+            </w:tcBorders>
+            <w:noWrap/>
+            <w:vAlign w:val="center"/>
+            <w:hideMark/>
+          </w:tcPr>
+          <w:p>
+            <w:pPr>
+              <w:jc w:val="center"/>
+              <w:rPr>
+                <w:sz w:val="22"/>
+                <w:szCs w:val="22"/>
+              </w:rPr>
+            </w:pPr>
+            <w:r>
+              <w:rPr>
+                <w:sz w:val="22"/>
+                <w:szCs w:val="22"/>
+              </w:rPr>
+              <w:t>14.0% (14)</w:t>
+            </w:r>
+          </w:p>
+        </w:tc>
+        <w:tc>
+          <w:tcPr>
+            <w:tcW w:w="1276" w:type="dxa"/>
+            <w:tcBorders>
+              <w:top w:val="nil"/>
+              <w:left w:val="nil"/>
+              <w:bottom w:val="nil"/>
+              <w:right w:val="nil"/>
+            </w:tcBorders>
+            <w:noWrap/>
+            <w:vAlign w:val="center"/>
+            <w:hideMark/>
+          </w:tcPr>
+          <w:p>
+            <w:pPr>
+              <w:jc w:val="center"/>
+              <w:rPr>
+                <w:sz w:val="22"/>
+                <w:szCs w:val="22"/>
+              </w:rPr>
+            </w:pPr>
+            <w:r>
+              <w:rPr>
+                <w:sz w:val="22"/>
+                <w:szCs w:val="22"/>
+              </w:rPr>
+              <w:t>15.8% (148)</w:t>
+            </w:r>
+          </w:p>
+        </w:tc>
+        <w:tc>
+          <w:tcPr>
+            <w:tcW w:w="1276" w:type="dxa"/>
+            <w:tcBorders>
+              <w:top w:val="nil"/>
+              <w:left w:val="nil"/>
+              <w:bottom w:val="nil"/>
+              <w:right w:val="nil"/>
+            </w:tcBorders>
+            <w:noWrap/>
+            <w:vAlign w:val="center"/>
+            <w:hideMark/>
+          </w:tcPr>
+          <w:p>
+            <w:pPr>
+              <w:jc w:val="center"/>
+              <w:rPr>
+                <w:sz w:val="22"/>
+                <w:szCs w:val="22"/>
+              </w:rPr>
+            </w:pPr>
+            <w:r>
+              <w:rPr>
+                <w:sz w:val="22"/>
+                <w:szCs w:val="22"/>
+              </w:rPr>
+              <w:t>14.7% (152)</w:t>
+            </w:r>
+          </w:p>
+        </w:tc>
+        <w:tc>
+          <w:tcPr>
+            <w:tcW w:w="1276" w:type="dxa"/>
+            <w:tcBorders>
+              <w:top w:val="nil"/>
+              <w:left w:val="nil"/>
+              <w:bottom w:val="nil"/>
+              <w:right w:val="nil"/>
+            </w:tcBorders>
+            <w:noWrap/>
+            <w:vAlign w:val="center"/>
+            <w:hideMark/>
+          </w:tcPr>
+          <w:p>
+            <w:pPr>
+              <w:jc w:val="center"/>
+              <w:rPr>
+                <w:sz w:val="22"/>
+                <w:szCs w:val="22"/>
+              </w:rPr>
+            </w:pPr>
+            <w:r>
+              <w:rPr>
+                <w:sz w:val="22"/>
+                <w:szCs w:val="22"/>
+              </w:rPr>
+              <w:t>14.5% (41)</w:t>
+            </w:r>
+          </w:p>
+        </w:tc>
+        <w:tc>
+          <w:tcPr>
+            <w:tcW w:w="1417" w:type="dxa"/>
+            <w:tcBorders>
+              <w:top w:val="nil"/>
+              <w:left w:val="nil"/>
+              <w:bottom w:val="nil"/>
+              <w:right w:val="nil"/>
+            </w:tcBorders>
+            <w:noWrap/>
+            <w:vAlign w:val="center"/>
+            <w:hideMark/>
+          </w:tcPr>
+          <w:p>
+            <w:pPr>
+              <w:jc w:val="center"/>
+              <w:rPr>
+                <w:sz w:val="22"/>
+                <w:szCs w:val="22"/>
+              </w:rPr>
+            </w:pPr>
+            <w:r>
+              <w:rPr>
+                <w:sz w:val="22"/>
+                <w:szCs w:val="22"/>
+              </w:rPr>
+              <w:t>14.2% (221)</w:t>
+            </w:r>
+          </w:p>
+        </w:tc>
+      </w:tr>
+      <w:tr>
+        <w:trPr>
+          <w:trHeight w:val="300"/>
+        </w:trPr>
+        <w:tc>
+          <w:tcPr>
+            <w:tcW w:w="1701" w:type="dxa"/>
+            <w:tcBorders>
+              <w:top w:val="nil"/>
+              <w:left w:val="nil"/>
+              <w:bottom w:val="nil"/>
+              <w:right w:val="nil"/>
+            </w:tcBorders>
+            <w:noWrap/>
+            <w:vAlign w:val="bottom"/>
+            <w:hideMark/>
+          </w:tcPr>
+          <w:p>
+            <w:pPr>
+              <w:rPr>
+                <w:sz w:val="22"/>
+                <w:szCs w:val="22"/>
+              </w:rPr>
+            </w:pPr>
+            <w:r>
+              <w:rPr>
+                <w:sz w:val="22"/>
+                <w:szCs w:val="22"/>
+              </w:rPr>
+              <w:t>2015</w:t>
+            </w:r>
+          </w:p>
+        </w:tc>
+        <w:tc>
+          <w:tcPr>
+            <w:tcW w:w="1418" w:type="dxa"/>
+            <w:tcBorders>
+              <w:top w:val="nil"/>
+              <w:left w:val="nil"/>
+              <w:bottom w:val="nil"/>
+              <w:right w:val="nil"/>
+            </w:tcBorders>
+            <w:noWrap/>
+            <w:vAlign w:val="center"/>
+            <w:hideMark/>
+          </w:tcPr>
+          <w:p>
+            <w:pPr>
+              <w:jc w:val="center"/>
+              <w:rPr>
+                <w:sz w:val="22"/>
+                <w:szCs w:val="22"/>
+              </w:rPr>
+            </w:pPr>
+            <w:r>
+              <w:rPr>
+                <w:sz w:val="22"/>
+                <w:szCs w:val="22"/>
+              </w:rPr>
+              <w:t>13.9% (2143)</w:t>
+            </w:r>
+          </w:p>
+        </w:tc>
+        <w:tc>
+          <w:tcPr>
+            <w:tcW w:w="1276" w:type="dxa"/>
+            <w:tcBorders>
+              <w:top w:val="nil"/>
+              <w:left w:val="nil"/>
+              <w:bottom w:val="nil"/>
+              <w:right w:val="nil"/>
+            </w:tcBorders>
+            <w:noWrap/>
+            <w:vAlign w:val="center"/>
+            <w:hideMark/>
+          </w:tcPr>
+          <w:p>
+            <w:pPr>
+              <w:jc w:val="center"/>
+              <w:rPr>
+                <w:sz w:val="22"/>
+                <w:szCs w:val="22"/>
+              </w:rPr>
+            </w:pPr>
+            <w:r>
+              <w:rPr>
+                <w:sz w:val="22"/>
+                <w:szCs w:val="22"/>
+              </w:rPr>
+              <w:t>15.2% (201)</w:t>
+            </w:r>
+          </w:p>
+        </w:tc>
+        <w:tc>
+          <w:tcPr>
+            <w:tcW w:w="1275" w:type="dxa"/>
+            <w:tcBorders>
+              <w:top w:val="nil"/>
+              <w:left w:val="nil"/>
+              <w:bottom w:val="nil"/>
+              <w:right w:val="nil"/>
+            </w:tcBorders>
+            <w:noWrap/>
+            <w:vAlign w:val="center"/>
+            <w:hideMark/>
+          </w:tcPr>
+          <w:p>
+            <w:pPr>
+              <w:jc w:val="center"/>
+              <w:rPr>
+                <w:sz w:val="22"/>
+                <w:szCs w:val="22"/>
+              </w:rPr>
+            </w:pPr>
+            <w:r>
+              <w:rPr>
+                <w:sz w:val="22"/>
+                <w:szCs w:val="22"/>
+              </w:rPr>
+              <w:t>12.5% (24)</w:t>
+            </w:r>
+          </w:p>
+        </w:tc>
+        <w:tc>
+          <w:tcPr>
+            <w:tcW w:w="1134" w:type="dxa"/>
+            <w:tcBorders>
+              <w:top w:val="nil"/>
+              <w:left w:val="nil"/>
+              <w:bottom w:val="nil"/>
+              <w:right w:val="nil"/>
+            </w:tcBorders>
+            <w:noWrap/>
+            <w:vAlign w:val="center"/>
+            <w:hideMark/>
+          </w:tcPr>
+          <w:p>
+            <w:pPr>
+              <w:jc w:val="center"/>
+              <w:rPr>
+                <w:sz w:val="22"/>
+                <w:szCs w:val="22"/>
+              </w:rPr>
+            </w:pPr>
+            <w:r>
+              <w:rPr>
+                <w:sz w:val="22"/>
+                <w:szCs w:val="22"/>
+              </w:rPr>
+              <w:t>8.0% (8)</w:t>
+            </w:r>
+          </w:p>
+        </w:tc>
+        <w:tc>
+          <w:tcPr>
+            <w:tcW w:w="1276" w:type="dxa"/>
+            <w:tcBorders>
+              <w:top w:val="nil"/>
+              <w:left w:val="nil"/>
+              <w:bottom w:val="nil"/>
+              <w:right w:val="nil"/>
+            </w:tcBorders>
+            <w:noWrap/>
+            <w:vAlign w:val="center"/>
+            <w:hideMark/>
+          </w:tcPr>
+          <w:p>
+            <w:pPr>
+              <w:jc w:val="center"/>
+              <w:rPr>
+                <w:sz w:val="22"/>
+                <w:szCs w:val="22"/>
+              </w:rPr>
+            </w:pPr>
+            <w:r>
+              <w:rPr>
+                <w:sz w:val="22"/>
+                <w:szCs w:val="22"/>
+              </w:rPr>
+              <w:t>16.5% (154)</w:t>
+            </w:r>
+          </w:p>
+        </w:tc>
+        <w:tc>
+          <w:tcPr>
+            <w:tcW w:w="1276" w:type="dxa"/>
+            <w:tcBorders>
+              <w:top w:val="nil"/>
+              <w:left w:val="nil"/>
+              <w:bottom w:val="nil"/>
+              <w:right w:val="nil"/>
+            </w:tcBorders>
+            <w:noWrap/>
+            <w:vAlign w:val="center"/>
+            <w:hideMark/>
+          </w:tcPr>
+          <w:p>
+            <w:pPr>
+              <w:jc w:val="center"/>
+              <w:rPr>
+                <w:sz w:val="22"/>
+                <w:szCs w:val="22"/>
+              </w:rPr>
+            </w:pPr>
+            <w:r>
+              <w:rPr>
+                <w:sz w:val="22"/>
+                <w:szCs w:val="22"/>
+              </w:rPr>
+              <w:t>13.6% (140)</w:t>
+            </w:r>
+          </w:p>
+        </w:tc>
+        <w:tc>
+          <w:tcPr>
+            <w:tcW w:w="1276" w:type="dxa"/>
+            <w:tcBorders>
+              <w:top w:val="nil"/>
+              <w:left w:val="nil"/>
+              <w:bottom w:val="nil"/>
+              <w:right w:val="nil"/>
+            </w:tcBorders>
+            <w:noWrap/>
+            <w:vAlign w:val="center"/>
+            <w:hideMark/>
+          </w:tcPr>
+          <w:p>
+            <w:pPr>
+              <w:jc w:val="center"/>
+              <w:rPr>
+                <w:sz w:val="22"/>
+                <w:szCs w:val="22"/>
+              </w:rPr>
+            </w:pPr>
+            <w:r>
+              <w:rPr>
+                <w:sz w:val="22"/>
+                <w:szCs w:val="22"/>
+              </w:rPr>
+              <w:t>14.5% (41)</w:t>
+            </w:r>
+          </w:p>
+        </w:tc>
+        <w:tc>
+          <w:tcPr>
+            <w:tcW w:w="1417" w:type="dxa"/>
+            <w:tcBorders>
+              <w:top w:val="nil"/>
+              <w:left w:val="nil"/>
+              <w:bottom w:val="nil"/>
+              <w:right w:val="nil"/>
+            </w:tcBorders>
+            <w:noWrap/>
+            <w:vAlign w:val="center"/>
+            <w:hideMark/>
+          </w:tcPr>
+          <w:p>
+            <w:pPr>
+              <w:jc w:val="center"/>
+              <w:rPr>
+                <w:sz w:val="22"/>
+                <w:szCs w:val="22"/>
+              </w:rPr>
+            </w:pPr>
+            <w:r>
+              <w:rPr>
+                <w:sz w:val="22"/>
+                <w:szCs w:val="22"/>
+              </w:rPr>
+              <w:t>14.2% (221)</w:t>
+            </w:r>
+          </w:p>
+        </w:tc>
+      </w:tr>
+      <w:tr>
+        <w:trPr>
+          <w:trHeight w:val="300"/>
+        </w:trPr>
+        <w:tc>
+          <w:tcPr>
+            <w:tcW w:w="1701" w:type="dxa"/>
+            <w:tcBorders>
+              <w:top w:val="nil"/>
+              <w:left w:val="nil"/>
+              <w:bottom w:val="nil"/>
+              <w:right w:val="nil"/>
+            </w:tcBorders>
+            <w:noWrap/>
+            <w:vAlign w:val="bottom"/>
+            <w:hideMark/>
+          </w:tcPr>
+          <w:p>
+            <w:pPr>
+              <w:rPr>
+                <w:sz w:val="22"/>
+                <w:szCs w:val="22"/>
+              </w:rPr>
+            </w:pPr>
+            <w:r>
+              <w:rPr>
+                <w:sz w:val="22"/>
+                <w:szCs w:val="22"/>
+              </w:rPr>
+              <w:t>2016</w:t>
+            </w:r>
+          </w:p>
+        </w:tc>
+        <w:tc>
+          <w:tcPr>
+            <w:tcW w:w="1418" w:type="dxa"/>
+            <w:tcBorders>
+              <w:top w:val="nil"/>
+              <w:left w:val="nil"/>
+              <w:bottom w:val="nil"/>
+              <w:right w:val="nil"/>
+            </w:tcBorders>
+            <w:noWrap/>
+            <w:vAlign w:val="center"/>
+            <w:hideMark/>
+          </w:tcPr>
+          <w:p>
+            <w:pPr>
+              <w:jc w:val="center"/>
+              <w:rPr>
+                <w:sz w:val="22"/>
+                <w:szCs w:val="22"/>
+              </w:rPr>
+            </w:pPr>
+            <w:r>
+              <w:rPr>
+                <w:sz w:val="22"/>
+                <w:szCs w:val="22"/>
+              </w:rPr>
+              <w:t>12.6% (1947)</w:t>
+            </w:r>
+          </w:p>
+        </w:tc>
+        <w:tc>
+          <w:tcPr>
+            <w:tcW w:w="1276" w:type="dxa"/>
+            <w:tcBorders>
+              <w:top w:val="nil"/>
+              <w:left w:val="nil"/>
+              <w:bottom w:val="nil"/>
+              <w:right w:val="nil"/>
+            </w:tcBorders>
+            <w:noWrap/>
+            <w:vAlign w:val="center"/>
+            <w:hideMark/>
+          </w:tcPr>
+          <w:p>
+            <w:pPr>
+              <w:jc w:val="center"/>
+              <w:rPr>
+                <w:sz w:val="22"/>
+                <w:szCs w:val="22"/>
+              </w:rPr>
+            </w:pPr>
+            <w:r>
+              <w:rPr>
+                <w:sz w:val="22"/>
+                <w:szCs w:val="22"/>
+              </w:rPr>
+              <w:t>15.1% (200)</w:t>
+            </w:r>
+          </w:p>
+        </w:tc>
+        <w:tc>
+          <w:tcPr>
+            <w:tcW w:w="1275" w:type="dxa"/>
+            <w:tcBorders>
+              <w:top w:val="nil"/>
+              <w:left w:val="nil"/>
+              <w:bottom w:val="nil"/>
+              <w:right w:val="nil"/>
+            </w:tcBorders>
+            <w:noWrap/>
+            <w:vAlign w:val="center"/>
+            <w:hideMark/>
+          </w:tcPr>
+          <w:p>
+            <w:pPr>
+              <w:jc w:val="center"/>
+              <w:rPr>
+                <w:sz w:val="22"/>
+                <w:szCs w:val="22"/>
+              </w:rPr>
+            </w:pPr>
+            <w:r>
+              <w:rPr>
+                <w:sz w:val="22"/>
+                <w:szCs w:val="22"/>
+              </w:rPr>
+              <w:t>14.1% (27)</w:t>
+            </w:r>
+          </w:p>
+        </w:tc>
+        <w:tc>
+          <w:tcPr>
+            <w:tcW w:w="1134" w:type="dxa"/>
+            <w:tcBorders>
+              <w:top w:val="nil"/>
+              <w:left w:val="nil"/>
+              <w:bottom w:val="nil"/>
+              <w:right w:val="nil"/>
+            </w:tcBorders>
+            <w:noWrap/>
+            <w:vAlign w:val="center"/>
+            <w:hideMark/>
+          </w:tcPr>
+          <w:p>
+            <w:pPr>
+              <w:jc w:val="center"/>
+              <w:rPr>
+                <w:sz w:val="22"/>
+                <w:szCs w:val="22"/>
+              </w:rPr>
+            </w:pPr>
+            <w:r>
+              <w:rPr>
+                <w:sz w:val="22"/>
+                <w:szCs w:val="22"/>
+              </w:rPr>
+              <w:t>13.0% (13)</w:t>
+            </w:r>
+          </w:p>
+        </w:tc>
+        <w:tc>
+          <w:tcPr>
+            <w:tcW w:w="1276" w:type="dxa"/>
+            <w:tcBorders>
+              <w:top w:val="nil"/>
+              <w:left w:val="nil"/>
+              <w:bottom w:val="nil"/>
+              <w:right w:val="nil"/>
+            </w:tcBorders>
+            <w:noWrap/>
+            <w:vAlign w:val="center"/>
+            <w:hideMark/>
+          </w:tcPr>
+          <w:p>
+            <w:pPr>
+              <w:jc w:val="center"/>
+              <w:rPr>
+                <w:sz w:val="22"/>
+                <w:szCs w:val="22"/>
+              </w:rPr>
+            </w:pPr>
+            <w:r>
+              <w:rPr>
+                <w:sz w:val="22"/>
+                <w:szCs w:val="22"/>
+              </w:rPr>
+              <w:t>16.1% (150)</w:t>
+            </w:r>
+          </w:p>
+        </w:tc>
+        <w:tc>
+          <w:tcPr>
+            <w:tcW w:w="1276" w:type="dxa"/>
+            <w:tcBorders>
+              <w:top w:val="nil"/>
+              <w:left w:val="nil"/>
+              <w:bottom w:val="nil"/>
+              <w:right w:val="nil"/>
+            </w:tcBorders>
+            <w:noWrap/>
+            <w:vAlign w:val="center"/>
+            <w:hideMark/>
+          </w:tcPr>
+          <w:p>
+            <w:pPr>
+              <w:jc w:val="center"/>
+              <w:rPr>
+                <w:sz w:val="22"/>
+                <w:szCs w:val="22"/>
+              </w:rPr>
+            </w:pPr>
+            <w:r>
+              <w:rPr>
+                <w:sz w:val="22"/>
+                <w:szCs w:val="22"/>
+              </w:rPr>
+              <w:t>14.5% (149)</w:t>
+            </w:r>
+          </w:p>
+        </w:tc>
+        <w:tc>
+          <w:tcPr>
+            <w:tcW w:w="1276" w:type="dxa"/>
+            <w:tcBorders>
+              <w:top w:val="nil"/>
+              <w:left w:val="nil"/>
+              <w:bottom w:val="nil"/>
+              <w:right w:val="nil"/>
+            </w:tcBorders>
+            <w:noWrap/>
+            <w:vAlign w:val="center"/>
+            <w:hideMark/>
+          </w:tcPr>
+          <w:p>
+            <w:pPr>
+              <w:jc w:val="center"/>
+              <w:rPr>
+                <w:sz w:val="22"/>
+                <w:szCs w:val="22"/>
+              </w:rPr>
+            </w:pPr>
+            <w:r>
+              <w:rPr>
+                <w:sz w:val="22"/>
+                <w:szCs w:val="22"/>
+              </w:rPr>
+              <w:t>11.7% (33)</w:t>
+            </w:r>
+          </w:p>
+        </w:tc>
+        <w:tc>
+          <w:tcPr>
+            <w:tcW w:w="1417" w:type="dxa"/>
+            <w:tcBorders>
+              <w:top w:val="nil"/>
+              <w:left w:val="nil"/>
+              <w:bottom w:val="nil"/>
+              <w:right w:val="nil"/>
+            </w:tcBorders>
+            <w:noWrap/>
+            <w:vAlign w:val="center"/>
+            <w:hideMark/>
+          </w:tcPr>
+          <w:p>
+            <w:pPr>
+              <w:jc w:val="center"/>
+              <w:rPr>
+                <w:sz w:val="22"/>
+                <w:szCs w:val="22"/>
+              </w:rPr>
+            </w:pPr>
+            <w:r>
+              <w:rPr>
+                <w:sz w:val="22"/>
+                <w:szCs w:val="22"/>
+              </w:rPr>
+              <w:t>12.0% (187)</w:t>
+            </w:r>
+          </w:p>
+        </w:tc>
+      </w:tr>
+      <w:tr>
+        <w:trPr>
+          <w:trHeight w:val="300"/>
+        </w:trPr>
+        <w:tc>
+          <w:tcPr>
+            <w:tcW w:w="1701" w:type="dxa"/>
+            <w:tcBorders>
+              <w:top w:val="nil"/>
+              <w:left w:val="nil"/>
+              <w:bottom w:val="nil"/>
+              <w:right w:val="nil"/>
+            </w:tcBorders>
+            <w:noWrap/>
+            <w:vAlign w:val="bottom"/>
+          </w:tcPr>
+          <w:p>
+            <w:pPr>
+              <w:rPr>
+                <w:b/>
+                <w:bCs/>
+                <w:sz w:val="22"/>
+                <w:szCs w:val="22"/>
+              </w:rPr>
+            </w:pPr>
+            <w:proofErr w:type="spellStart"/>
+            <w:r>
+              <w:rPr>
+                <w:b/>
+                <w:bCs/>
+                <w:sz w:val="22"/>
+                <w:szCs w:val="22"/>
+              </w:rPr>
+              <w:t>Month</w:t>
+            </w:r>
+            <w:proofErr w:type="spellEnd"/>
+          </w:p>
+        </w:tc>
+        <w:tc>
+          <w:tcPr>
+            <w:tcW w:w="1418" w:type="dxa"/>
+            <w:tcBorders>
+              <w:top w:val="nil"/>
+              <w:left w:val="nil"/>
+              <w:bottom w:val="nil"/>
+              <w:right w:val="nil"/>
+            </w:tcBorders>
+            <w:noWrap/>
+            <w:vAlign w:val="center"/>
+          </w:tcPr>
+          <w:p>
+            <w:pPr>
+              <w:jc w:val="center"/>
+              <w:rPr>
+                <w:sz w:val="22"/>
+                <w:szCs w:val="22"/>
+              </w:rPr>
+            </w:pPr>
+          </w:p>
+        </w:tc>
+        <w:tc>
+          <w:tcPr>
+            <w:tcW w:w="1276" w:type="dxa"/>
+            <w:tcBorders>
+              <w:top w:val="nil"/>
+              <w:left w:val="nil"/>
+              <w:bottom w:val="nil"/>
+              <w:right w:val="nil"/>
+            </w:tcBorders>
+            <w:noWrap/>
+            <w:vAlign w:val="center"/>
+          </w:tcPr>
+          <w:p>
+            <w:pPr>
+              <w:jc w:val="center"/>
+              <w:rPr>
+                <w:sz w:val="22"/>
+                <w:szCs w:val="22"/>
+              </w:rPr>
+            </w:pPr>
+          </w:p>
+        </w:tc>
+        <w:tc>
+          <w:tcPr>
+            <w:tcW w:w="1275" w:type="dxa"/>
+            <w:tcBorders>
+              <w:top w:val="nil"/>
+              <w:left w:val="nil"/>
+              <w:bottom w:val="nil"/>
+              <w:right w:val="nil"/>
+            </w:tcBorders>
+            <w:noWrap/>
+            <w:vAlign w:val="center"/>
+          </w:tcPr>
+          <w:p>
+            <w:pPr>
+              <w:jc w:val="center"/>
+              <w:rPr>
+                <w:sz w:val="22"/>
+                <w:szCs w:val="22"/>
+              </w:rPr>
+            </w:pPr>
+          </w:p>
+        </w:tc>
+        <w:tc>
+          <w:tcPr>
+            <w:tcW w:w="1134" w:type="dxa"/>
+            <w:tcBorders>
+              <w:top w:val="nil"/>
+              <w:left w:val="nil"/>
+              <w:bottom w:val="nil"/>
+              <w:right w:val="nil"/>
+            </w:tcBorders>
+            <w:noWrap/>
+            <w:vAlign w:val="center"/>
+          </w:tcPr>
+          <w:p>
+            <w:pPr>
+              <w:jc w:val="center"/>
+              <w:rPr>
+                <w:sz w:val="22"/>
+                <w:szCs w:val="22"/>
+              </w:rPr>
+            </w:pPr>
+          </w:p>
+        </w:tc>
+        <w:tc>
+          <w:tcPr>
+            <w:tcW w:w="1276" w:type="dxa"/>
+            <w:tcBorders>
+              <w:top w:val="nil"/>
+              <w:left w:val="nil"/>
+              <w:bottom w:val="nil"/>
+              <w:right w:val="nil"/>
+            </w:tcBorders>
+            <w:noWrap/>
+            <w:vAlign w:val="center"/>
+          </w:tcPr>
+          <w:p>
+            <w:pPr>
+              <w:jc w:val="center"/>
+              <w:rPr>
+                <w:sz w:val="22"/>
+                <w:szCs w:val="22"/>
+              </w:rPr>
+            </w:pPr>
+          </w:p>
+        </w:tc>
+        <w:tc>
+          <w:tcPr>
+            <w:tcW w:w="1276" w:type="dxa"/>
+            <w:tcBorders>
+              <w:top w:val="nil"/>
+              <w:left w:val="nil"/>
+              <w:bottom w:val="nil"/>
+              <w:right w:val="nil"/>
+            </w:tcBorders>
+            <w:noWrap/>
+            <w:vAlign w:val="center"/>
+          </w:tcPr>
+          <w:p>
+            <w:pPr>
+              <w:jc w:val="center"/>
+              <w:rPr>
+                <w:sz w:val="22"/>
+                <w:szCs w:val="22"/>
+              </w:rPr>
+            </w:pPr>
+          </w:p>
+        </w:tc>
+        <w:tc>
+          <w:tcPr>
+            <w:tcW w:w="1276" w:type="dxa"/>
+            <w:tcBorders>
+              <w:top w:val="nil"/>
+              <w:left w:val="nil"/>
+              <w:bottom w:val="nil"/>
+              <w:right w:val="nil"/>
+            </w:tcBorders>
+            <w:noWrap/>
+            <w:vAlign w:val="center"/>
+          </w:tcPr>
+          <w:p>
+            <w:pPr>
+              <w:jc w:val="center"/>
+              <w:rPr>
+                <w:sz w:val="22"/>
+                <w:szCs w:val="22"/>
+              </w:rPr>
+            </w:pPr>
+          </w:p>
+        </w:tc>
+        <w:tc>
+          <w:tcPr>
+            <w:tcW w:w="1417" w:type="dxa"/>
+            <w:tcBorders>
+              <w:top w:val="nil"/>
+              <w:left w:val="nil"/>
+              <w:bottom w:val="nil"/>
+              <w:right w:val="nil"/>
+            </w:tcBorders>
+            <w:noWrap/>
+            <w:vAlign w:val="center"/>
+          </w:tcPr>
+          <w:p>
+            <w:pPr>
+              <w:jc w:val="center"/>
+              <w:rPr>
+                <w:sz w:val="22"/>
+                <w:szCs w:val="22"/>
+              </w:rPr>
+            </w:pPr>
+          </w:p>
+        </w:tc>
+      </w:tr>
+      <w:tr>
+        <w:trPr>
+          <w:trHeight w:val="300"/>
+        </w:trPr>
+        <w:tc>
+          <w:tcPr>
+            <w:tcW w:w="1701" w:type="dxa"/>
+            <w:tcBorders>
+              <w:top w:val="nil"/>
+              <w:left w:val="nil"/>
+              <w:bottom w:val="nil"/>
+              <w:right w:val="nil"/>
+            </w:tcBorders>
+            <w:noWrap/>
+            <w:vAlign w:val="bottom"/>
+            <w:hideMark/>
+          </w:tcPr>
+          <w:p>
+            <w:pPr>
+              <w:rPr>
+                <w:sz w:val="22"/>
+                <w:szCs w:val="22"/>
+              </w:rPr>
+            </w:pPr>
+            <w:proofErr w:type="spellStart"/>
+            <w:r>
+              <w:rPr>
+                <w:sz w:val="22"/>
+                <w:szCs w:val="22"/>
+              </w:rPr>
+              <w:t>January</w:t>
+            </w:r>
+            <w:proofErr w:type="spellEnd"/>
+          </w:p>
+        </w:tc>
+        <w:tc>
+          <w:tcPr>
+            <w:tcW w:w="1418" w:type="dxa"/>
+            <w:tcBorders>
+              <w:top w:val="nil"/>
+              <w:left w:val="nil"/>
+              <w:bottom w:val="nil"/>
+              <w:right w:val="nil"/>
+            </w:tcBorders>
+            <w:noWrap/>
+            <w:vAlign w:val="center"/>
+            <w:hideMark/>
+          </w:tcPr>
+          <w:p>
+            <w:pPr>
+              <w:jc w:val="center"/>
+              <w:rPr>
+                <w:sz w:val="22"/>
+                <w:szCs w:val="22"/>
+              </w:rPr>
+            </w:pPr>
+            <w:r>
+              <w:rPr>
+                <w:sz w:val="22"/>
+                <w:szCs w:val="22"/>
+              </w:rPr>
+              <w:t>8.0% (1225)</w:t>
+            </w:r>
+          </w:p>
+        </w:tc>
+        <w:tc>
+          <w:tcPr>
+            <w:tcW w:w="1276" w:type="dxa"/>
+            <w:tcBorders>
+              <w:top w:val="nil"/>
+              <w:left w:val="nil"/>
+              <w:bottom w:val="nil"/>
+              <w:right w:val="nil"/>
+            </w:tcBorders>
+            <w:noWrap/>
+            <w:vAlign w:val="center"/>
+            <w:hideMark/>
+          </w:tcPr>
+          <w:p>
+            <w:pPr>
+              <w:jc w:val="center"/>
+              <w:rPr>
+                <w:sz w:val="22"/>
+                <w:szCs w:val="22"/>
+              </w:rPr>
+            </w:pPr>
+            <w:r>
+              <w:rPr>
+                <w:sz w:val="22"/>
+                <w:szCs w:val="22"/>
+              </w:rPr>
+              <w:t>7.5% (99)</w:t>
+            </w:r>
+          </w:p>
+        </w:tc>
+        <w:tc>
+          <w:tcPr>
+            <w:tcW w:w="1275" w:type="dxa"/>
+            <w:tcBorders>
+              <w:top w:val="nil"/>
+              <w:left w:val="nil"/>
+              <w:bottom w:val="nil"/>
+              <w:right w:val="nil"/>
+            </w:tcBorders>
+            <w:noWrap/>
+            <w:vAlign w:val="center"/>
+            <w:hideMark/>
+          </w:tcPr>
+          <w:p>
+            <w:pPr>
+              <w:jc w:val="center"/>
+              <w:rPr>
+                <w:sz w:val="22"/>
+                <w:szCs w:val="22"/>
+              </w:rPr>
+            </w:pPr>
+            <w:r>
+              <w:rPr>
+                <w:sz w:val="22"/>
+                <w:szCs w:val="22"/>
+              </w:rPr>
+              <w:t>8.3% (16)</w:t>
+            </w:r>
+          </w:p>
+        </w:tc>
+        <w:tc>
+          <w:tcPr>
+            <w:tcW w:w="1134" w:type="dxa"/>
+            <w:tcBorders>
+              <w:top w:val="nil"/>
+              <w:left w:val="nil"/>
+              <w:bottom w:val="nil"/>
+              <w:right w:val="nil"/>
+            </w:tcBorders>
+            <w:noWrap/>
+            <w:vAlign w:val="center"/>
+            <w:hideMark/>
+          </w:tcPr>
+          <w:p>
+            <w:pPr>
+              <w:jc w:val="center"/>
+              <w:rPr>
+                <w:sz w:val="22"/>
+                <w:szCs w:val="22"/>
+              </w:rPr>
+            </w:pPr>
+            <w:r>
+              <w:rPr>
+                <w:sz w:val="22"/>
+                <w:szCs w:val="22"/>
+              </w:rPr>
+              <w:t>10.0% (10)</w:t>
+            </w:r>
+          </w:p>
+        </w:tc>
+        <w:tc>
+          <w:tcPr>
+            <w:tcW w:w="1276" w:type="dxa"/>
+            <w:tcBorders>
+              <w:top w:val="nil"/>
+              <w:left w:val="nil"/>
+              <w:bottom w:val="nil"/>
+              <w:right w:val="nil"/>
+            </w:tcBorders>
+            <w:noWrap/>
+            <w:vAlign w:val="center"/>
+            <w:hideMark/>
+          </w:tcPr>
+          <w:p>
+            <w:pPr>
+              <w:jc w:val="center"/>
+              <w:rPr>
+                <w:sz w:val="22"/>
+                <w:szCs w:val="22"/>
+              </w:rPr>
+            </w:pPr>
+            <w:r>
+              <w:rPr>
+                <w:sz w:val="22"/>
+                <w:szCs w:val="22"/>
+              </w:rPr>
+              <w:t>7.0% (65)</w:t>
+            </w:r>
+          </w:p>
+        </w:tc>
+        <w:tc>
+          <w:tcPr>
+            <w:tcW w:w="1276" w:type="dxa"/>
+            <w:tcBorders>
+              <w:top w:val="nil"/>
+              <w:left w:val="nil"/>
+              <w:bottom w:val="nil"/>
+              <w:right w:val="nil"/>
+            </w:tcBorders>
+            <w:noWrap/>
+            <w:vAlign w:val="center"/>
+            <w:hideMark/>
+          </w:tcPr>
+          <w:p>
+            <w:pPr>
+              <w:jc w:val="center"/>
+              <w:rPr>
+                <w:sz w:val="22"/>
+                <w:szCs w:val="22"/>
+              </w:rPr>
+            </w:pPr>
+            <w:r>
+              <w:rPr>
+                <w:sz w:val="22"/>
+                <w:szCs w:val="22"/>
+              </w:rPr>
+              <w:t>7.5% (77)</w:t>
+            </w:r>
+          </w:p>
+        </w:tc>
+        <w:tc>
+          <w:tcPr>
+            <w:tcW w:w="1276" w:type="dxa"/>
+            <w:tcBorders>
+              <w:top w:val="nil"/>
+              <w:left w:val="nil"/>
+              <w:bottom w:val="nil"/>
+              <w:right w:val="nil"/>
+            </w:tcBorders>
+            <w:noWrap/>
+            <w:vAlign w:val="center"/>
+            <w:hideMark/>
+          </w:tcPr>
+          <w:p>
+            <w:pPr>
+              <w:jc w:val="center"/>
+              <w:rPr>
+                <w:sz w:val="22"/>
+                <w:szCs w:val="22"/>
+              </w:rPr>
+            </w:pPr>
+            <w:r>
+              <w:rPr>
+                <w:sz w:val="22"/>
+                <w:szCs w:val="22"/>
+              </w:rPr>
+              <w:t>6.4% (18)</w:t>
+            </w:r>
+          </w:p>
+        </w:tc>
+        <w:tc>
+          <w:tcPr>
+            <w:tcW w:w="1417" w:type="dxa"/>
+            <w:tcBorders>
+              <w:top w:val="nil"/>
+              <w:left w:val="nil"/>
+              <w:bottom w:val="nil"/>
+              <w:right w:val="nil"/>
+            </w:tcBorders>
+            <w:noWrap/>
+            <w:vAlign w:val="center"/>
+            <w:hideMark/>
+          </w:tcPr>
+          <w:p>
+            <w:pPr>
+              <w:jc w:val="center"/>
+              <w:rPr>
+                <w:sz w:val="22"/>
+                <w:szCs w:val="22"/>
+              </w:rPr>
+            </w:pPr>
+            <w:r>
+              <w:rPr>
+                <w:sz w:val="22"/>
+                <w:szCs w:val="22"/>
+              </w:rPr>
+              <w:t>8.5% (132)</w:t>
+            </w:r>
+          </w:p>
+        </w:tc>
+      </w:tr>
+      <w:tr>
+        <w:trPr>
+          <w:trHeight w:val="300"/>
+        </w:trPr>
+        <w:tc>
+          <w:tcPr>
+            <w:tcW w:w="1701" w:type="dxa"/>
+            <w:tcBorders>
+              <w:top w:val="nil"/>
+              <w:left w:val="nil"/>
+              <w:bottom w:val="nil"/>
+              <w:right w:val="nil"/>
+            </w:tcBorders>
+            <w:noWrap/>
+            <w:vAlign w:val="bottom"/>
+            <w:hideMark/>
+          </w:tcPr>
+          <w:p>
+            <w:pPr>
+              <w:rPr>
+                <w:sz w:val="22"/>
+                <w:szCs w:val="22"/>
+              </w:rPr>
+            </w:pPr>
+            <w:proofErr w:type="spellStart"/>
+            <w:r>
+              <w:rPr>
+                <w:sz w:val="22"/>
+                <w:szCs w:val="22"/>
+              </w:rPr>
+              <w:t>February</w:t>
+            </w:r>
+            <w:proofErr w:type="spellEnd"/>
+          </w:p>
+        </w:tc>
+        <w:tc>
+          <w:tcPr>
+            <w:tcW w:w="1418" w:type="dxa"/>
+            <w:tcBorders>
+              <w:top w:val="nil"/>
+              <w:left w:val="nil"/>
+              <w:bottom w:val="nil"/>
+              <w:right w:val="nil"/>
+            </w:tcBorders>
+            <w:noWrap/>
+            <w:vAlign w:val="center"/>
+            <w:hideMark/>
+          </w:tcPr>
+          <w:p>
+            <w:pPr>
+              <w:jc w:val="center"/>
+              <w:rPr>
+                <w:sz w:val="22"/>
+                <w:szCs w:val="22"/>
+              </w:rPr>
+            </w:pPr>
+            <w:r>
+              <w:rPr>
+                <w:sz w:val="22"/>
+                <w:szCs w:val="22"/>
+              </w:rPr>
+              <w:t>7.3% (1123)</w:t>
+            </w:r>
+          </w:p>
+        </w:tc>
+        <w:tc>
+          <w:tcPr>
+            <w:tcW w:w="1276" w:type="dxa"/>
+            <w:tcBorders>
+              <w:top w:val="nil"/>
+              <w:left w:val="nil"/>
+              <w:bottom w:val="nil"/>
+              <w:right w:val="nil"/>
+            </w:tcBorders>
+            <w:noWrap/>
+            <w:vAlign w:val="center"/>
+            <w:hideMark/>
+          </w:tcPr>
+          <w:p>
+            <w:pPr>
+              <w:jc w:val="center"/>
+              <w:rPr>
+                <w:sz w:val="22"/>
+                <w:szCs w:val="22"/>
+              </w:rPr>
+            </w:pPr>
+            <w:r>
+              <w:rPr>
+                <w:sz w:val="22"/>
+                <w:szCs w:val="22"/>
+              </w:rPr>
+              <w:t>7.6% (101)</w:t>
+            </w:r>
+          </w:p>
+        </w:tc>
+        <w:tc>
+          <w:tcPr>
+            <w:tcW w:w="1275" w:type="dxa"/>
+            <w:tcBorders>
+              <w:top w:val="nil"/>
+              <w:left w:val="nil"/>
+              <w:bottom w:val="nil"/>
+              <w:right w:val="nil"/>
+            </w:tcBorders>
+            <w:noWrap/>
+            <w:vAlign w:val="center"/>
+            <w:hideMark/>
+          </w:tcPr>
+          <w:p>
+            <w:pPr>
+              <w:jc w:val="center"/>
+              <w:rPr>
+                <w:sz w:val="22"/>
+                <w:szCs w:val="22"/>
+              </w:rPr>
+            </w:pPr>
+            <w:r>
+              <w:rPr>
+                <w:sz w:val="22"/>
+                <w:szCs w:val="22"/>
+              </w:rPr>
+              <w:t>7.3% (14)</w:t>
+            </w:r>
+          </w:p>
+        </w:tc>
+        <w:tc>
+          <w:tcPr>
+            <w:tcW w:w="1134" w:type="dxa"/>
+            <w:tcBorders>
+              <w:top w:val="nil"/>
+              <w:left w:val="nil"/>
+              <w:bottom w:val="nil"/>
+              <w:right w:val="nil"/>
+            </w:tcBorders>
+            <w:noWrap/>
+            <w:vAlign w:val="center"/>
+            <w:hideMark/>
+          </w:tcPr>
+          <w:p>
+            <w:pPr>
+              <w:jc w:val="center"/>
+              <w:rPr>
+                <w:sz w:val="22"/>
+                <w:szCs w:val="22"/>
+              </w:rPr>
+            </w:pPr>
+            <w:r>
+              <w:rPr>
+                <w:sz w:val="22"/>
+                <w:szCs w:val="22"/>
+              </w:rPr>
+              <w:t>8.0% (8)</w:t>
+            </w:r>
+          </w:p>
+        </w:tc>
+        <w:tc>
+          <w:tcPr>
+            <w:tcW w:w="1276" w:type="dxa"/>
+            <w:tcBorders>
+              <w:top w:val="nil"/>
+              <w:left w:val="nil"/>
+              <w:bottom w:val="nil"/>
+              <w:right w:val="nil"/>
+            </w:tcBorders>
+            <w:noWrap/>
+            <w:vAlign w:val="center"/>
+            <w:hideMark/>
+          </w:tcPr>
+          <w:p>
+            <w:pPr>
+              <w:jc w:val="center"/>
+              <w:rPr>
+                <w:sz w:val="22"/>
+                <w:szCs w:val="22"/>
+              </w:rPr>
+            </w:pPr>
+            <w:r>
+              <w:rPr>
+                <w:sz w:val="22"/>
+                <w:szCs w:val="22"/>
+              </w:rPr>
+              <w:t>7.1% (66)</w:t>
+            </w:r>
+          </w:p>
+        </w:tc>
+        <w:tc>
+          <w:tcPr>
+            <w:tcW w:w="1276" w:type="dxa"/>
+            <w:tcBorders>
+              <w:top w:val="nil"/>
+              <w:left w:val="nil"/>
+              <w:bottom w:val="nil"/>
+              <w:right w:val="nil"/>
+            </w:tcBorders>
+            <w:noWrap/>
+            <w:vAlign w:val="center"/>
+            <w:hideMark/>
+          </w:tcPr>
+          <w:p>
+            <w:pPr>
+              <w:jc w:val="center"/>
+              <w:rPr>
+                <w:sz w:val="22"/>
+                <w:szCs w:val="22"/>
+              </w:rPr>
+            </w:pPr>
+            <w:r>
+              <w:rPr>
+                <w:sz w:val="22"/>
+                <w:szCs w:val="22"/>
+              </w:rPr>
+              <w:t>7.3% (75)</w:t>
+            </w:r>
+          </w:p>
+        </w:tc>
+        <w:tc>
+          <w:tcPr>
+            <w:tcW w:w="1276" w:type="dxa"/>
+            <w:tcBorders>
+              <w:top w:val="nil"/>
+              <w:left w:val="nil"/>
+              <w:bottom w:val="nil"/>
+              <w:right w:val="nil"/>
+            </w:tcBorders>
+            <w:noWrap/>
+            <w:vAlign w:val="center"/>
+            <w:hideMark/>
+          </w:tcPr>
+          <w:p>
+            <w:pPr>
+              <w:jc w:val="center"/>
+              <w:rPr>
+                <w:sz w:val="22"/>
+                <w:szCs w:val="22"/>
+              </w:rPr>
+            </w:pPr>
+            <w:r>
+              <w:rPr>
+                <w:sz w:val="22"/>
+                <w:szCs w:val="22"/>
+              </w:rPr>
+              <w:t>7.1% (20)</w:t>
+            </w:r>
+          </w:p>
+        </w:tc>
+        <w:tc>
+          <w:tcPr>
+            <w:tcW w:w="1417" w:type="dxa"/>
+            <w:tcBorders>
+              <w:top w:val="nil"/>
+              <w:left w:val="nil"/>
+              <w:bottom w:val="nil"/>
+              <w:right w:val="nil"/>
+            </w:tcBorders>
+            <w:noWrap/>
+            <w:vAlign w:val="center"/>
+            <w:hideMark/>
+          </w:tcPr>
+          <w:p>
+            <w:pPr>
+              <w:jc w:val="center"/>
+              <w:rPr>
+                <w:sz w:val="22"/>
+                <w:szCs w:val="22"/>
+              </w:rPr>
+            </w:pPr>
+            <w:r>
+              <w:rPr>
+                <w:sz w:val="22"/>
+                <w:szCs w:val="22"/>
+              </w:rPr>
+              <w:t>6.7% (104)</w:t>
+            </w:r>
+          </w:p>
+        </w:tc>
+      </w:tr>
+      <w:tr>
+        <w:trPr>
+          <w:trHeight w:val="300"/>
+        </w:trPr>
+        <w:tc>
+          <w:tcPr>
+            <w:tcW w:w="1701" w:type="dxa"/>
+            <w:tcBorders>
+              <w:top w:val="nil"/>
+              <w:left w:val="nil"/>
+              <w:bottom w:val="nil"/>
+              <w:right w:val="nil"/>
+            </w:tcBorders>
+            <w:noWrap/>
+            <w:vAlign w:val="bottom"/>
+            <w:hideMark/>
+          </w:tcPr>
+          <w:p>
+            <w:pPr>
+              <w:rPr>
+                <w:sz w:val="22"/>
+                <w:szCs w:val="22"/>
+              </w:rPr>
+            </w:pPr>
+            <w:r>
+              <w:rPr>
+                <w:sz w:val="22"/>
+                <w:szCs w:val="22"/>
+              </w:rPr>
+              <w:t>March</w:t>
+            </w:r>
+          </w:p>
+        </w:tc>
+        <w:tc>
+          <w:tcPr>
+            <w:tcW w:w="1418" w:type="dxa"/>
+            <w:tcBorders>
+              <w:top w:val="nil"/>
+              <w:left w:val="nil"/>
+              <w:bottom w:val="nil"/>
+              <w:right w:val="nil"/>
+            </w:tcBorders>
+            <w:noWrap/>
+            <w:vAlign w:val="center"/>
+            <w:hideMark/>
+          </w:tcPr>
+          <w:p>
+            <w:pPr>
+              <w:jc w:val="center"/>
+              <w:rPr>
+                <w:sz w:val="22"/>
+                <w:szCs w:val="22"/>
+              </w:rPr>
+            </w:pPr>
+            <w:r>
+              <w:rPr>
+                <w:sz w:val="22"/>
+                <w:szCs w:val="22"/>
+              </w:rPr>
+              <w:t>8.3% (1284)</w:t>
+            </w:r>
+          </w:p>
+        </w:tc>
+        <w:tc>
+          <w:tcPr>
+            <w:tcW w:w="1276" w:type="dxa"/>
+            <w:tcBorders>
+              <w:top w:val="nil"/>
+              <w:left w:val="nil"/>
+              <w:bottom w:val="nil"/>
+              <w:right w:val="nil"/>
+            </w:tcBorders>
+            <w:noWrap/>
+            <w:vAlign w:val="center"/>
+            <w:hideMark/>
+          </w:tcPr>
+          <w:p>
+            <w:pPr>
+              <w:jc w:val="center"/>
+              <w:rPr>
+                <w:sz w:val="22"/>
+                <w:szCs w:val="22"/>
+              </w:rPr>
+            </w:pPr>
+            <w:r>
+              <w:rPr>
+                <w:sz w:val="22"/>
+                <w:szCs w:val="22"/>
+              </w:rPr>
+              <w:t>8.2% (109)</w:t>
+            </w:r>
+          </w:p>
+        </w:tc>
+        <w:tc>
+          <w:tcPr>
+            <w:tcW w:w="1275" w:type="dxa"/>
+            <w:tcBorders>
+              <w:top w:val="nil"/>
+              <w:left w:val="nil"/>
+              <w:bottom w:val="nil"/>
+              <w:right w:val="nil"/>
+            </w:tcBorders>
+            <w:noWrap/>
+            <w:vAlign w:val="center"/>
+            <w:hideMark/>
+          </w:tcPr>
+          <w:p>
+            <w:pPr>
+              <w:jc w:val="center"/>
+              <w:rPr>
+                <w:sz w:val="22"/>
+                <w:szCs w:val="22"/>
+              </w:rPr>
+            </w:pPr>
+            <w:r>
+              <w:rPr>
+                <w:sz w:val="22"/>
+                <w:szCs w:val="22"/>
+              </w:rPr>
+              <w:t>5.2% (10)</w:t>
+            </w:r>
+          </w:p>
+        </w:tc>
+        <w:tc>
+          <w:tcPr>
+            <w:tcW w:w="1134" w:type="dxa"/>
+            <w:tcBorders>
+              <w:top w:val="nil"/>
+              <w:left w:val="nil"/>
+              <w:bottom w:val="nil"/>
+              <w:right w:val="nil"/>
+            </w:tcBorders>
+            <w:noWrap/>
+            <w:vAlign w:val="center"/>
+            <w:hideMark/>
+          </w:tcPr>
+          <w:p>
+            <w:pPr>
+              <w:jc w:val="center"/>
+              <w:rPr>
+                <w:sz w:val="22"/>
+                <w:szCs w:val="22"/>
+              </w:rPr>
+            </w:pPr>
+            <w:r>
+              <w:rPr>
+                <w:sz w:val="22"/>
+                <w:szCs w:val="22"/>
+              </w:rPr>
+              <w:t>9.0% (9)</w:t>
+            </w:r>
+          </w:p>
+        </w:tc>
+        <w:tc>
+          <w:tcPr>
+            <w:tcW w:w="1276" w:type="dxa"/>
+            <w:tcBorders>
+              <w:top w:val="nil"/>
+              <w:left w:val="nil"/>
+              <w:bottom w:val="nil"/>
+              <w:right w:val="nil"/>
+            </w:tcBorders>
+            <w:noWrap/>
+            <w:vAlign w:val="center"/>
+            <w:hideMark/>
+          </w:tcPr>
+          <w:p>
+            <w:pPr>
+              <w:jc w:val="center"/>
+              <w:rPr>
+                <w:sz w:val="22"/>
+                <w:szCs w:val="22"/>
+              </w:rPr>
+            </w:pPr>
+            <w:r>
+              <w:rPr>
+                <w:sz w:val="22"/>
+                <w:szCs w:val="22"/>
+              </w:rPr>
+              <w:t>8.7% (81)</w:t>
+            </w:r>
+          </w:p>
+        </w:tc>
+        <w:tc>
+          <w:tcPr>
+            <w:tcW w:w="1276" w:type="dxa"/>
+            <w:tcBorders>
+              <w:top w:val="nil"/>
+              <w:left w:val="nil"/>
+              <w:bottom w:val="nil"/>
+              <w:right w:val="nil"/>
+            </w:tcBorders>
+            <w:noWrap/>
+            <w:vAlign w:val="center"/>
+            <w:hideMark/>
+          </w:tcPr>
+          <w:p>
+            <w:pPr>
+              <w:jc w:val="center"/>
+              <w:rPr>
+                <w:sz w:val="22"/>
+                <w:szCs w:val="22"/>
+              </w:rPr>
+            </w:pPr>
+            <w:r>
+              <w:rPr>
+                <w:sz w:val="22"/>
+                <w:szCs w:val="22"/>
+              </w:rPr>
+              <w:t>8.1% (83)</w:t>
+            </w:r>
+          </w:p>
+        </w:tc>
+        <w:tc>
+          <w:tcPr>
+            <w:tcW w:w="1276" w:type="dxa"/>
+            <w:tcBorders>
+              <w:top w:val="nil"/>
+              <w:left w:val="nil"/>
+              <w:bottom w:val="nil"/>
+              <w:right w:val="nil"/>
+            </w:tcBorders>
+            <w:noWrap/>
+            <w:vAlign w:val="center"/>
+            <w:hideMark/>
+          </w:tcPr>
+          <w:p>
+            <w:pPr>
+              <w:jc w:val="center"/>
+              <w:rPr>
+                <w:sz w:val="22"/>
+                <w:szCs w:val="22"/>
+              </w:rPr>
+            </w:pPr>
+            <w:r>
+              <w:rPr>
+                <w:sz w:val="22"/>
+                <w:szCs w:val="22"/>
+              </w:rPr>
+              <w:t>7.4% (21)</w:t>
+            </w:r>
+          </w:p>
+        </w:tc>
+        <w:tc>
+          <w:tcPr>
+            <w:tcW w:w="1417" w:type="dxa"/>
+            <w:tcBorders>
+              <w:top w:val="nil"/>
+              <w:left w:val="nil"/>
+              <w:bottom w:val="nil"/>
+              <w:right w:val="nil"/>
+            </w:tcBorders>
+            <w:noWrap/>
+            <w:vAlign w:val="center"/>
+            <w:hideMark/>
+          </w:tcPr>
+          <w:p>
+            <w:pPr>
+              <w:jc w:val="center"/>
+              <w:rPr>
+                <w:sz w:val="22"/>
+                <w:szCs w:val="22"/>
+              </w:rPr>
+            </w:pPr>
+            <w:r>
+              <w:rPr>
+                <w:sz w:val="22"/>
+                <w:szCs w:val="22"/>
+              </w:rPr>
+              <w:t>8.2% (128)</w:t>
+            </w:r>
+          </w:p>
+        </w:tc>
+      </w:tr>
+      <w:tr>
+        <w:trPr>
+          <w:trHeight w:val="300"/>
+        </w:trPr>
+        <w:tc>
+          <w:tcPr>
+            <w:tcW w:w="1701" w:type="dxa"/>
+            <w:tcBorders>
+              <w:top w:val="nil"/>
+              <w:left w:val="nil"/>
+              <w:bottom w:val="nil"/>
+              <w:right w:val="nil"/>
+            </w:tcBorders>
+            <w:noWrap/>
+            <w:vAlign w:val="bottom"/>
+            <w:hideMark/>
+          </w:tcPr>
+          <w:p>
+            <w:pPr>
+              <w:rPr>
+                <w:sz w:val="22"/>
+                <w:szCs w:val="22"/>
+              </w:rPr>
+            </w:pPr>
+            <w:r>
+              <w:rPr>
+                <w:sz w:val="22"/>
+                <w:szCs w:val="22"/>
+              </w:rPr>
+              <w:t>April</w:t>
+            </w:r>
+          </w:p>
+        </w:tc>
+        <w:tc>
+          <w:tcPr>
+            <w:tcW w:w="1418" w:type="dxa"/>
+            <w:tcBorders>
+              <w:top w:val="nil"/>
+              <w:left w:val="nil"/>
+              <w:bottom w:val="nil"/>
+              <w:right w:val="nil"/>
+            </w:tcBorders>
+            <w:noWrap/>
+            <w:vAlign w:val="center"/>
+            <w:hideMark/>
+          </w:tcPr>
+          <w:p>
+            <w:pPr>
+              <w:jc w:val="center"/>
+              <w:rPr>
+                <w:sz w:val="22"/>
+                <w:szCs w:val="22"/>
+              </w:rPr>
+            </w:pPr>
+            <w:r>
+              <w:rPr>
+                <w:sz w:val="22"/>
+                <w:szCs w:val="22"/>
+              </w:rPr>
+              <w:t>8.2% (1262)</w:t>
+            </w:r>
+          </w:p>
+        </w:tc>
+        <w:tc>
+          <w:tcPr>
+            <w:tcW w:w="1276" w:type="dxa"/>
+            <w:tcBorders>
+              <w:top w:val="nil"/>
+              <w:left w:val="nil"/>
+              <w:bottom w:val="nil"/>
+              <w:right w:val="nil"/>
+            </w:tcBorders>
+            <w:noWrap/>
+            <w:vAlign w:val="center"/>
+            <w:hideMark/>
+          </w:tcPr>
+          <w:p>
+            <w:pPr>
+              <w:jc w:val="center"/>
+              <w:rPr>
+                <w:sz w:val="22"/>
+                <w:szCs w:val="22"/>
+              </w:rPr>
+            </w:pPr>
+            <w:r>
+              <w:rPr>
+                <w:sz w:val="22"/>
+                <w:szCs w:val="22"/>
+              </w:rPr>
+              <w:t>6.6% (88)</w:t>
+            </w:r>
+          </w:p>
+        </w:tc>
+        <w:tc>
+          <w:tcPr>
+            <w:tcW w:w="1275" w:type="dxa"/>
+            <w:tcBorders>
+              <w:top w:val="nil"/>
+              <w:left w:val="nil"/>
+              <w:bottom w:val="nil"/>
+              <w:right w:val="nil"/>
+            </w:tcBorders>
+            <w:noWrap/>
+            <w:vAlign w:val="center"/>
+            <w:hideMark/>
+          </w:tcPr>
+          <w:p>
+            <w:pPr>
+              <w:jc w:val="center"/>
+              <w:rPr>
+                <w:sz w:val="22"/>
+                <w:szCs w:val="22"/>
+              </w:rPr>
+            </w:pPr>
+            <w:r>
+              <w:rPr>
+                <w:sz w:val="22"/>
+                <w:szCs w:val="22"/>
+              </w:rPr>
+              <w:t>11.5% (22)</w:t>
+            </w:r>
+          </w:p>
+        </w:tc>
+        <w:tc>
+          <w:tcPr>
+            <w:tcW w:w="1134" w:type="dxa"/>
+            <w:tcBorders>
+              <w:top w:val="nil"/>
+              <w:left w:val="nil"/>
+              <w:bottom w:val="nil"/>
+              <w:right w:val="nil"/>
+            </w:tcBorders>
+            <w:noWrap/>
+            <w:vAlign w:val="center"/>
+            <w:hideMark/>
+          </w:tcPr>
+          <w:p>
+            <w:pPr>
+              <w:jc w:val="center"/>
+              <w:rPr>
+                <w:sz w:val="22"/>
+                <w:szCs w:val="22"/>
+              </w:rPr>
+            </w:pPr>
+            <w:r>
+              <w:rPr>
+                <w:sz w:val="22"/>
+                <w:szCs w:val="22"/>
+              </w:rPr>
+              <w:t>6.0% (6)</w:t>
+            </w:r>
+          </w:p>
+        </w:tc>
+        <w:tc>
+          <w:tcPr>
+            <w:tcW w:w="1276" w:type="dxa"/>
+            <w:tcBorders>
+              <w:top w:val="nil"/>
+              <w:left w:val="nil"/>
+              <w:bottom w:val="nil"/>
+              <w:right w:val="nil"/>
+            </w:tcBorders>
+            <w:noWrap/>
+            <w:vAlign w:val="center"/>
+            <w:hideMark/>
+          </w:tcPr>
+          <w:p>
+            <w:pPr>
+              <w:jc w:val="center"/>
+              <w:rPr>
+                <w:sz w:val="22"/>
+                <w:szCs w:val="22"/>
+              </w:rPr>
+            </w:pPr>
+            <w:r>
+              <w:rPr>
+                <w:sz w:val="22"/>
+                <w:szCs w:val="22"/>
+              </w:rPr>
+              <w:t>5.4% (50)</w:t>
+            </w:r>
+          </w:p>
+        </w:tc>
+        <w:tc>
+          <w:tcPr>
+            <w:tcW w:w="1276" w:type="dxa"/>
+            <w:tcBorders>
+              <w:top w:val="nil"/>
+              <w:left w:val="nil"/>
+              <w:bottom w:val="nil"/>
+              <w:right w:val="nil"/>
+            </w:tcBorders>
+            <w:noWrap/>
+            <w:vAlign w:val="center"/>
+            <w:hideMark/>
+          </w:tcPr>
+          <w:p>
+            <w:pPr>
+              <w:jc w:val="center"/>
+              <w:rPr>
+                <w:sz w:val="22"/>
+                <w:szCs w:val="22"/>
+              </w:rPr>
+            </w:pPr>
+            <w:r>
+              <w:rPr>
+                <w:sz w:val="22"/>
+                <w:szCs w:val="22"/>
+              </w:rPr>
+              <w:t>7.7% (79)</w:t>
+            </w:r>
+          </w:p>
+        </w:tc>
+        <w:tc>
+          <w:tcPr>
+            <w:tcW w:w="1276" w:type="dxa"/>
+            <w:tcBorders>
+              <w:top w:val="nil"/>
+              <w:left w:val="nil"/>
+              <w:bottom w:val="nil"/>
+              <w:right w:val="nil"/>
+            </w:tcBorders>
+            <w:noWrap/>
+            <w:vAlign w:val="center"/>
+            <w:hideMark/>
+          </w:tcPr>
+          <w:p>
+            <w:pPr>
+              <w:jc w:val="center"/>
+              <w:rPr>
+                <w:sz w:val="22"/>
+                <w:szCs w:val="22"/>
+              </w:rPr>
+            </w:pPr>
+            <w:r>
+              <w:rPr>
+                <w:sz w:val="22"/>
+                <w:szCs w:val="22"/>
+              </w:rPr>
+              <w:t>8.9% (25)</w:t>
+            </w:r>
+          </w:p>
+        </w:tc>
+        <w:tc>
+          <w:tcPr>
+            <w:tcW w:w="1417" w:type="dxa"/>
+            <w:tcBorders>
+              <w:top w:val="nil"/>
+              <w:left w:val="nil"/>
+              <w:bottom w:val="nil"/>
+              <w:right w:val="nil"/>
+            </w:tcBorders>
+            <w:noWrap/>
+            <w:vAlign w:val="center"/>
+            <w:hideMark/>
+          </w:tcPr>
+          <w:p>
+            <w:pPr>
+              <w:jc w:val="center"/>
+              <w:rPr>
+                <w:sz w:val="22"/>
+                <w:szCs w:val="22"/>
+              </w:rPr>
+            </w:pPr>
+            <w:r>
+              <w:rPr>
+                <w:sz w:val="22"/>
+                <w:szCs w:val="22"/>
+              </w:rPr>
+              <w:t>7.2% (113)</w:t>
+            </w:r>
+          </w:p>
+        </w:tc>
+      </w:tr>
+      <w:tr>
+        <w:trPr>
+          <w:trHeight w:val="300"/>
+        </w:trPr>
+        <w:tc>
+          <w:tcPr>
+            <w:tcW w:w="1701" w:type="dxa"/>
+            <w:tcBorders>
+              <w:top w:val="nil"/>
+              <w:left w:val="nil"/>
+              <w:bottom w:val="nil"/>
+              <w:right w:val="nil"/>
+            </w:tcBorders>
+            <w:noWrap/>
+            <w:vAlign w:val="bottom"/>
+            <w:hideMark/>
+          </w:tcPr>
+          <w:p>
+            <w:pPr>
+              <w:rPr>
+                <w:sz w:val="22"/>
+                <w:szCs w:val="22"/>
+              </w:rPr>
+            </w:pPr>
+            <w:r>
+              <w:rPr>
+                <w:sz w:val="22"/>
+                <w:szCs w:val="22"/>
+              </w:rPr>
+              <w:t>May</w:t>
+            </w:r>
+          </w:p>
+        </w:tc>
+        <w:tc>
+          <w:tcPr>
+            <w:tcW w:w="1418" w:type="dxa"/>
+            <w:tcBorders>
+              <w:top w:val="nil"/>
+              <w:left w:val="nil"/>
+              <w:bottom w:val="nil"/>
+              <w:right w:val="nil"/>
+            </w:tcBorders>
+            <w:noWrap/>
+            <w:vAlign w:val="center"/>
+            <w:hideMark/>
+          </w:tcPr>
+          <w:p>
+            <w:pPr>
+              <w:jc w:val="center"/>
+              <w:rPr>
+                <w:sz w:val="22"/>
+                <w:szCs w:val="22"/>
+              </w:rPr>
+            </w:pPr>
+            <w:r>
+              <w:rPr>
+                <w:sz w:val="22"/>
+                <w:szCs w:val="22"/>
+              </w:rPr>
+              <w:t>7.7% (1183)</w:t>
+            </w:r>
+          </w:p>
+        </w:tc>
+        <w:tc>
+          <w:tcPr>
+            <w:tcW w:w="1276" w:type="dxa"/>
+            <w:tcBorders>
+              <w:top w:val="nil"/>
+              <w:left w:val="nil"/>
+              <w:bottom w:val="nil"/>
+              <w:right w:val="nil"/>
+            </w:tcBorders>
+            <w:noWrap/>
+            <w:vAlign w:val="center"/>
+            <w:hideMark/>
+          </w:tcPr>
+          <w:p>
+            <w:pPr>
+              <w:jc w:val="center"/>
+              <w:rPr>
+                <w:sz w:val="22"/>
+                <w:szCs w:val="22"/>
+              </w:rPr>
+            </w:pPr>
+            <w:r>
+              <w:rPr>
+                <w:sz w:val="22"/>
+                <w:szCs w:val="22"/>
+              </w:rPr>
+              <w:t>8.3% (110)</w:t>
+            </w:r>
+          </w:p>
+        </w:tc>
+        <w:tc>
+          <w:tcPr>
+            <w:tcW w:w="1275" w:type="dxa"/>
+            <w:tcBorders>
+              <w:top w:val="nil"/>
+              <w:left w:val="nil"/>
+              <w:bottom w:val="nil"/>
+              <w:right w:val="nil"/>
+            </w:tcBorders>
+            <w:noWrap/>
+            <w:vAlign w:val="center"/>
+            <w:hideMark/>
+          </w:tcPr>
+          <w:p>
+            <w:pPr>
+              <w:jc w:val="center"/>
+              <w:rPr>
+                <w:sz w:val="22"/>
+                <w:szCs w:val="22"/>
+              </w:rPr>
+            </w:pPr>
+            <w:r>
+              <w:rPr>
+                <w:sz w:val="22"/>
+                <w:szCs w:val="22"/>
+              </w:rPr>
+              <w:t>7.3% (14)</w:t>
+            </w:r>
+          </w:p>
+        </w:tc>
+        <w:tc>
+          <w:tcPr>
+            <w:tcW w:w="1134" w:type="dxa"/>
+            <w:tcBorders>
+              <w:top w:val="nil"/>
+              <w:left w:val="nil"/>
+              <w:bottom w:val="nil"/>
+              <w:right w:val="nil"/>
+            </w:tcBorders>
+            <w:noWrap/>
+            <w:vAlign w:val="center"/>
+            <w:hideMark/>
+          </w:tcPr>
+          <w:p>
+            <w:pPr>
+              <w:jc w:val="center"/>
+              <w:rPr>
+                <w:sz w:val="22"/>
+                <w:szCs w:val="22"/>
+              </w:rPr>
+            </w:pPr>
+            <w:r>
+              <w:rPr>
+                <w:sz w:val="22"/>
+                <w:szCs w:val="22"/>
+              </w:rPr>
+              <w:t>12.0% (12)</w:t>
+            </w:r>
+          </w:p>
+        </w:tc>
+        <w:tc>
+          <w:tcPr>
+            <w:tcW w:w="1276" w:type="dxa"/>
+            <w:tcBorders>
+              <w:top w:val="nil"/>
+              <w:left w:val="nil"/>
+              <w:bottom w:val="nil"/>
+              <w:right w:val="nil"/>
+            </w:tcBorders>
+            <w:noWrap/>
+            <w:vAlign w:val="center"/>
+            <w:hideMark/>
+          </w:tcPr>
+          <w:p>
+            <w:pPr>
+              <w:jc w:val="center"/>
+              <w:rPr>
+                <w:sz w:val="22"/>
+                <w:szCs w:val="22"/>
+              </w:rPr>
+            </w:pPr>
+            <w:r>
+              <w:rPr>
+                <w:sz w:val="22"/>
+                <w:szCs w:val="22"/>
+              </w:rPr>
+              <w:t>8.7% (81)</w:t>
+            </w:r>
+          </w:p>
+        </w:tc>
+        <w:tc>
+          <w:tcPr>
+            <w:tcW w:w="1276" w:type="dxa"/>
+            <w:tcBorders>
+              <w:top w:val="nil"/>
+              <w:left w:val="nil"/>
+              <w:bottom w:val="nil"/>
+              <w:right w:val="nil"/>
+            </w:tcBorders>
+            <w:noWrap/>
+            <w:vAlign w:val="center"/>
+            <w:hideMark/>
+          </w:tcPr>
+          <w:p>
+            <w:pPr>
+              <w:jc w:val="center"/>
+              <w:rPr>
+                <w:sz w:val="22"/>
+                <w:szCs w:val="22"/>
+              </w:rPr>
+            </w:pPr>
+            <w:r>
+              <w:rPr>
+                <w:sz w:val="22"/>
+                <w:szCs w:val="22"/>
+              </w:rPr>
+              <w:t>8.6% (89)</w:t>
+            </w:r>
+          </w:p>
+        </w:tc>
+        <w:tc>
+          <w:tcPr>
+            <w:tcW w:w="1276" w:type="dxa"/>
+            <w:tcBorders>
+              <w:top w:val="nil"/>
+              <w:left w:val="nil"/>
+              <w:bottom w:val="nil"/>
+              <w:right w:val="nil"/>
+            </w:tcBorders>
+            <w:noWrap/>
+            <w:vAlign w:val="center"/>
+            <w:hideMark/>
+          </w:tcPr>
+          <w:p>
+            <w:pPr>
+              <w:jc w:val="center"/>
+              <w:rPr>
+                <w:sz w:val="22"/>
+                <w:szCs w:val="22"/>
+              </w:rPr>
+            </w:pPr>
+            <w:r>
+              <w:rPr>
+                <w:sz w:val="22"/>
+                <w:szCs w:val="22"/>
+              </w:rPr>
+              <w:t>9.6% (27)</w:t>
+            </w:r>
+          </w:p>
+        </w:tc>
+        <w:tc>
+          <w:tcPr>
+            <w:tcW w:w="1417" w:type="dxa"/>
+            <w:tcBorders>
+              <w:top w:val="nil"/>
+              <w:left w:val="nil"/>
+              <w:bottom w:val="nil"/>
+              <w:right w:val="nil"/>
+            </w:tcBorders>
+            <w:noWrap/>
+            <w:vAlign w:val="center"/>
+            <w:hideMark/>
+          </w:tcPr>
+          <w:p>
+            <w:pPr>
+              <w:jc w:val="center"/>
+              <w:rPr>
+                <w:sz w:val="22"/>
+                <w:szCs w:val="22"/>
+              </w:rPr>
+            </w:pPr>
+            <w:r>
+              <w:rPr>
+                <w:sz w:val="22"/>
+                <w:szCs w:val="22"/>
+              </w:rPr>
+              <w:t>7.0% (109)</w:t>
+            </w:r>
+          </w:p>
+        </w:tc>
+      </w:tr>
+      <w:tr>
+        <w:trPr>
+          <w:trHeight w:val="300"/>
+        </w:trPr>
+        <w:tc>
+          <w:tcPr>
+            <w:tcW w:w="1701" w:type="dxa"/>
+            <w:tcBorders>
+              <w:top w:val="nil"/>
+              <w:left w:val="nil"/>
+              <w:bottom w:val="nil"/>
+              <w:right w:val="nil"/>
+            </w:tcBorders>
+            <w:noWrap/>
+            <w:vAlign w:val="bottom"/>
+            <w:hideMark/>
+          </w:tcPr>
+          <w:p>
+            <w:pPr>
+              <w:rPr>
+                <w:sz w:val="22"/>
+                <w:szCs w:val="22"/>
+              </w:rPr>
+            </w:pPr>
+            <w:r>
+              <w:rPr>
+                <w:sz w:val="22"/>
+                <w:szCs w:val="22"/>
+              </w:rPr>
+              <w:t>June</w:t>
+            </w:r>
+          </w:p>
+        </w:tc>
+        <w:tc>
+          <w:tcPr>
+            <w:tcW w:w="1418" w:type="dxa"/>
+            <w:tcBorders>
+              <w:top w:val="nil"/>
+              <w:left w:val="nil"/>
+              <w:bottom w:val="nil"/>
+              <w:right w:val="nil"/>
+            </w:tcBorders>
+            <w:noWrap/>
+            <w:vAlign w:val="center"/>
+            <w:hideMark/>
+          </w:tcPr>
+          <w:p>
+            <w:pPr>
+              <w:jc w:val="center"/>
+              <w:rPr>
+                <w:sz w:val="22"/>
+                <w:szCs w:val="22"/>
+              </w:rPr>
+            </w:pPr>
+            <w:r>
+              <w:rPr>
+                <w:sz w:val="22"/>
+                <w:szCs w:val="22"/>
+              </w:rPr>
+              <w:t>7.8% (1199)</w:t>
+            </w:r>
+          </w:p>
+        </w:tc>
+        <w:tc>
+          <w:tcPr>
+            <w:tcW w:w="1276" w:type="dxa"/>
+            <w:tcBorders>
+              <w:top w:val="nil"/>
+              <w:left w:val="nil"/>
+              <w:bottom w:val="nil"/>
+              <w:right w:val="nil"/>
+            </w:tcBorders>
+            <w:noWrap/>
+            <w:vAlign w:val="center"/>
+            <w:hideMark/>
+          </w:tcPr>
+          <w:p>
+            <w:pPr>
+              <w:jc w:val="center"/>
+              <w:rPr>
+                <w:sz w:val="22"/>
+                <w:szCs w:val="22"/>
+              </w:rPr>
+            </w:pPr>
+            <w:r>
+              <w:rPr>
+                <w:sz w:val="22"/>
+                <w:szCs w:val="22"/>
+              </w:rPr>
+              <w:t>7.6% (101)</w:t>
+            </w:r>
+          </w:p>
+        </w:tc>
+        <w:tc>
+          <w:tcPr>
+            <w:tcW w:w="1275" w:type="dxa"/>
+            <w:tcBorders>
+              <w:top w:val="nil"/>
+              <w:left w:val="nil"/>
+              <w:bottom w:val="nil"/>
+              <w:right w:val="nil"/>
+            </w:tcBorders>
+            <w:noWrap/>
+            <w:vAlign w:val="center"/>
+            <w:hideMark/>
+          </w:tcPr>
+          <w:p>
+            <w:pPr>
+              <w:jc w:val="center"/>
+              <w:rPr>
+                <w:sz w:val="22"/>
+                <w:szCs w:val="22"/>
+              </w:rPr>
+            </w:pPr>
+            <w:r>
+              <w:rPr>
+                <w:sz w:val="22"/>
+                <w:szCs w:val="22"/>
+              </w:rPr>
+              <w:t>5.7% (11)</w:t>
+            </w:r>
+          </w:p>
+        </w:tc>
+        <w:tc>
+          <w:tcPr>
+            <w:tcW w:w="1134" w:type="dxa"/>
+            <w:tcBorders>
+              <w:top w:val="nil"/>
+              <w:left w:val="nil"/>
+              <w:bottom w:val="nil"/>
+              <w:right w:val="nil"/>
+            </w:tcBorders>
+            <w:noWrap/>
+            <w:vAlign w:val="center"/>
+            <w:hideMark/>
+          </w:tcPr>
+          <w:p>
+            <w:pPr>
+              <w:jc w:val="center"/>
+              <w:rPr>
+                <w:sz w:val="22"/>
+                <w:szCs w:val="22"/>
+              </w:rPr>
+            </w:pPr>
+            <w:r>
+              <w:rPr>
+                <w:sz w:val="22"/>
+                <w:szCs w:val="22"/>
+              </w:rPr>
+              <w:t>7.0% (7)</w:t>
+            </w:r>
+          </w:p>
+        </w:tc>
+        <w:tc>
+          <w:tcPr>
+            <w:tcW w:w="1276" w:type="dxa"/>
+            <w:tcBorders>
+              <w:top w:val="nil"/>
+              <w:left w:val="nil"/>
+              <w:bottom w:val="nil"/>
+              <w:right w:val="nil"/>
+            </w:tcBorders>
+            <w:noWrap/>
+            <w:vAlign w:val="center"/>
+            <w:hideMark/>
+          </w:tcPr>
+          <w:p>
+            <w:pPr>
+              <w:jc w:val="center"/>
+              <w:rPr>
+                <w:sz w:val="22"/>
+                <w:szCs w:val="22"/>
+              </w:rPr>
+            </w:pPr>
+            <w:r>
+              <w:rPr>
+                <w:sz w:val="22"/>
+                <w:szCs w:val="22"/>
+              </w:rPr>
+              <w:t>8.1% (76)</w:t>
+            </w:r>
+          </w:p>
+        </w:tc>
+        <w:tc>
+          <w:tcPr>
+            <w:tcW w:w="1276" w:type="dxa"/>
+            <w:tcBorders>
+              <w:top w:val="nil"/>
+              <w:left w:val="nil"/>
+              <w:bottom w:val="nil"/>
+              <w:right w:val="nil"/>
+            </w:tcBorders>
+            <w:noWrap/>
+            <w:vAlign w:val="center"/>
+            <w:hideMark/>
+          </w:tcPr>
+          <w:p>
+            <w:pPr>
+              <w:jc w:val="center"/>
+              <w:rPr>
+                <w:sz w:val="22"/>
+                <w:szCs w:val="22"/>
+              </w:rPr>
+            </w:pPr>
+            <w:r>
+              <w:rPr>
+                <w:sz w:val="22"/>
+                <w:szCs w:val="22"/>
+              </w:rPr>
+              <w:t>7.5% (77)</w:t>
+            </w:r>
+          </w:p>
+        </w:tc>
+        <w:tc>
+          <w:tcPr>
+            <w:tcW w:w="1276" w:type="dxa"/>
+            <w:tcBorders>
+              <w:top w:val="nil"/>
+              <w:left w:val="nil"/>
+              <w:bottom w:val="nil"/>
+              <w:right w:val="nil"/>
+            </w:tcBorders>
+            <w:noWrap/>
+            <w:vAlign w:val="center"/>
+            <w:hideMark/>
+          </w:tcPr>
+          <w:p>
+            <w:pPr>
+              <w:jc w:val="center"/>
+              <w:rPr>
+                <w:sz w:val="22"/>
+                <w:szCs w:val="22"/>
+              </w:rPr>
+            </w:pPr>
+            <w:r>
+              <w:rPr>
+                <w:sz w:val="22"/>
+                <w:szCs w:val="22"/>
+              </w:rPr>
+              <w:t>7.4% (21)</w:t>
+            </w:r>
+          </w:p>
+        </w:tc>
+        <w:tc>
+          <w:tcPr>
+            <w:tcW w:w="1417" w:type="dxa"/>
+            <w:tcBorders>
+              <w:top w:val="nil"/>
+              <w:left w:val="nil"/>
+              <w:bottom w:val="nil"/>
+              <w:right w:val="nil"/>
+            </w:tcBorders>
+            <w:noWrap/>
+            <w:vAlign w:val="center"/>
+            <w:hideMark/>
+          </w:tcPr>
+          <w:p>
+            <w:pPr>
+              <w:jc w:val="center"/>
+              <w:rPr>
+                <w:sz w:val="22"/>
+                <w:szCs w:val="22"/>
+              </w:rPr>
+            </w:pPr>
+            <w:r>
+              <w:rPr>
+                <w:sz w:val="22"/>
+                <w:szCs w:val="22"/>
+              </w:rPr>
+              <w:t>7.4% (116)</w:t>
+            </w:r>
+          </w:p>
+        </w:tc>
+      </w:tr>
+      <w:tr>
+        <w:trPr>
+          <w:trHeight w:val="300"/>
+        </w:trPr>
+        <w:tc>
+          <w:tcPr>
+            <w:tcW w:w="1701" w:type="dxa"/>
+            <w:tcBorders>
+              <w:top w:val="nil"/>
+              <w:left w:val="nil"/>
+              <w:bottom w:val="nil"/>
+              <w:right w:val="nil"/>
+            </w:tcBorders>
+            <w:noWrap/>
+            <w:vAlign w:val="bottom"/>
+            <w:hideMark/>
+          </w:tcPr>
+          <w:p>
+            <w:pPr>
+              <w:rPr>
+                <w:sz w:val="22"/>
+                <w:szCs w:val="22"/>
+              </w:rPr>
+            </w:pPr>
+            <w:proofErr w:type="spellStart"/>
+            <w:r>
+              <w:rPr>
+                <w:sz w:val="22"/>
+                <w:szCs w:val="22"/>
+              </w:rPr>
+              <w:t>July</w:t>
+            </w:r>
+            <w:proofErr w:type="spellEnd"/>
+          </w:p>
+        </w:tc>
+        <w:tc>
+          <w:tcPr>
+            <w:tcW w:w="1418" w:type="dxa"/>
+            <w:tcBorders>
+              <w:top w:val="nil"/>
+              <w:left w:val="nil"/>
+              <w:bottom w:val="nil"/>
+              <w:right w:val="nil"/>
+            </w:tcBorders>
+            <w:noWrap/>
+            <w:vAlign w:val="center"/>
+            <w:hideMark/>
+          </w:tcPr>
+          <w:p>
+            <w:pPr>
+              <w:jc w:val="center"/>
+              <w:rPr>
+                <w:sz w:val="22"/>
+                <w:szCs w:val="22"/>
+              </w:rPr>
+            </w:pPr>
+            <w:r>
+              <w:rPr>
+                <w:sz w:val="22"/>
+                <w:szCs w:val="22"/>
+              </w:rPr>
+              <w:t>8.0% (1238)</w:t>
+            </w:r>
+          </w:p>
+        </w:tc>
+        <w:tc>
+          <w:tcPr>
+            <w:tcW w:w="1276" w:type="dxa"/>
+            <w:tcBorders>
+              <w:top w:val="nil"/>
+              <w:left w:val="nil"/>
+              <w:bottom w:val="nil"/>
+              <w:right w:val="nil"/>
+            </w:tcBorders>
+            <w:noWrap/>
+            <w:vAlign w:val="center"/>
+            <w:hideMark/>
+          </w:tcPr>
+          <w:p>
+            <w:pPr>
+              <w:jc w:val="center"/>
+              <w:rPr>
+                <w:sz w:val="22"/>
+                <w:szCs w:val="22"/>
+              </w:rPr>
+            </w:pPr>
+            <w:r>
+              <w:rPr>
+                <w:sz w:val="22"/>
+                <w:szCs w:val="22"/>
+              </w:rPr>
+              <w:t>7.8% (103)</w:t>
+            </w:r>
+          </w:p>
+        </w:tc>
+        <w:tc>
+          <w:tcPr>
+            <w:tcW w:w="1275" w:type="dxa"/>
+            <w:tcBorders>
+              <w:top w:val="nil"/>
+              <w:left w:val="nil"/>
+              <w:bottom w:val="nil"/>
+              <w:right w:val="nil"/>
+            </w:tcBorders>
+            <w:noWrap/>
+            <w:vAlign w:val="center"/>
+            <w:hideMark/>
+          </w:tcPr>
+          <w:p>
+            <w:pPr>
+              <w:jc w:val="center"/>
+              <w:rPr>
+                <w:sz w:val="22"/>
+                <w:szCs w:val="22"/>
+              </w:rPr>
+            </w:pPr>
+            <w:r>
+              <w:rPr>
+                <w:sz w:val="22"/>
+                <w:szCs w:val="22"/>
+              </w:rPr>
+              <w:t>6.8% (13)</w:t>
+            </w:r>
+          </w:p>
+        </w:tc>
+        <w:tc>
+          <w:tcPr>
+            <w:tcW w:w="1134" w:type="dxa"/>
+            <w:tcBorders>
+              <w:top w:val="nil"/>
+              <w:left w:val="nil"/>
+              <w:bottom w:val="nil"/>
+              <w:right w:val="nil"/>
+            </w:tcBorders>
+            <w:noWrap/>
+            <w:vAlign w:val="center"/>
+            <w:hideMark/>
+          </w:tcPr>
+          <w:p>
+            <w:pPr>
+              <w:jc w:val="center"/>
+              <w:rPr>
+                <w:sz w:val="22"/>
+                <w:szCs w:val="22"/>
+              </w:rPr>
+            </w:pPr>
+            <w:r>
+              <w:rPr>
+                <w:sz w:val="22"/>
+                <w:szCs w:val="22"/>
+              </w:rPr>
+              <w:t>5.0% (5)</w:t>
+            </w:r>
+          </w:p>
+        </w:tc>
+        <w:tc>
+          <w:tcPr>
+            <w:tcW w:w="1276" w:type="dxa"/>
+            <w:tcBorders>
+              <w:top w:val="nil"/>
+              <w:left w:val="nil"/>
+              <w:bottom w:val="nil"/>
+              <w:right w:val="nil"/>
+            </w:tcBorders>
+            <w:noWrap/>
+            <w:vAlign w:val="center"/>
+            <w:hideMark/>
+          </w:tcPr>
+          <w:p>
+            <w:pPr>
+              <w:jc w:val="center"/>
+              <w:rPr>
+                <w:sz w:val="22"/>
+                <w:szCs w:val="22"/>
+              </w:rPr>
+            </w:pPr>
+            <w:r>
+              <w:rPr>
+                <w:sz w:val="22"/>
+                <w:szCs w:val="22"/>
+              </w:rPr>
+              <w:t>8.2% (77)</w:t>
+            </w:r>
+          </w:p>
+        </w:tc>
+        <w:tc>
+          <w:tcPr>
+            <w:tcW w:w="1276" w:type="dxa"/>
+            <w:tcBorders>
+              <w:top w:val="nil"/>
+              <w:left w:val="nil"/>
+              <w:bottom w:val="nil"/>
+              <w:right w:val="nil"/>
+            </w:tcBorders>
+            <w:noWrap/>
+            <w:vAlign w:val="center"/>
+            <w:hideMark/>
+          </w:tcPr>
+          <w:p>
+            <w:pPr>
+              <w:jc w:val="center"/>
+              <w:rPr>
+                <w:sz w:val="22"/>
+                <w:szCs w:val="22"/>
+              </w:rPr>
+            </w:pPr>
+            <w:r>
+              <w:rPr>
+                <w:sz w:val="22"/>
+                <w:szCs w:val="22"/>
+              </w:rPr>
+              <w:t>8.1% (83)</w:t>
+            </w:r>
+          </w:p>
+        </w:tc>
+        <w:tc>
+          <w:tcPr>
+            <w:tcW w:w="1276" w:type="dxa"/>
+            <w:tcBorders>
+              <w:top w:val="nil"/>
+              <w:left w:val="nil"/>
+              <w:bottom w:val="nil"/>
+              <w:right w:val="nil"/>
+            </w:tcBorders>
+            <w:noWrap/>
+            <w:vAlign w:val="center"/>
+            <w:hideMark/>
+          </w:tcPr>
+          <w:p>
+            <w:pPr>
+              <w:jc w:val="center"/>
+              <w:rPr>
+                <w:sz w:val="22"/>
+                <w:szCs w:val="22"/>
+              </w:rPr>
+            </w:pPr>
+            <w:r>
+              <w:rPr>
+                <w:sz w:val="22"/>
+                <w:szCs w:val="22"/>
+              </w:rPr>
+              <w:t>8.5% (24)</w:t>
+            </w:r>
+          </w:p>
+        </w:tc>
+        <w:tc>
+          <w:tcPr>
+            <w:tcW w:w="1417" w:type="dxa"/>
+            <w:tcBorders>
+              <w:top w:val="nil"/>
+              <w:left w:val="nil"/>
+              <w:bottom w:val="nil"/>
+              <w:right w:val="nil"/>
+            </w:tcBorders>
+            <w:noWrap/>
+            <w:vAlign w:val="center"/>
+            <w:hideMark/>
+          </w:tcPr>
+          <w:p>
+            <w:pPr>
+              <w:jc w:val="center"/>
+              <w:rPr>
+                <w:sz w:val="22"/>
+                <w:szCs w:val="22"/>
+              </w:rPr>
+            </w:pPr>
+            <w:r>
+              <w:rPr>
+                <w:sz w:val="22"/>
+                <w:szCs w:val="22"/>
+              </w:rPr>
+              <w:t>7.7% (120)</w:t>
+            </w:r>
+          </w:p>
+        </w:tc>
+      </w:tr>
+      <w:tr>
+        <w:trPr>
+          <w:trHeight w:val="300"/>
+        </w:trPr>
+        <w:tc>
+          <w:tcPr>
+            <w:tcW w:w="1701" w:type="dxa"/>
+            <w:tcBorders>
+              <w:top w:val="nil"/>
+              <w:left w:val="nil"/>
+              <w:bottom w:val="nil"/>
+              <w:right w:val="nil"/>
+            </w:tcBorders>
+            <w:noWrap/>
+            <w:vAlign w:val="bottom"/>
+            <w:hideMark/>
+          </w:tcPr>
+          <w:p>
+            <w:pPr>
+              <w:rPr>
+                <w:sz w:val="22"/>
+                <w:szCs w:val="22"/>
+              </w:rPr>
+            </w:pPr>
+            <w:r>
+              <w:rPr>
+                <w:sz w:val="22"/>
+                <w:szCs w:val="22"/>
+              </w:rPr>
+              <w:t>August</w:t>
+            </w:r>
+          </w:p>
+        </w:tc>
+        <w:tc>
+          <w:tcPr>
+            <w:tcW w:w="1418" w:type="dxa"/>
+            <w:tcBorders>
+              <w:top w:val="nil"/>
+              <w:left w:val="nil"/>
+              <w:bottom w:val="nil"/>
+              <w:right w:val="nil"/>
+            </w:tcBorders>
+            <w:noWrap/>
+            <w:vAlign w:val="center"/>
+            <w:hideMark/>
+          </w:tcPr>
+          <w:p>
+            <w:pPr>
+              <w:jc w:val="center"/>
+              <w:rPr>
+                <w:sz w:val="22"/>
+                <w:szCs w:val="22"/>
+              </w:rPr>
+            </w:pPr>
+            <w:r>
+              <w:rPr>
+                <w:sz w:val="22"/>
+                <w:szCs w:val="22"/>
+              </w:rPr>
+              <w:t>8.0% (1238)</w:t>
+            </w:r>
+          </w:p>
+        </w:tc>
+        <w:tc>
+          <w:tcPr>
+            <w:tcW w:w="1276" w:type="dxa"/>
+            <w:tcBorders>
+              <w:top w:val="nil"/>
+              <w:left w:val="nil"/>
+              <w:bottom w:val="nil"/>
+              <w:right w:val="nil"/>
+            </w:tcBorders>
+            <w:noWrap/>
+            <w:vAlign w:val="center"/>
+            <w:hideMark/>
+          </w:tcPr>
+          <w:p>
+            <w:pPr>
+              <w:jc w:val="center"/>
+              <w:rPr>
+                <w:sz w:val="22"/>
+                <w:szCs w:val="22"/>
+              </w:rPr>
+            </w:pPr>
+            <w:r>
+              <w:rPr>
+                <w:sz w:val="22"/>
+                <w:szCs w:val="22"/>
+              </w:rPr>
+              <w:t>8.7% (115)</w:t>
+            </w:r>
+          </w:p>
+        </w:tc>
+        <w:tc>
+          <w:tcPr>
+            <w:tcW w:w="1275" w:type="dxa"/>
+            <w:tcBorders>
+              <w:top w:val="nil"/>
+              <w:left w:val="nil"/>
+              <w:bottom w:val="nil"/>
+              <w:right w:val="nil"/>
+            </w:tcBorders>
+            <w:noWrap/>
+            <w:vAlign w:val="center"/>
+            <w:hideMark/>
+          </w:tcPr>
+          <w:p>
+            <w:pPr>
+              <w:jc w:val="center"/>
+              <w:rPr>
+                <w:sz w:val="22"/>
+                <w:szCs w:val="22"/>
+              </w:rPr>
+            </w:pPr>
+            <w:r>
+              <w:rPr>
+                <w:sz w:val="22"/>
+                <w:szCs w:val="22"/>
+              </w:rPr>
+              <w:t>10.4% (20)</w:t>
+            </w:r>
+          </w:p>
+        </w:tc>
+        <w:tc>
+          <w:tcPr>
+            <w:tcW w:w="1134" w:type="dxa"/>
+            <w:tcBorders>
+              <w:top w:val="nil"/>
+              <w:left w:val="nil"/>
+              <w:bottom w:val="nil"/>
+              <w:right w:val="nil"/>
+            </w:tcBorders>
+            <w:noWrap/>
+            <w:vAlign w:val="center"/>
+            <w:hideMark/>
+          </w:tcPr>
+          <w:p>
+            <w:pPr>
+              <w:jc w:val="center"/>
+              <w:rPr>
+                <w:sz w:val="22"/>
+                <w:szCs w:val="22"/>
+              </w:rPr>
+            </w:pPr>
+            <w:r>
+              <w:rPr>
+                <w:sz w:val="22"/>
+                <w:szCs w:val="22"/>
+              </w:rPr>
+              <w:t>7.0% (7)</w:t>
+            </w:r>
+          </w:p>
+        </w:tc>
+        <w:tc>
+          <w:tcPr>
+            <w:tcW w:w="1276" w:type="dxa"/>
+            <w:tcBorders>
+              <w:top w:val="nil"/>
+              <w:left w:val="nil"/>
+              <w:bottom w:val="nil"/>
+              <w:right w:val="nil"/>
+            </w:tcBorders>
+            <w:noWrap/>
+            <w:vAlign w:val="center"/>
+            <w:hideMark/>
+          </w:tcPr>
+          <w:p>
+            <w:pPr>
+              <w:jc w:val="center"/>
+              <w:rPr>
+                <w:sz w:val="22"/>
+                <w:szCs w:val="22"/>
+              </w:rPr>
+            </w:pPr>
+            <w:r>
+              <w:rPr>
+                <w:sz w:val="22"/>
+                <w:szCs w:val="22"/>
+              </w:rPr>
+              <w:t>8.7% (81)</w:t>
+            </w:r>
+          </w:p>
+        </w:tc>
+        <w:tc>
+          <w:tcPr>
+            <w:tcW w:w="1276" w:type="dxa"/>
+            <w:tcBorders>
+              <w:top w:val="nil"/>
+              <w:left w:val="nil"/>
+              <w:bottom w:val="nil"/>
+              <w:right w:val="nil"/>
+            </w:tcBorders>
+            <w:noWrap/>
+            <w:vAlign w:val="center"/>
+            <w:hideMark/>
+          </w:tcPr>
+          <w:p>
+            <w:pPr>
+              <w:jc w:val="center"/>
+              <w:rPr>
+                <w:sz w:val="22"/>
+                <w:szCs w:val="22"/>
+              </w:rPr>
+            </w:pPr>
+            <w:r>
+              <w:rPr>
+                <w:sz w:val="22"/>
+                <w:szCs w:val="22"/>
+              </w:rPr>
+              <w:t>8.2% (85)</w:t>
+            </w:r>
+          </w:p>
+        </w:tc>
+        <w:tc>
+          <w:tcPr>
+            <w:tcW w:w="1276" w:type="dxa"/>
+            <w:tcBorders>
+              <w:top w:val="nil"/>
+              <w:left w:val="nil"/>
+              <w:bottom w:val="nil"/>
+              <w:right w:val="nil"/>
+            </w:tcBorders>
+            <w:noWrap/>
+            <w:vAlign w:val="center"/>
+            <w:hideMark/>
+          </w:tcPr>
+          <w:p>
+            <w:pPr>
+              <w:jc w:val="center"/>
+              <w:rPr>
+                <w:sz w:val="22"/>
+                <w:szCs w:val="22"/>
+              </w:rPr>
+            </w:pPr>
+            <w:r>
+              <w:rPr>
+                <w:sz w:val="22"/>
+                <w:szCs w:val="22"/>
+              </w:rPr>
+              <w:t>7.4% (21)</w:t>
+            </w:r>
+          </w:p>
+        </w:tc>
+        <w:tc>
+          <w:tcPr>
+            <w:tcW w:w="1417" w:type="dxa"/>
+            <w:tcBorders>
+              <w:top w:val="nil"/>
+              <w:left w:val="nil"/>
+              <w:bottom w:val="nil"/>
+              <w:right w:val="nil"/>
+            </w:tcBorders>
+            <w:noWrap/>
+            <w:vAlign w:val="center"/>
+            <w:hideMark/>
+          </w:tcPr>
+          <w:p>
+            <w:pPr>
+              <w:jc w:val="center"/>
+              <w:rPr>
+                <w:sz w:val="22"/>
+                <w:szCs w:val="22"/>
+              </w:rPr>
+            </w:pPr>
+            <w:r>
+              <w:rPr>
+                <w:sz w:val="22"/>
+                <w:szCs w:val="22"/>
+              </w:rPr>
+              <w:t>8.4% (131)</w:t>
+            </w:r>
+          </w:p>
+        </w:tc>
+      </w:tr>
+      <w:tr>
+        <w:trPr>
+          <w:trHeight w:val="300"/>
+        </w:trPr>
+        <w:tc>
+          <w:tcPr>
+            <w:tcW w:w="1701" w:type="dxa"/>
+            <w:tcBorders>
+              <w:top w:val="nil"/>
+              <w:left w:val="nil"/>
+              <w:bottom w:val="nil"/>
+              <w:right w:val="nil"/>
+            </w:tcBorders>
+            <w:noWrap/>
+            <w:vAlign w:val="bottom"/>
+            <w:hideMark/>
+          </w:tcPr>
+          <w:p>
+            <w:pPr>
+              <w:rPr>
+                <w:sz w:val="22"/>
+                <w:szCs w:val="22"/>
+              </w:rPr>
+            </w:pPr>
+            <w:proofErr w:type="spellStart"/>
+            <w:r>
+              <w:rPr>
+                <w:sz w:val="22"/>
+                <w:szCs w:val="22"/>
+              </w:rPr>
+              <w:t>September</w:t>
+            </w:r>
+            <w:proofErr w:type="spellEnd"/>
+          </w:p>
+        </w:tc>
+        <w:tc>
+          <w:tcPr>
+            <w:tcW w:w="1418" w:type="dxa"/>
+            <w:tcBorders>
+              <w:top w:val="nil"/>
+              <w:left w:val="nil"/>
+              <w:bottom w:val="nil"/>
+              <w:right w:val="nil"/>
+            </w:tcBorders>
+            <w:noWrap/>
+            <w:vAlign w:val="center"/>
+            <w:hideMark/>
+          </w:tcPr>
+          <w:p>
+            <w:pPr>
+              <w:jc w:val="center"/>
+              <w:rPr>
+                <w:sz w:val="22"/>
+                <w:szCs w:val="22"/>
+              </w:rPr>
+            </w:pPr>
+            <w:r>
+              <w:rPr>
+                <w:sz w:val="22"/>
+                <w:szCs w:val="22"/>
+              </w:rPr>
+              <w:t>8.9% (1367)</w:t>
+            </w:r>
+          </w:p>
+        </w:tc>
+        <w:tc>
+          <w:tcPr>
+            <w:tcW w:w="1276" w:type="dxa"/>
+            <w:tcBorders>
+              <w:top w:val="nil"/>
+              <w:left w:val="nil"/>
+              <w:bottom w:val="nil"/>
+              <w:right w:val="nil"/>
+            </w:tcBorders>
+            <w:noWrap/>
+            <w:vAlign w:val="center"/>
+            <w:hideMark/>
+          </w:tcPr>
+          <w:p>
+            <w:pPr>
+              <w:jc w:val="center"/>
+              <w:rPr>
+                <w:sz w:val="22"/>
+                <w:szCs w:val="22"/>
+              </w:rPr>
+            </w:pPr>
+            <w:r>
+              <w:rPr>
+                <w:sz w:val="22"/>
+                <w:szCs w:val="22"/>
+              </w:rPr>
+              <w:t>9.5% (126)</w:t>
+            </w:r>
+          </w:p>
+        </w:tc>
+        <w:tc>
+          <w:tcPr>
+            <w:tcW w:w="1275" w:type="dxa"/>
+            <w:tcBorders>
+              <w:top w:val="nil"/>
+              <w:left w:val="nil"/>
+              <w:bottom w:val="nil"/>
+              <w:right w:val="nil"/>
+            </w:tcBorders>
+            <w:noWrap/>
+            <w:vAlign w:val="center"/>
+            <w:hideMark/>
+          </w:tcPr>
+          <w:p>
+            <w:pPr>
+              <w:jc w:val="center"/>
+              <w:rPr>
+                <w:sz w:val="22"/>
+                <w:szCs w:val="22"/>
+              </w:rPr>
+            </w:pPr>
+            <w:r>
+              <w:rPr>
+                <w:sz w:val="22"/>
+                <w:szCs w:val="22"/>
+              </w:rPr>
+              <w:t>12.5% (24)</w:t>
+            </w:r>
+          </w:p>
+        </w:tc>
+        <w:tc>
+          <w:tcPr>
+            <w:tcW w:w="1134" w:type="dxa"/>
+            <w:tcBorders>
+              <w:top w:val="nil"/>
+              <w:left w:val="nil"/>
+              <w:bottom w:val="nil"/>
+              <w:right w:val="nil"/>
+            </w:tcBorders>
+            <w:noWrap/>
+            <w:vAlign w:val="center"/>
+            <w:hideMark/>
+          </w:tcPr>
+          <w:p>
+            <w:pPr>
+              <w:jc w:val="center"/>
+              <w:rPr>
+                <w:sz w:val="22"/>
+                <w:szCs w:val="22"/>
+              </w:rPr>
+            </w:pPr>
+            <w:r>
+              <w:rPr>
+                <w:sz w:val="22"/>
+                <w:szCs w:val="22"/>
+              </w:rPr>
+              <w:t>9.0% (9)</w:t>
+            </w:r>
+          </w:p>
+        </w:tc>
+        <w:tc>
+          <w:tcPr>
+            <w:tcW w:w="1276" w:type="dxa"/>
+            <w:tcBorders>
+              <w:top w:val="nil"/>
+              <w:left w:val="nil"/>
+              <w:bottom w:val="nil"/>
+              <w:right w:val="nil"/>
+            </w:tcBorders>
+            <w:noWrap/>
+            <w:vAlign w:val="center"/>
+            <w:hideMark/>
+          </w:tcPr>
+          <w:p>
+            <w:pPr>
+              <w:jc w:val="center"/>
+              <w:rPr>
+                <w:sz w:val="22"/>
+                <w:szCs w:val="22"/>
+              </w:rPr>
+            </w:pPr>
+            <w:r>
+              <w:rPr>
+                <w:sz w:val="22"/>
+                <w:szCs w:val="22"/>
+              </w:rPr>
+              <w:t>8.5% (79)</w:t>
+            </w:r>
+          </w:p>
+        </w:tc>
+        <w:tc>
+          <w:tcPr>
+            <w:tcW w:w="1276" w:type="dxa"/>
+            <w:tcBorders>
+              <w:top w:val="nil"/>
+              <w:left w:val="nil"/>
+              <w:bottom w:val="nil"/>
+              <w:right w:val="nil"/>
+            </w:tcBorders>
+            <w:noWrap/>
+            <w:vAlign w:val="center"/>
+            <w:hideMark/>
+          </w:tcPr>
+          <w:p>
+            <w:pPr>
+              <w:jc w:val="center"/>
+              <w:rPr>
+                <w:sz w:val="22"/>
+                <w:szCs w:val="22"/>
+              </w:rPr>
+            </w:pPr>
+            <w:r>
+              <w:rPr>
+                <w:sz w:val="22"/>
+                <w:szCs w:val="22"/>
+              </w:rPr>
+              <w:t>10.3% (106)</w:t>
+            </w:r>
+          </w:p>
+        </w:tc>
+        <w:tc>
+          <w:tcPr>
+            <w:tcW w:w="1276" w:type="dxa"/>
+            <w:tcBorders>
+              <w:top w:val="nil"/>
+              <w:left w:val="nil"/>
+              <w:bottom w:val="nil"/>
+              <w:right w:val="nil"/>
+            </w:tcBorders>
+            <w:noWrap/>
+            <w:vAlign w:val="center"/>
+            <w:hideMark/>
+          </w:tcPr>
+          <w:p>
+            <w:pPr>
+              <w:jc w:val="center"/>
+              <w:rPr>
+                <w:sz w:val="22"/>
+                <w:szCs w:val="22"/>
+              </w:rPr>
+            </w:pPr>
+            <w:r>
+              <w:rPr>
+                <w:sz w:val="22"/>
+                <w:szCs w:val="22"/>
+              </w:rPr>
+              <w:t>11.3% (32)</w:t>
+            </w:r>
+          </w:p>
+        </w:tc>
+        <w:tc>
+          <w:tcPr>
+            <w:tcW w:w="1417" w:type="dxa"/>
+            <w:tcBorders>
+              <w:top w:val="nil"/>
+              <w:left w:val="nil"/>
+              <w:bottom w:val="nil"/>
+              <w:right w:val="nil"/>
+            </w:tcBorders>
+            <w:noWrap/>
+            <w:vAlign w:val="center"/>
+            <w:hideMark/>
+          </w:tcPr>
+          <w:p>
+            <w:pPr>
+              <w:jc w:val="center"/>
+              <w:rPr>
+                <w:sz w:val="22"/>
+                <w:szCs w:val="22"/>
+              </w:rPr>
+            </w:pPr>
+            <w:r>
+              <w:rPr>
+                <w:sz w:val="22"/>
+                <w:szCs w:val="22"/>
+              </w:rPr>
+              <w:t>9.4% (146)</w:t>
+            </w:r>
+          </w:p>
+        </w:tc>
+      </w:tr>
+      <w:tr>
+        <w:trPr>
+          <w:trHeight w:val="300"/>
+        </w:trPr>
+        <w:tc>
+          <w:tcPr>
+            <w:tcW w:w="1701" w:type="dxa"/>
+            <w:tcBorders>
+              <w:top w:val="nil"/>
+              <w:left w:val="nil"/>
+              <w:bottom w:val="nil"/>
+              <w:right w:val="nil"/>
+            </w:tcBorders>
+            <w:noWrap/>
+            <w:vAlign w:val="bottom"/>
+            <w:hideMark/>
+          </w:tcPr>
+          <w:p>
+            <w:pPr>
+              <w:rPr>
+                <w:sz w:val="22"/>
+                <w:szCs w:val="22"/>
+              </w:rPr>
+            </w:pPr>
+            <w:proofErr w:type="spellStart"/>
+            <w:r>
+              <w:rPr>
+                <w:sz w:val="22"/>
+                <w:szCs w:val="22"/>
+              </w:rPr>
+              <w:t>October</w:t>
+            </w:r>
+            <w:proofErr w:type="spellEnd"/>
+          </w:p>
+        </w:tc>
+        <w:tc>
+          <w:tcPr>
+            <w:tcW w:w="1418" w:type="dxa"/>
+            <w:tcBorders>
+              <w:top w:val="nil"/>
+              <w:left w:val="nil"/>
+              <w:bottom w:val="nil"/>
+              <w:right w:val="nil"/>
+            </w:tcBorders>
+            <w:noWrap/>
+            <w:vAlign w:val="center"/>
+            <w:hideMark/>
+          </w:tcPr>
+          <w:p>
+            <w:pPr>
+              <w:jc w:val="center"/>
+              <w:rPr>
+                <w:sz w:val="22"/>
+                <w:szCs w:val="22"/>
+              </w:rPr>
+            </w:pPr>
+            <w:r>
+              <w:rPr>
+                <w:sz w:val="22"/>
+                <w:szCs w:val="22"/>
+              </w:rPr>
+              <w:t>9.4% (1454)</w:t>
+            </w:r>
+          </w:p>
+        </w:tc>
+        <w:tc>
+          <w:tcPr>
+            <w:tcW w:w="1276" w:type="dxa"/>
+            <w:tcBorders>
+              <w:top w:val="nil"/>
+              <w:left w:val="nil"/>
+              <w:bottom w:val="nil"/>
+              <w:right w:val="nil"/>
+            </w:tcBorders>
+            <w:noWrap/>
+            <w:vAlign w:val="center"/>
+            <w:hideMark/>
+          </w:tcPr>
+          <w:p>
+            <w:pPr>
+              <w:jc w:val="center"/>
+              <w:rPr>
+                <w:sz w:val="22"/>
+                <w:szCs w:val="22"/>
+              </w:rPr>
+            </w:pPr>
+            <w:r>
+              <w:rPr>
+                <w:sz w:val="22"/>
+                <w:szCs w:val="22"/>
+              </w:rPr>
+              <w:t>9.0% (119)</w:t>
+            </w:r>
+          </w:p>
+        </w:tc>
+        <w:tc>
+          <w:tcPr>
+            <w:tcW w:w="1275" w:type="dxa"/>
+            <w:tcBorders>
+              <w:top w:val="nil"/>
+              <w:left w:val="nil"/>
+              <w:bottom w:val="nil"/>
+              <w:right w:val="nil"/>
+            </w:tcBorders>
+            <w:noWrap/>
+            <w:vAlign w:val="center"/>
+            <w:hideMark/>
+          </w:tcPr>
+          <w:p>
+            <w:pPr>
+              <w:jc w:val="center"/>
+              <w:rPr>
+                <w:sz w:val="22"/>
+                <w:szCs w:val="22"/>
+              </w:rPr>
+            </w:pPr>
+            <w:r>
+              <w:rPr>
+                <w:sz w:val="22"/>
+                <w:szCs w:val="22"/>
+              </w:rPr>
+              <w:t>7.8% (15)</w:t>
+            </w:r>
+          </w:p>
+        </w:tc>
+        <w:tc>
+          <w:tcPr>
+            <w:tcW w:w="1134" w:type="dxa"/>
+            <w:tcBorders>
+              <w:top w:val="nil"/>
+              <w:left w:val="nil"/>
+              <w:bottom w:val="nil"/>
+              <w:right w:val="nil"/>
+            </w:tcBorders>
+            <w:noWrap/>
+            <w:vAlign w:val="center"/>
+            <w:hideMark/>
+          </w:tcPr>
+          <w:p>
+            <w:pPr>
+              <w:jc w:val="center"/>
+              <w:rPr>
+                <w:sz w:val="22"/>
+                <w:szCs w:val="22"/>
+              </w:rPr>
+            </w:pPr>
+            <w:r>
+              <w:rPr>
+                <w:sz w:val="22"/>
+                <w:szCs w:val="22"/>
+              </w:rPr>
+              <w:t>5.0% (5)</w:t>
+            </w:r>
+          </w:p>
+        </w:tc>
+        <w:tc>
+          <w:tcPr>
+            <w:tcW w:w="1276" w:type="dxa"/>
+            <w:tcBorders>
+              <w:top w:val="nil"/>
+              <w:left w:val="nil"/>
+              <w:bottom w:val="nil"/>
+              <w:right w:val="nil"/>
+            </w:tcBorders>
+            <w:noWrap/>
+            <w:vAlign w:val="center"/>
+            <w:hideMark/>
+          </w:tcPr>
+          <w:p>
+            <w:pPr>
+              <w:jc w:val="center"/>
+              <w:rPr>
+                <w:sz w:val="22"/>
+                <w:szCs w:val="22"/>
+              </w:rPr>
+            </w:pPr>
+            <w:r>
+              <w:rPr>
+                <w:sz w:val="22"/>
+                <w:szCs w:val="22"/>
+              </w:rPr>
+              <w:t>9.4% (88)</w:t>
+            </w:r>
+          </w:p>
+        </w:tc>
+        <w:tc>
+          <w:tcPr>
+            <w:tcW w:w="1276" w:type="dxa"/>
+            <w:tcBorders>
+              <w:top w:val="nil"/>
+              <w:left w:val="nil"/>
+              <w:bottom w:val="nil"/>
+              <w:right w:val="nil"/>
+            </w:tcBorders>
+            <w:noWrap/>
+            <w:vAlign w:val="center"/>
+            <w:hideMark/>
+          </w:tcPr>
+          <w:p>
+            <w:pPr>
+              <w:jc w:val="center"/>
+              <w:rPr>
+                <w:sz w:val="22"/>
+                <w:szCs w:val="22"/>
+              </w:rPr>
+            </w:pPr>
+            <w:r>
+              <w:rPr>
+                <w:sz w:val="22"/>
+                <w:szCs w:val="22"/>
+              </w:rPr>
+              <w:t>9.6% (99)</w:t>
+            </w:r>
+          </w:p>
+        </w:tc>
+        <w:tc>
+          <w:tcPr>
+            <w:tcW w:w="1276" w:type="dxa"/>
+            <w:tcBorders>
+              <w:top w:val="nil"/>
+              <w:left w:val="nil"/>
+              <w:bottom w:val="nil"/>
+              <w:right w:val="nil"/>
+            </w:tcBorders>
+            <w:noWrap/>
+            <w:vAlign w:val="center"/>
+            <w:hideMark/>
+          </w:tcPr>
+          <w:p>
+            <w:pPr>
+              <w:jc w:val="center"/>
+              <w:rPr>
+                <w:sz w:val="22"/>
+                <w:szCs w:val="22"/>
+              </w:rPr>
+            </w:pPr>
+            <w:r>
+              <w:rPr>
+                <w:sz w:val="22"/>
+                <w:szCs w:val="22"/>
+              </w:rPr>
+              <w:t>11.3% (32)</w:t>
+            </w:r>
+          </w:p>
+        </w:tc>
+        <w:tc>
+          <w:tcPr>
+            <w:tcW w:w="1417" w:type="dxa"/>
+            <w:tcBorders>
+              <w:top w:val="nil"/>
+              <w:left w:val="nil"/>
+              <w:bottom w:val="nil"/>
+              <w:right w:val="nil"/>
+            </w:tcBorders>
+            <w:noWrap/>
+            <w:vAlign w:val="center"/>
+            <w:hideMark/>
+          </w:tcPr>
+          <w:p>
+            <w:pPr>
+              <w:jc w:val="center"/>
+              <w:rPr>
+                <w:sz w:val="22"/>
+                <w:szCs w:val="22"/>
+              </w:rPr>
+            </w:pPr>
+            <w:r>
+              <w:rPr>
+                <w:sz w:val="22"/>
+                <w:szCs w:val="22"/>
+              </w:rPr>
+              <w:t>10.9% (170)</w:t>
+            </w:r>
+          </w:p>
+        </w:tc>
+      </w:tr>
+      <w:tr>
+        <w:trPr>
+          <w:trHeight w:val="300"/>
+        </w:trPr>
+        <w:tc>
+          <w:tcPr>
+            <w:tcW w:w="1701" w:type="dxa"/>
+            <w:tcBorders>
+              <w:top w:val="nil"/>
+              <w:left w:val="nil"/>
+              <w:right w:val="nil"/>
+            </w:tcBorders>
+            <w:noWrap/>
+            <w:vAlign w:val="bottom"/>
+            <w:hideMark/>
+          </w:tcPr>
+          <w:p>
+            <w:pPr>
+              <w:rPr>
+                <w:sz w:val="22"/>
+                <w:szCs w:val="22"/>
+              </w:rPr>
+            </w:pPr>
+            <w:proofErr w:type="spellStart"/>
+            <w:r>
+              <w:rPr>
+                <w:sz w:val="22"/>
+                <w:szCs w:val="22"/>
+              </w:rPr>
+              <w:t>November</w:t>
+            </w:r>
+            <w:proofErr w:type="spellEnd"/>
+          </w:p>
+        </w:tc>
+        <w:tc>
+          <w:tcPr>
+            <w:tcW w:w="1418" w:type="dxa"/>
+            <w:tcBorders>
+              <w:top w:val="nil"/>
+              <w:left w:val="nil"/>
+              <w:right w:val="nil"/>
+            </w:tcBorders>
+            <w:noWrap/>
+            <w:vAlign w:val="center"/>
+            <w:hideMark/>
+          </w:tcPr>
+          <w:p>
+            <w:pPr>
+              <w:jc w:val="center"/>
+              <w:rPr>
+                <w:sz w:val="22"/>
+                <w:szCs w:val="22"/>
+              </w:rPr>
+            </w:pPr>
+            <w:r>
+              <w:rPr>
+                <w:sz w:val="22"/>
+                <w:szCs w:val="22"/>
+              </w:rPr>
+              <w:t>8.7% (1336)</w:t>
+            </w:r>
+          </w:p>
+        </w:tc>
+        <w:tc>
+          <w:tcPr>
+            <w:tcW w:w="1276" w:type="dxa"/>
+            <w:tcBorders>
+              <w:top w:val="nil"/>
+              <w:left w:val="nil"/>
+              <w:right w:val="nil"/>
+            </w:tcBorders>
+            <w:noWrap/>
+            <w:vAlign w:val="center"/>
+            <w:hideMark/>
+          </w:tcPr>
+          <w:p>
+            <w:pPr>
+              <w:jc w:val="center"/>
+              <w:rPr>
+                <w:sz w:val="22"/>
+                <w:szCs w:val="22"/>
+              </w:rPr>
+            </w:pPr>
+            <w:r>
+              <w:rPr>
+                <w:sz w:val="22"/>
+                <w:szCs w:val="22"/>
+              </w:rPr>
+              <w:t>8.5% (113)</w:t>
+            </w:r>
+          </w:p>
+        </w:tc>
+        <w:tc>
+          <w:tcPr>
+            <w:tcW w:w="1275" w:type="dxa"/>
+            <w:tcBorders>
+              <w:top w:val="nil"/>
+              <w:left w:val="nil"/>
+              <w:right w:val="nil"/>
+            </w:tcBorders>
+            <w:noWrap/>
+            <w:vAlign w:val="center"/>
+            <w:hideMark/>
+          </w:tcPr>
+          <w:p>
+            <w:pPr>
+              <w:jc w:val="center"/>
+              <w:rPr>
+                <w:sz w:val="22"/>
+                <w:szCs w:val="22"/>
+              </w:rPr>
+            </w:pPr>
+            <w:r>
+              <w:rPr>
+                <w:sz w:val="22"/>
+                <w:szCs w:val="22"/>
+              </w:rPr>
+              <w:t>5.2% (10)</w:t>
+            </w:r>
+          </w:p>
+        </w:tc>
+        <w:tc>
+          <w:tcPr>
+            <w:tcW w:w="1134" w:type="dxa"/>
+            <w:tcBorders>
+              <w:top w:val="nil"/>
+              <w:left w:val="nil"/>
+              <w:right w:val="nil"/>
+            </w:tcBorders>
+            <w:noWrap/>
+            <w:vAlign w:val="center"/>
+            <w:hideMark/>
+          </w:tcPr>
+          <w:p>
+            <w:pPr>
+              <w:jc w:val="center"/>
+              <w:rPr>
+                <w:sz w:val="22"/>
+                <w:szCs w:val="22"/>
+              </w:rPr>
+            </w:pPr>
+            <w:r>
+              <w:rPr>
+                <w:sz w:val="22"/>
+                <w:szCs w:val="22"/>
+              </w:rPr>
+              <w:t>11.0% (11)</w:t>
+            </w:r>
+          </w:p>
+        </w:tc>
+        <w:tc>
+          <w:tcPr>
+            <w:tcW w:w="1276" w:type="dxa"/>
+            <w:tcBorders>
+              <w:top w:val="nil"/>
+              <w:left w:val="nil"/>
+              <w:right w:val="nil"/>
+            </w:tcBorders>
+            <w:noWrap/>
+            <w:vAlign w:val="center"/>
+            <w:hideMark/>
+          </w:tcPr>
+          <w:p>
+            <w:pPr>
+              <w:jc w:val="center"/>
+              <w:rPr>
+                <w:sz w:val="22"/>
+                <w:szCs w:val="22"/>
+              </w:rPr>
+            </w:pPr>
+            <w:r>
+              <w:rPr>
+                <w:sz w:val="22"/>
+                <w:szCs w:val="22"/>
+              </w:rPr>
+              <w:t>9.1% (85)</w:t>
+            </w:r>
+          </w:p>
+        </w:tc>
+        <w:tc>
+          <w:tcPr>
+            <w:tcW w:w="1276" w:type="dxa"/>
+            <w:tcBorders>
+              <w:top w:val="nil"/>
+              <w:left w:val="nil"/>
+              <w:right w:val="nil"/>
+            </w:tcBorders>
+            <w:noWrap/>
+            <w:vAlign w:val="center"/>
+            <w:hideMark/>
+          </w:tcPr>
+          <w:p>
+            <w:pPr>
+              <w:jc w:val="center"/>
+              <w:rPr>
+                <w:sz w:val="22"/>
+                <w:szCs w:val="22"/>
+              </w:rPr>
+            </w:pPr>
+            <w:r>
+              <w:rPr>
+                <w:sz w:val="22"/>
+                <w:szCs w:val="22"/>
+              </w:rPr>
+              <w:t>8.2% (85)</w:t>
+            </w:r>
+          </w:p>
+        </w:tc>
+        <w:tc>
+          <w:tcPr>
+            <w:tcW w:w="1276" w:type="dxa"/>
+            <w:tcBorders>
+              <w:top w:val="nil"/>
+              <w:left w:val="nil"/>
+              <w:right w:val="nil"/>
+            </w:tcBorders>
+            <w:noWrap/>
+            <w:vAlign w:val="center"/>
+            <w:hideMark/>
+          </w:tcPr>
+          <w:p>
+            <w:pPr>
+              <w:jc w:val="center"/>
+              <w:rPr>
+                <w:sz w:val="22"/>
+                <w:szCs w:val="22"/>
+              </w:rPr>
+            </w:pPr>
+            <w:r>
+              <w:rPr>
+                <w:sz w:val="22"/>
+                <w:szCs w:val="22"/>
+              </w:rPr>
+              <w:t>6.7% (19)</w:t>
+            </w:r>
+          </w:p>
+        </w:tc>
+        <w:tc>
+          <w:tcPr>
+            <w:tcW w:w="1417" w:type="dxa"/>
+            <w:tcBorders>
+              <w:top w:val="nil"/>
+              <w:left w:val="nil"/>
+              <w:right w:val="nil"/>
+            </w:tcBorders>
+            <w:noWrap/>
+            <w:vAlign w:val="center"/>
+            <w:hideMark/>
+          </w:tcPr>
+          <w:p>
+            <w:pPr>
+              <w:jc w:val="center"/>
+              <w:rPr>
+                <w:sz w:val="22"/>
+                <w:szCs w:val="22"/>
+              </w:rPr>
+            </w:pPr>
+            <w:r>
+              <w:rPr>
+                <w:sz w:val="22"/>
+                <w:szCs w:val="22"/>
+              </w:rPr>
+              <w:t>9.3% (145)</w:t>
+            </w:r>
+          </w:p>
+        </w:tc>
+      </w:tr>
+      <w:tr>
+        <w:trPr>
+          <w:trHeight w:val="300"/>
+        </w:trPr>
+        <w:tc>
+          <w:tcPr>
+            <w:tcW w:w="1701" w:type="dxa"/>
+            <w:tcBorders>
+              <w:top w:val="nil"/>
+              <w:left w:val="nil"/>
+              <w:bottom w:val="single" w:sz="4" w:space="0" w:color="auto"/>
+              <w:right w:val="nil"/>
+            </w:tcBorders>
+            <w:noWrap/>
+            <w:vAlign w:val="bottom"/>
+            <w:hideMark/>
+          </w:tcPr>
+          <w:p>
+            <w:pPr>
+              <w:rPr>
+                <w:sz w:val="22"/>
+                <w:szCs w:val="22"/>
+              </w:rPr>
+            </w:pPr>
+            <w:proofErr w:type="spellStart"/>
+            <w:r>
+              <w:rPr>
+                <w:sz w:val="22"/>
+                <w:szCs w:val="22"/>
+              </w:rPr>
+              <w:t>December</w:t>
+            </w:r>
+            <w:proofErr w:type="spellEnd"/>
+          </w:p>
+        </w:tc>
+        <w:tc>
+          <w:tcPr>
+            <w:tcW w:w="1418" w:type="dxa"/>
+            <w:tcBorders>
+              <w:top w:val="nil"/>
+              <w:left w:val="nil"/>
+              <w:bottom w:val="single" w:sz="4" w:space="0" w:color="auto"/>
+              <w:right w:val="nil"/>
+            </w:tcBorders>
+            <w:noWrap/>
+            <w:vAlign w:val="center"/>
+            <w:hideMark/>
+          </w:tcPr>
+          <w:p>
+            <w:pPr>
+              <w:jc w:val="center"/>
+              <w:rPr>
+                <w:sz w:val="22"/>
+                <w:szCs w:val="22"/>
+              </w:rPr>
+            </w:pPr>
+            <w:r>
+              <w:rPr>
+                <w:sz w:val="22"/>
+                <w:szCs w:val="22"/>
+              </w:rPr>
+              <w:t>9.7% (1489)</w:t>
+            </w:r>
+          </w:p>
+        </w:tc>
+        <w:tc>
+          <w:tcPr>
+            <w:tcW w:w="1276" w:type="dxa"/>
+            <w:tcBorders>
+              <w:top w:val="nil"/>
+              <w:left w:val="nil"/>
+              <w:bottom w:val="single" w:sz="4" w:space="0" w:color="auto"/>
+              <w:right w:val="nil"/>
+            </w:tcBorders>
+            <w:noWrap/>
+            <w:vAlign w:val="center"/>
+            <w:hideMark/>
+          </w:tcPr>
+          <w:p>
+            <w:pPr>
+              <w:jc w:val="center"/>
+              <w:rPr>
+                <w:sz w:val="22"/>
+                <w:szCs w:val="22"/>
+              </w:rPr>
+            </w:pPr>
+            <w:r>
+              <w:rPr>
+                <w:sz w:val="22"/>
+                <w:szCs w:val="22"/>
+              </w:rPr>
+              <w:t>10.7% (142)</w:t>
+            </w:r>
+          </w:p>
+        </w:tc>
+        <w:tc>
+          <w:tcPr>
+            <w:tcW w:w="1275" w:type="dxa"/>
+            <w:tcBorders>
+              <w:top w:val="nil"/>
+              <w:left w:val="nil"/>
+              <w:bottom w:val="single" w:sz="4" w:space="0" w:color="auto"/>
+              <w:right w:val="nil"/>
+            </w:tcBorders>
+            <w:noWrap/>
+            <w:vAlign w:val="center"/>
+            <w:hideMark/>
+          </w:tcPr>
+          <w:p>
+            <w:pPr>
+              <w:jc w:val="center"/>
+              <w:rPr>
+                <w:sz w:val="22"/>
+                <w:szCs w:val="22"/>
+              </w:rPr>
+            </w:pPr>
+            <w:r>
+              <w:rPr>
+                <w:sz w:val="22"/>
+                <w:szCs w:val="22"/>
+              </w:rPr>
+              <w:t>12.0% (23)</w:t>
+            </w:r>
+          </w:p>
+        </w:tc>
+        <w:tc>
+          <w:tcPr>
+            <w:tcW w:w="1134" w:type="dxa"/>
+            <w:tcBorders>
+              <w:top w:val="nil"/>
+              <w:left w:val="nil"/>
+              <w:bottom w:val="single" w:sz="4" w:space="0" w:color="auto"/>
+              <w:right w:val="nil"/>
+            </w:tcBorders>
+            <w:noWrap/>
+            <w:vAlign w:val="center"/>
+            <w:hideMark/>
+          </w:tcPr>
+          <w:p>
+            <w:pPr>
+              <w:jc w:val="center"/>
+              <w:rPr>
+                <w:sz w:val="22"/>
+                <w:szCs w:val="22"/>
+              </w:rPr>
+            </w:pPr>
+            <w:r>
+              <w:rPr>
+                <w:sz w:val="22"/>
+                <w:szCs w:val="22"/>
+              </w:rPr>
+              <w:t>11.0% (11)</w:t>
+            </w:r>
+          </w:p>
+        </w:tc>
+        <w:tc>
+          <w:tcPr>
+            <w:tcW w:w="1276" w:type="dxa"/>
+            <w:tcBorders>
+              <w:top w:val="nil"/>
+              <w:left w:val="nil"/>
+              <w:bottom w:val="single" w:sz="4" w:space="0" w:color="auto"/>
+              <w:right w:val="nil"/>
+            </w:tcBorders>
+            <w:noWrap/>
+            <w:vAlign w:val="center"/>
+            <w:hideMark/>
+          </w:tcPr>
+          <w:p>
+            <w:pPr>
+              <w:jc w:val="center"/>
+              <w:rPr>
+                <w:sz w:val="22"/>
+                <w:szCs w:val="22"/>
+              </w:rPr>
+            </w:pPr>
+            <w:r>
+              <w:rPr>
+                <w:sz w:val="22"/>
+                <w:szCs w:val="22"/>
+              </w:rPr>
+              <w:t>11.2% (105)</w:t>
+            </w:r>
+          </w:p>
+        </w:tc>
+        <w:tc>
+          <w:tcPr>
+            <w:tcW w:w="1276" w:type="dxa"/>
+            <w:tcBorders>
+              <w:top w:val="nil"/>
+              <w:left w:val="nil"/>
+              <w:bottom w:val="single" w:sz="4" w:space="0" w:color="auto"/>
+              <w:right w:val="nil"/>
+            </w:tcBorders>
+            <w:noWrap/>
+            <w:vAlign w:val="center"/>
+            <w:hideMark/>
+          </w:tcPr>
+          <w:p>
+            <w:pPr>
+              <w:jc w:val="center"/>
+              <w:rPr>
+                <w:sz w:val="22"/>
+                <w:szCs w:val="22"/>
+              </w:rPr>
+            </w:pPr>
+            <w:r>
+              <w:rPr>
+                <w:sz w:val="22"/>
+                <w:szCs w:val="22"/>
+              </w:rPr>
+              <w:t>9.0% (93)</w:t>
+            </w:r>
+          </w:p>
+        </w:tc>
+        <w:tc>
+          <w:tcPr>
+            <w:tcW w:w="1276" w:type="dxa"/>
+            <w:tcBorders>
+              <w:top w:val="nil"/>
+              <w:left w:val="nil"/>
+              <w:bottom w:val="single" w:sz="4" w:space="0" w:color="auto"/>
+              <w:right w:val="nil"/>
+            </w:tcBorders>
+            <w:noWrap/>
+            <w:vAlign w:val="center"/>
+            <w:hideMark/>
+          </w:tcPr>
+          <w:p>
+            <w:pPr>
+              <w:jc w:val="center"/>
+              <w:rPr>
+                <w:sz w:val="22"/>
+                <w:szCs w:val="22"/>
+              </w:rPr>
+            </w:pPr>
+            <w:r>
+              <w:rPr>
+                <w:sz w:val="22"/>
+                <w:szCs w:val="22"/>
+              </w:rPr>
+              <w:t>7.8% (22)</w:t>
+            </w:r>
+          </w:p>
+        </w:tc>
+        <w:tc>
+          <w:tcPr>
+            <w:tcW w:w="1417" w:type="dxa"/>
+            <w:tcBorders>
+              <w:top w:val="nil"/>
+              <w:left w:val="nil"/>
+              <w:bottom w:val="single" w:sz="4" w:space="0" w:color="auto"/>
+              <w:right w:val="nil"/>
+            </w:tcBorders>
+            <w:noWrap/>
+            <w:vAlign w:val="center"/>
+            <w:hideMark/>
+          </w:tcPr>
+          <w:p>
+            <w:pPr>
+              <w:jc w:val="center"/>
+              <w:rPr>
+                <w:sz w:val="22"/>
+                <w:szCs w:val="22"/>
+              </w:rPr>
+            </w:pPr>
+            <w:r>
+              <w:rPr>
+                <w:sz w:val="22"/>
+                <w:szCs w:val="22"/>
+              </w:rPr>
+              <w:t>9.4% (146)</w:t>
+            </w:r>
+          </w:p>
+        </w:tc>
+      </w:tr>
+    </w:tbl>
+    <w:p>
+      <w:pPr>
+        <w:rPr>
+          <w:sz w:val="22"/>
+          <w:szCs w:val="22"/>
+          <w:lang w:val="en-US"/>
+        </w:rPr>
+      </w:pPr>
+    </w:p>
+    <w:p>
+      <w:pPr>
+        <w:rPr>
+          <w:sz w:val="22"/>
+          <w:szCs w:val="22"/>
+          <w:lang w:val="en-US"/>
+        </w:rPr>
+      </w:pPr>
       <w:r>
         <w:rPr>
           <w:sz w:val="22"/>
           <w:szCs w:val="22"/>
           <w:lang w:val="en-US"/>
         </w:rPr>
-        <w:lastRenderedPageBreak/>
         <w:br w:type="page"/>
       </w:r>
     </w:p>
@@ -96,7 +8093,23 @@
           <w:lang w:val="en-US"/>
         </w:rPr>
         <w:lastRenderedPageBreak/>
-        <w:t xml:space="preserve">Exposition </w:t>
+        <w:t xml:space="preserve">Table </w:t>
+      </w:r>
+      <w:r>
+        <w:rPr>
+          <w:sz w:val="22"/>
+          <w:szCs w:val="22"/>
+          <w:lang w:val="en-US"/>
+        </w:rPr>
+        <w:t>Exposition</w:t>
+      </w:r>
+      <w:r>
+        <w:rPr>
+          <w:sz w:val="22"/>
+          <w:szCs w:val="22"/>
+          <w:lang w:val="en-US"/>
+        </w:rPr>
+        <w:t>: Mean (SD)</w:t>
       </w:r>
     </w:p>
     <w:p>
@@ -10406,7 +18419,44 @@
           <w:sz w:val="22"/>
           <w:szCs w:val="22"/>
         </w:rPr>
-        <w:t xml:space="preserve"> Site - OR</w:t>
+        <w:t xml:space="preserve"> Site </w:t>
+      </w:r>
+      <w:r>
+        <w:rPr>
+          <w:sz w:val="22"/>
+          <w:szCs w:val="22"/>
+        </w:rPr>
+        <w:t>–</w:t>
+      </w:r>
+      <w:r>
+        <w:rPr>
+          <w:sz w:val="22"/>
+          <w:szCs w:val="22"/>
+        </w:rPr>
+        <w:t xml:space="preserve"> </w:t>
+      </w:r>
+      <w:proofErr w:type="spellStart"/>
+      <w:r>
+        <w:rPr>
+          <w:sz w:val="22"/>
+          <w:szCs w:val="22"/>
+        </w:rPr>
+        <w:t>Logit</w:t>
+      </w:r>
+      <w:proofErr w:type="spellEnd"/>
+      <w:r>
+        <w:rPr>
+          <w:sz w:val="22"/>
+          <w:szCs w:val="22"/>
+        </w:rPr>
+        <w:t xml:space="preserve"> </w:t>
+      </w:r>
+      <w:r>
+        <w:rPr>
+          <w:sz w:val="22"/>
+          <w:szCs w:val="22"/>
+        </w:rPr>
+        <w:t>OR</w:t>
       </w:r>
     </w:p>
     <w:p>
@@ -19013,9 +27063,24 @@
           <w:sz w:val="22"/>
           <w:szCs w:val="22"/>
         </w:rPr>
-        <w:t xml:space="preserve"> - OR</w:t>
+        <w:t xml:space="preserve"> – </w:t>
       </w:r>
       <w:proofErr w:type="spellStart"/>
+      <w:r>
+        <w:rPr>
+          <w:sz w:val="22"/>
+          <w:szCs w:val="22"/>
+        </w:rPr>
+        <w:t>Logit</w:t>
+      </w:r>
+      <w:proofErr w:type="spellEnd"/>
+      <w:r>
+        <w:rPr>
+          <w:sz w:val="22"/>
+          <w:szCs w:val="22"/>
+        </w:rPr>
+        <w:t xml:space="preserve"> OR</w:t>
+      </w:r>
     </w:p>
     <w:p>
       <w:pPr>
@@ -19068,7 +27133,6 @@
                 <w:szCs w:val="22"/>
               </w:rPr>
             </w:pPr>
-            <w:proofErr w:type="spellEnd"/>
           </w:p>
         </w:tc>
         <w:tc>
@@ -27746,7 +35810,21 @@
           <w:sz w:val="22"/>
           <w:szCs w:val="22"/>
         </w:rPr>
-        <w:t xml:space="preserve"> Site - </w:t>
+        <w:t xml:space="preserve"> Site -</w:t>
+      </w:r>
+      <w:r>
+        <w:rPr>
+          <w:sz w:val="22"/>
+          <w:szCs w:val="22"/>
+        </w:rPr>
+        <w:t xml:space="preserve"> Cox</w:t>
+      </w:r>
+      <w:r>
+        <w:rPr>
+          <w:sz w:val="22"/>
+          <w:szCs w:val="22"/>
+        </w:rPr>
+        <w:t xml:space="preserve"> </w:t>
       </w:r>
       <w:r>
         <w:rPr>
@@ -36524,7 +44602,21 @@
           <w:sz w:val="22"/>
           <w:szCs w:val="22"/>
         </w:rPr>
-        <w:t xml:space="preserve"> - </w:t>
+        <w:t xml:space="preserve"> -</w:t>
+      </w:r>
+      <w:r>
+        <w:rPr>
+          <w:sz w:val="22"/>
+          <w:szCs w:val="22"/>
+        </w:rPr>
+        <w:t xml:space="preserve"> Cox</w:t>
+      </w:r>
+      <w:r>
+        <w:rPr>
+          <w:sz w:val="22"/>
+          <w:szCs w:val="22"/>
+        </w:rPr>
+        <w:t xml:space="preserve"> </w:t>
       </w:r>
       <w:r>
         <w:rPr>
@@ -36874,14 +44966,6 @@
               </w:rPr>
               <w:t>Crude</w:t>
             </w:r>
-            <w:r>
-              <w:rPr>
-                <w:sz w:val="22"/>
-                <w:szCs w:val="22"/>
-                <w:lang w:val="en-US"/>
-              </w:rPr>
-              <w:t xml:space="preserve"> ()</w:t>
-            </w:r>
           </w:p>
         </w:tc>
         <w:tc>
@@ -45226,6 +53310,978 @@
           <w:szCs w:val="22"/>
         </w:rPr>
       </w:pPr>
+    </w:p>
+    <w:p>
+      <w:pPr>
+        <w:rPr>
+          <w:sz w:val="22"/>
+          <w:szCs w:val="22"/>
+        </w:rPr>
+      </w:pPr>
+    </w:p>
+    <w:p>
+      <w:pPr>
+        <w:rPr>
+          <w:sz w:val="22"/>
+          <w:szCs w:val="22"/>
+        </w:rPr>
+      </w:pPr>
+    </w:p>
+    <w:p>
+      <w:pPr>
+        <w:rPr>
+          <w:sz w:val="22"/>
+          <w:szCs w:val="22"/>
+        </w:rPr>
+      </w:pPr>
+    </w:p>
+    <w:p>
+      <w:pPr>
+        <w:rPr>
+          <w:sz w:val="22"/>
+          <w:szCs w:val="22"/>
+        </w:rPr>
+      </w:pPr>
+    </w:p>
+    <w:p>
+      <w:pPr>
+        <w:rPr>
+          <w:sz w:val="22"/>
+          <w:szCs w:val="22"/>
+        </w:rPr>
+      </w:pPr>
+    </w:p>
+    <w:p>
+      <w:pPr>
+        <w:rPr>
+          <w:sz w:val="22"/>
+          <w:szCs w:val="22"/>
+        </w:rPr>
+      </w:pPr>
+    </w:p>
+    <w:p>
+      <w:pPr>
+        <w:rPr>
+          <w:sz w:val="22"/>
+          <w:szCs w:val="22"/>
+        </w:rPr>
+      </w:pPr>
+    </w:p>
+    <w:p>
+      <w:pPr>
+        <w:rPr>
+          <w:sz w:val="22"/>
+          <w:szCs w:val="22"/>
+        </w:rPr>
+      </w:pPr>
+    </w:p>
+    <w:p>
+      <w:pPr>
+        <w:rPr>
+          <w:sz w:val="22"/>
+          <w:szCs w:val="22"/>
+        </w:rPr>
+      </w:pPr>
+    </w:p>
+    <w:p>
+      <w:pPr>
+        <w:rPr>
+          <w:sz w:val="22"/>
+          <w:szCs w:val="22"/>
+        </w:rPr>
+      </w:pPr>
+    </w:p>
+    <w:p>
+      <w:pPr>
+        <w:rPr>
+          <w:sz w:val="22"/>
+          <w:szCs w:val="22"/>
+        </w:rPr>
+      </w:pPr>
+    </w:p>
+    <w:p>
+      <w:pPr>
+        <w:rPr>
+          <w:sz w:val="22"/>
+          <w:szCs w:val="22"/>
+        </w:rPr>
+      </w:pPr>
+    </w:p>
+    <w:p>
+      <w:pPr>
+        <w:rPr>
+          <w:sz w:val="22"/>
+          <w:szCs w:val="22"/>
+        </w:rPr>
+      </w:pPr>
+    </w:p>
+    <w:p>
+      <w:pPr>
+        <w:rPr>
+          <w:sz w:val="22"/>
+          <w:szCs w:val="22"/>
+        </w:rPr>
+      </w:pPr>
+    </w:p>
+    <w:p>
+      <w:pPr>
+        <w:rPr>
+          <w:sz w:val="22"/>
+          <w:szCs w:val="22"/>
+        </w:rPr>
+      </w:pPr>
+    </w:p>
+    <w:p>
+      <w:pPr>
+        <w:rPr>
+          <w:sz w:val="22"/>
+          <w:szCs w:val="22"/>
+        </w:rPr>
+      </w:pPr>
+    </w:p>
+    <w:p>
+      <w:pPr>
+        <w:rPr>
+          <w:sz w:val="22"/>
+          <w:szCs w:val="22"/>
+        </w:rPr>
+      </w:pPr>
+    </w:p>
+    <w:p>
+      <w:pPr>
+        <w:rPr>
+          <w:sz w:val="22"/>
+          <w:szCs w:val="22"/>
+        </w:rPr>
+      </w:pPr>
+    </w:p>
+    <w:p>
+      <w:pPr>
+        <w:rPr>
+          <w:sz w:val="22"/>
+          <w:szCs w:val="22"/>
+        </w:rPr>
+      </w:pPr>
+    </w:p>
+    <w:p>
+      <w:pPr>
+        <w:rPr>
+          <w:sz w:val="22"/>
+          <w:szCs w:val="22"/>
+        </w:rPr>
+      </w:pPr>
+    </w:p>
+    <w:p>
+      <w:pPr>
+        <w:rPr>
+          <w:sz w:val="22"/>
+          <w:szCs w:val="22"/>
+        </w:rPr>
+      </w:pPr>
+    </w:p>
+    <w:p>
+      <w:pPr>
+        <w:rPr>
+          <w:sz w:val="22"/>
+          <w:szCs w:val="22"/>
+        </w:rPr>
+      </w:pPr>
+    </w:p>
+    <w:p>
+      <w:pPr>
+        <w:rPr>
+          <w:sz w:val="22"/>
+          <w:szCs w:val="22"/>
+        </w:rPr>
+      </w:pPr>
+    </w:p>
+    <w:p>
+      <w:pPr>
+        <w:rPr>
+          <w:sz w:val="22"/>
+          <w:szCs w:val="22"/>
+        </w:rPr>
+      </w:pPr>
+    </w:p>
+    <w:p>
+      <w:pPr>
+        <w:rPr>
+          <w:sz w:val="22"/>
+          <w:szCs w:val="22"/>
+        </w:rPr>
+      </w:pPr>
+    </w:p>
+    <w:p>
+      <w:pPr>
+        <w:rPr>
+          <w:sz w:val="22"/>
+          <w:szCs w:val="22"/>
+        </w:rPr>
+      </w:pPr>
+    </w:p>
+    <w:p>
+      <w:pPr>
+        <w:rPr>
+          <w:sz w:val="22"/>
+          <w:szCs w:val="22"/>
+        </w:rPr>
+      </w:pPr>
+    </w:p>
+    <w:p>
+      <w:pPr>
+        <w:rPr>
+          <w:sz w:val="22"/>
+          <w:szCs w:val="22"/>
+        </w:rPr>
+      </w:pPr>
+    </w:p>
+    <w:p>
+      <w:pPr>
+        <w:rPr>
+          <w:sz w:val="22"/>
+          <w:szCs w:val="22"/>
+        </w:rPr>
+      </w:pPr>
+      <w:r>
+        <w:rPr>
+          <w:sz w:val="22"/>
+          <w:szCs w:val="22"/>
+        </w:rPr>
+        <w:lastRenderedPageBreak/>
+        <w:t>PM25 - Central Site</w:t>
+      </w:r>
+      <w:r>
+        <w:rPr>
+          <w:sz w:val="22"/>
+          <w:szCs w:val="22"/>
+        </w:rPr>
+        <w:t xml:space="preserve"> – </w:t>
+      </w:r>
+      <w:r>
+        <w:rPr>
+          <w:sz w:val="22"/>
+          <w:szCs w:val="22"/>
+        </w:rPr>
+        <w:t xml:space="preserve">Cox </w:t>
+      </w:r>
+      <w:r>
+        <w:rPr>
+          <w:sz w:val="22"/>
+          <w:szCs w:val="22"/>
+        </w:rPr>
+        <w:t>HR</w:t>
+      </w:r>
+    </w:p>
+    <w:p>
+      <w:pPr>
+        <w:rPr>
+          <w:sz w:val="22"/>
+          <w:szCs w:val="22"/>
+        </w:rPr>
+      </w:pPr>
+      <w:r>
+        <w:rPr>
+          <w:noProof/>
+          <w:sz w:val="22"/>
+          <w:szCs w:val="22"/>
+          <w14:ligatures w14:val="standardContextual"/>
+        </w:rPr>
+        <w:drawing>
+          <wp:inline distT="0" distB="0" distL="0" distR="0" wp14:anchorId="517248F3" wp14:editId="28656EAB">
+            <wp:extent cx="5393400" cy="6480000"/>
+            <wp:effectExtent l="0" t="0" r="4445" b="0"/>
+            <wp:docPr id="1407568561" name="Imagen 2"/>
+            <wp:cNvGraphicFramePr>
+              <a:graphicFrameLocks xmlns:a="http://schemas.openxmlformats.org/drawingml/2006/main" noChangeAspect="1"/>
+            </wp:cNvGraphicFramePr>
+            <a:graphic xmlns:a="http://schemas.openxmlformats.org/drawingml/2006/main">
+              <a:graphicData uri="http://schemas.openxmlformats.org/drawingml/2006/picture">
+                <pic:pic xmlns:pic="http://schemas.openxmlformats.org/drawingml/2006/picture">
+                  <pic:nvPicPr>
+                    <pic:cNvPr id="1407568561" name="Imagen 1407568561"/>
+                    <pic:cNvPicPr/>
+                  </pic:nvPicPr>
+                  <pic:blipFill>
+                    <a:blip r:embed="rId4" cstate="print">
+                      <a:extLst>
+                        <a:ext uri="{28A0092B-C50C-407E-A947-70E740481C1C}">
+                          <a14:useLocalDpi xmlns:a14="http://schemas.microsoft.com/office/drawing/2010/main" val="0"/>
+                        </a:ext>
+                      </a:extLst>
+                    </a:blip>
+                    <a:stretch>
+                      <a:fillRect/>
+                    </a:stretch>
+                  </pic:blipFill>
+                  <pic:spPr>
+                    <a:xfrm>
+                      <a:off x="0" y="0"/>
+                      <a:ext cx="5393400" cy="6480000"/>
+                    </a:xfrm>
+                    <a:prstGeom prst="rect">
+                      <a:avLst/>
+                    </a:prstGeom>
+                  </pic:spPr>
+                </pic:pic>
+              </a:graphicData>
+            </a:graphic>
+          </wp:inline>
+        </w:drawing>
+      </w:r>
+    </w:p>
+    <w:p>
+      <w:pPr>
+        <w:rPr>
+          <w:sz w:val="22"/>
+          <w:szCs w:val="22"/>
+        </w:rPr>
+      </w:pPr>
+      <w:r>
+        <w:rPr>
+          <w:sz w:val="22"/>
+          <w:szCs w:val="22"/>
+        </w:rPr>
+        <w:br w:type="page"/>
+      </w:r>
+    </w:p>
+    <w:p>
+      <w:pPr>
+        <w:rPr>
+          <w:sz w:val="22"/>
+          <w:szCs w:val="22"/>
+        </w:rPr>
+      </w:pPr>
+      <w:r>
+        <w:rPr>
+          <w:sz w:val="22"/>
+          <w:szCs w:val="22"/>
+        </w:rPr>
+        <w:lastRenderedPageBreak/>
+        <w:t xml:space="preserve">PM25 - </w:t>
+      </w:r>
+      <w:proofErr w:type="spellStart"/>
+      <w:r>
+        <w:rPr>
+          <w:sz w:val="22"/>
+          <w:szCs w:val="22"/>
+        </w:rPr>
+        <w:t>Land</w:t>
+      </w:r>
+      <w:proofErr w:type="spellEnd"/>
+      <w:r>
+        <w:rPr>
+          <w:sz w:val="22"/>
+          <w:szCs w:val="22"/>
+        </w:rPr>
+        <w:t xml:space="preserve">-use </w:t>
+      </w:r>
+      <w:proofErr w:type="spellStart"/>
+      <w:r>
+        <w:rPr>
+          <w:sz w:val="22"/>
+          <w:szCs w:val="22"/>
+        </w:rPr>
+        <w:t>regression</w:t>
+      </w:r>
+      <w:proofErr w:type="spellEnd"/>
+      <w:r>
+        <w:rPr>
+          <w:sz w:val="22"/>
+          <w:szCs w:val="22"/>
+        </w:rPr>
+        <w:t xml:space="preserve"> </w:t>
+      </w:r>
+      <w:proofErr w:type="spellStart"/>
+      <w:r>
+        <w:rPr>
+          <w:sz w:val="22"/>
+          <w:szCs w:val="22"/>
+        </w:rPr>
+        <w:t>model</w:t>
+      </w:r>
+      <w:proofErr w:type="spellEnd"/>
+      <w:r>
+        <w:rPr>
+          <w:sz w:val="22"/>
+          <w:szCs w:val="22"/>
+        </w:rPr>
+        <w:t xml:space="preserve"> – </w:t>
+      </w:r>
+      <w:r>
+        <w:rPr>
+          <w:sz w:val="22"/>
+          <w:szCs w:val="22"/>
+        </w:rPr>
+        <w:t xml:space="preserve">Cox </w:t>
+      </w:r>
+      <w:r>
+        <w:rPr>
+          <w:sz w:val="22"/>
+          <w:szCs w:val="22"/>
+        </w:rPr>
+        <w:t>HR</w:t>
+      </w:r>
+    </w:p>
+    <w:p>
+      <w:pPr>
+        <w:rPr>
+          <w:sz w:val="22"/>
+          <w:szCs w:val="22"/>
+        </w:rPr>
+      </w:pPr>
+      <w:r>
+        <w:rPr>
+          <w:noProof/>
+          <w:sz w:val="22"/>
+          <w:szCs w:val="22"/>
+          <w14:ligatures w14:val="standardContextual"/>
+        </w:rPr>
+        <w:drawing>
+          <wp:inline distT="0" distB="0" distL="0" distR="0" wp14:anchorId="1DCCCB17" wp14:editId="5497E32F">
+            <wp:extent cx="5393400" cy="6480000"/>
+            <wp:effectExtent l="0" t="0" r="4445" b="0"/>
+            <wp:docPr id="380607719" name="Imagen 1"/>
+            <wp:cNvGraphicFramePr>
+              <a:graphicFrameLocks xmlns:a="http://schemas.openxmlformats.org/drawingml/2006/main" noChangeAspect="1"/>
+            </wp:cNvGraphicFramePr>
+            <a:graphic xmlns:a="http://schemas.openxmlformats.org/drawingml/2006/main">
+              <a:graphicData uri="http://schemas.openxmlformats.org/drawingml/2006/picture">
+                <pic:pic xmlns:pic="http://schemas.openxmlformats.org/drawingml/2006/picture">
+                  <pic:nvPicPr>
+                    <pic:cNvPr id="380607719" name="Imagen 380607719"/>
+                    <pic:cNvPicPr/>
+                  </pic:nvPicPr>
+                  <pic:blipFill>
+                    <a:blip r:embed="rId5" cstate="print">
+                      <a:extLst>
+                        <a:ext uri="{28A0092B-C50C-407E-A947-70E740481C1C}">
+                          <a14:useLocalDpi xmlns:a14="http://schemas.microsoft.com/office/drawing/2010/main" val="0"/>
+                        </a:ext>
+                      </a:extLst>
+                    </a:blip>
+                    <a:stretch>
+                      <a:fillRect/>
+                    </a:stretch>
+                  </pic:blipFill>
+                  <pic:spPr>
+                    <a:xfrm>
+                      <a:off x="0" y="0"/>
+                      <a:ext cx="5393400" cy="6480000"/>
+                    </a:xfrm>
+                    <a:prstGeom prst="rect">
+                      <a:avLst/>
+                    </a:prstGeom>
+                  </pic:spPr>
+                </pic:pic>
+              </a:graphicData>
+            </a:graphic>
+          </wp:inline>
+        </w:drawing>
+      </w:r>
+    </w:p>
+    <w:p>
+      <w:pPr>
+        <w:rPr>
+          <w:sz w:val="22"/>
+          <w:szCs w:val="22"/>
+        </w:rPr>
+      </w:pPr>
+      <w:r>
+        <w:rPr>
+          <w:sz w:val="22"/>
+          <w:szCs w:val="22"/>
+        </w:rPr>
+        <w:br w:type="page"/>
+      </w:r>
+    </w:p>
+    <w:p>
+      <w:pPr>
+        <w:rPr>
+          <w:sz w:val="22"/>
+          <w:szCs w:val="22"/>
+        </w:rPr>
+      </w:pPr>
+      <w:r>
+        <w:rPr>
+          <w:sz w:val="22"/>
+          <w:szCs w:val="22"/>
+        </w:rPr>
+        <w:lastRenderedPageBreak/>
+        <w:t>Levo</w:t>
+      </w:r>
+      <w:r>
+        <w:rPr>
+          <w:sz w:val="22"/>
+          <w:szCs w:val="22"/>
+        </w:rPr>
+        <w:t xml:space="preserve"> - Central Site – </w:t>
+      </w:r>
+      <w:r>
+        <w:rPr>
+          <w:sz w:val="22"/>
+          <w:szCs w:val="22"/>
+        </w:rPr>
+        <w:t xml:space="preserve">Cox </w:t>
+      </w:r>
+      <w:r>
+        <w:rPr>
+          <w:sz w:val="22"/>
+          <w:szCs w:val="22"/>
+        </w:rPr>
+        <w:t>HR</w:t>
+      </w:r>
+    </w:p>
+    <w:p>
+      <w:pPr>
+        <w:rPr>
+          <w:sz w:val="22"/>
+          <w:szCs w:val="22"/>
+        </w:rPr>
+      </w:pPr>
+      <w:r>
+        <w:rPr>
+          <w:noProof/>
+          <w:sz w:val="22"/>
+          <w:szCs w:val="22"/>
+          <w14:ligatures w14:val="standardContextual"/>
+        </w:rPr>
+        <w:drawing>
+          <wp:inline distT="0" distB="0" distL="0" distR="0" wp14:anchorId="512A7016" wp14:editId="641AD4B5">
+            <wp:extent cx="5393400" cy="6480000"/>
+            <wp:effectExtent l="0" t="0" r="4445" b="0"/>
+            <wp:docPr id="1267915620" name="Imagen 4"/>
+            <wp:cNvGraphicFramePr>
+              <a:graphicFrameLocks xmlns:a="http://schemas.openxmlformats.org/drawingml/2006/main" noChangeAspect="1"/>
+            </wp:cNvGraphicFramePr>
+            <a:graphic xmlns:a="http://schemas.openxmlformats.org/drawingml/2006/main">
+              <a:graphicData uri="http://schemas.openxmlformats.org/drawingml/2006/picture">
+                <pic:pic xmlns:pic="http://schemas.openxmlformats.org/drawingml/2006/picture">
+                  <pic:nvPicPr>
+                    <pic:cNvPr id="1267915620" name="Imagen 1267915620"/>
+                    <pic:cNvPicPr/>
+                  </pic:nvPicPr>
+                  <pic:blipFill>
+                    <a:blip r:embed="rId6" cstate="print">
+                      <a:extLst>
+                        <a:ext uri="{28A0092B-C50C-407E-A947-70E740481C1C}">
+                          <a14:useLocalDpi xmlns:a14="http://schemas.microsoft.com/office/drawing/2010/main" val="0"/>
+                        </a:ext>
+                      </a:extLst>
+                    </a:blip>
+                    <a:stretch>
+                      <a:fillRect/>
+                    </a:stretch>
+                  </pic:blipFill>
+                  <pic:spPr>
+                    <a:xfrm>
+                      <a:off x="0" y="0"/>
+                      <a:ext cx="5393400" cy="6480000"/>
+                    </a:xfrm>
+                    <a:prstGeom prst="rect">
+                      <a:avLst/>
+                    </a:prstGeom>
+                  </pic:spPr>
+                </pic:pic>
+              </a:graphicData>
+            </a:graphic>
+          </wp:inline>
+        </w:drawing>
+      </w:r>
+    </w:p>
+    <w:p>
+      <w:pPr>
+        <w:rPr>
+          <w:sz w:val="22"/>
+          <w:szCs w:val="22"/>
+        </w:rPr>
+      </w:pPr>
+    </w:p>
+    <w:p>
+      <w:pPr>
+        <w:rPr>
+          <w:sz w:val="22"/>
+          <w:szCs w:val="22"/>
+        </w:rPr>
+      </w:pPr>
+      <w:r>
+        <w:rPr>
+          <w:sz w:val="22"/>
+          <w:szCs w:val="22"/>
+        </w:rPr>
+        <w:lastRenderedPageBreak/>
+        <w:t xml:space="preserve">Levo - </w:t>
+      </w:r>
+      <w:proofErr w:type="spellStart"/>
+      <w:r>
+        <w:rPr>
+          <w:sz w:val="22"/>
+          <w:szCs w:val="22"/>
+        </w:rPr>
+        <w:t>Land</w:t>
+      </w:r>
+      <w:proofErr w:type="spellEnd"/>
+      <w:r>
+        <w:rPr>
+          <w:sz w:val="22"/>
+          <w:szCs w:val="22"/>
+        </w:rPr>
+        <w:t xml:space="preserve">-use </w:t>
+      </w:r>
+      <w:proofErr w:type="spellStart"/>
+      <w:r>
+        <w:rPr>
+          <w:sz w:val="22"/>
+          <w:szCs w:val="22"/>
+        </w:rPr>
+        <w:t>regression</w:t>
+      </w:r>
+      <w:proofErr w:type="spellEnd"/>
+      <w:r>
+        <w:rPr>
+          <w:sz w:val="22"/>
+          <w:szCs w:val="22"/>
+        </w:rPr>
+        <w:t xml:space="preserve"> </w:t>
+      </w:r>
+      <w:proofErr w:type="spellStart"/>
+      <w:r>
+        <w:rPr>
+          <w:sz w:val="22"/>
+          <w:szCs w:val="22"/>
+        </w:rPr>
+        <w:t>model</w:t>
+      </w:r>
+      <w:proofErr w:type="spellEnd"/>
+      <w:r>
+        <w:rPr>
+          <w:sz w:val="22"/>
+          <w:szCs w:val="22"/>
+        </w:rPr>
+        <w:t xml:space="preserve"> – </w:t>
+      </w:r>
+      <w:r>
+        <w:rPr>
+          <w:sz w:val="22"/>
+          <w:szCs w:val="22"/>
+        </w:rPr>
+        <w:t xml:space="preserve">Cox </w:t>
+      </w:r>
+      <w:r>
+        <w:rPr>
+          <w:sz w:val="22"/>
+          <w:szCs w:val="22"/>
+        </w:rPr>
+        <w:t>HR</w:t>
+      </w:r>
+    </w:p>
+    <w:p>
+      <w:pPr>
+        <w:rPr>
+          <w:sz w:val="22"/>
+          <w:szCs w:val="22"/>
+        </w:rPr>
+      </w:pPr>
+      <w:r>
+        <w:rPr>
+          <w:noProof/>
+          <w:sz w:val="22"/>
+          <w:szCs w:val="22"/>
+          <w14:ligatures w14:val="standardContextual"/>
+        </w:rPr>
+        <w:drawing>
+          <wp:inline distT="0" distB="0" distL="0" distR="0" wp14:anchorId="6BA59204" wp14:editId="49DFA3A8">
+            <wp:extent cx="5393400" cy="6480000"/>
+            <wp:effectExtent l="0" t="0" r="4445" b="0"/>
+            <wp:docPr id="1260916394" name="Imagen 3"/>
+            <wp:cNvGraphicFramePr>
+              <a:graphicFrameLocks xmlns:a="http://schemas.openxmlformats.org/drawingml/2006/main" noChangeAspect="1"/>
+            </wp:cNvGraphicFramePr>
+            <a:graphic xmlns:a="http://schemas.openxmlformats.org/drawingml/2006/main">
+              <a:graphicData uri="http://schemas.openxmlformats.org/drawingml/2006/picture">
+                <pic:pic xmlns:pic="http://schemas.openxmlformats.org/drawingml/2006/picture">
+                  <pic:nvPicPr>
+                    <pic:cNvPr id="1260916394" name="Imagen 1260916394"/>
+                    <pic:cNvPicPr/>
+                  </pic:nvPicPr>
+                  <pic:blipFill>
+                    <a:blip r:embed="rId7" cstate="print">
+                      <a:extLst>
+                        <a:ext uri="{28A0092B-C50C-407E-A947-70E740481C1C}">
+                          <a14:useLocalDpi xmlns:a14="http://schemas.microsoft.com/office/drawing/2010/main" val="0"/>
+                        </a:ext>
+                      </a:extLst>
+                    </a:blip>
+                    <a:stretch>
+                      <a:fillRect/>
+                    </a:stretch>
+                  </pic:blipFill>
+                  <pic:spPr>
+                    <a:xfrm>
+                      <a:off x="0" y="0"/>
+                      <a:ext cx="5393400" cy="6480000"/>
+                    </a:xfrm>
+                    <a:prstGeom prst="rect">
+                      <a:avLst/>
+                    </a:prstGeom>
+                  </pic:spPr>
+                </pic:pic>
+              </a:graphicData>
+            </a:graphic>
+          </wp:inline>
+        </w:drawing>
+      </w:r>
+    </w:p>
+    <w:p>
+      <w:pPr>
+        <w:rPr>
+          <w:sz w:val="22"/>
+          <w:szCs w:val="22"/>
+        </w:rPr>
+      </w:pPr>
+    </w:p>
+    <w:p>
+      <w:pPr>
+        <w:rPr>
+          <w:sz w:val="22"/>
+          <w:szCs w:val="22"/>
+        </w:rPr>
+      </w:pPr>
+      <w:r>
+        <w:rPr>
+          <w:sz w:val="22"/>
+          <w:szCs w:val="22"/>
+        </w:rPr>
+        <w:lastRenderedPageBreak/>
+        <w:t>K</w:t>
+      </w:r>
+      <w:r>
+        <w:rPr>
+          <w:sz w:val="22"/>
+          <w:szCs w:val="22"/>
+        </w:rPr>
+        <w:t xml:space="preserve"> - Central Site – </w:t>
+      </w:r>
+      <w:r>
+        <w:rPr>
+          <w:sz w:val="22"/>
+          <w:szCs w:val="22"/>
+        </w:rPr>
+        <w:t xml:space="preserve">Cox </w:t>
+      </w:r>
+      <w:r>
+        <w:rPr>
+          <w:sz w:val="22"/>
+          <w:szCs w:val="22"/>
+        </w:rPr>
+        <w:t>HR</w:t>
+      </w:r>
+    </w:p>
+    <w:p>
+      <w:pPr>
+        <w:rPr>
+          <w:sz w:val="22"/>
+          <w:szCs w:val="22"/>
+        </w:rPr>
+      </w:pPr>
+      <w:r>
+        <w:rPr>
+          <w:noProof/>
+          <w:sz w:val="22"/>
+          <w:szCs w:val="22"/>
+          <w14:ligatures w14:val="standardContextual"/>
+        </w:rPr>
+        <w:drawing>
+          <wp:inline distT="0" distB="0" distL="0" distR="0" wp14:anchorId="6A487777" wp14:editId="791C0963">
+            <wp:extent cx="5393400" cy="6480000"/>
+            <wp:effectExtent l="0" t="0" r="4445" b="0"/>
+            <wp:docPr id="999334644" name="Imagen 6"/>
+            <wp:cNvGraphicFramePr>
+              <a:graphicFrameLocks xmlns:a="http://schemas.openxmlformats.org/drawingml/2006/main" noChangeAspect="1"/>
+            </wp:cNvGraphicFramePr>
+            <a:graphic xmlns:a="http://schemas.openxmlformats.org/drawingml/2006/main">
+              <a:graphicData uri="http://schemas.openxmlformats.org/drawingml/2006/picture">
+                <pic:pic xmlns:pic="http://schemas.openxmlformats.org/drawingml/2006/picture">
+                  <pic:nvPicPr>
+                    <pic:cNvPr id="999334644" name="Imagen 999334644"/>
+                    <pic:cNvPicPr/>
+                  </pic:nvPicPr>
+                  <pic:blipFill>
+                    <a:blip r:embed="rId8" cstate="print">
+                      <a:extLst>
+                        <a:ext uri="{28A0092B-C50C-407E-A947-70E740481C1C}">
+                          <a14:useLocalDpi xmlns:a14="http://schemas.microsoft.com/office/drawing/2010/main" val="0"/>
+                        </a:ext>
+                      </a:extLst>
+                    </a:blip>
+                    <a:stretch>
+                      <a:fillRect/>
+                    </a:stretch>
+                  </pic:blipFill>
+                  <pic:spPr>
+                    <a:xfrm>
+                      <a:off x="0" y="0"/>
+                      <a:ext cx="5393400" cy="6480000"/>
+                    </a:xfrm>
+                    <a:prstGeom prst="rect">
+                      <a:avLst/>
+                    </a:prstGeom>
+                  </pic:spPr>
+                </pic:pic>
+              </a:graphicData>
+            </a:graphic>
+          </wp:inline>
+        </w:drawing>
+      </w:r>
+    </w:p>
+    <w:p>
+      <w:pPr>
+        <w:rPr>
+          <w:sz w:val="22"/>
+          <w:szCs w:val="22"/>
+        </w:rPr>
+      </w:pPr>
+      <w:r>
+        <w:rPr>
+          <w:sz w:val="22"/>
+          <w:szCs w:val="22"/>
+        </w:rPr>
+        <w:br w:type="page"/>
+      </w:r>
+    </w:p>
+    <w:p>
+      <w:pPr>
+        <w:rPr>
+          <w:sz w:val="22"/>
+          <w:szCs w:val="22"/>
+        </w:rPr>
+      </w:pPr>
+      <w:r>
+        <w:rPr>
+          <w:sz w:val="22"/>
+          <w:szCs w:val="22"/>
+        </w:rPr>
+        <w:lastRenderedPageBreak/>
+        <w:t xml:space="preserve">K - </w:t>
+      </w:r>
+      <w:proofErr w:type="spellStart"/>
+      <w:r>
+        <w:rPr>
+          <w:sz w:val="22"/>
+          <w:szCs w:val="22"/>
+        </w:rPr>
+        <w:t>Land</w:t>
+      </w:r>
+      <w:proofErr w:type="spellEnd"/>
+      <w:r>
+        <w:rPr>
+          <w:sz w:val="22"/>
+          <w:szCs w:val="22"/>
+        </w:rPr>
+        <w:t xml:space="preserve">-use </w:t>
+      </w:r>
+      <w:proofErr w:type="spellStart"/>
+      <w:r>
+        <w:rPr>
+          <w:sz w:val="22"/>
+          <w:szCs w:val="22"/>
+        </w:rPr>
+        <w:t>regression</w:t>
+      </w:r>
+      <w:proofErr w:type="spellEnd"/>
+      <w:r>
+        <w:rPr>
+          <w:sz w:val="22"/>
+          <w:szCs w:val="22"/>
+        </w:rPr>
+        <w:t xml:space="preserve"> </w:t>
+      </w:r>
+      <w:proofErr w:type="spellStart"/>
+      <w:r>
+        <w:rPr>
+          <w:sz w:val="22"/>
+          <w:szCs w:val="22"/>
+        </w:rPr>
+        <w:t>model</w:t>
+      </w:r>
+      <w:proofErr w:type="spellEnd"/>
+      <w:r>
+        <w:rPr>
+          <w:sz w:val="22"/>
+          <w:szCs w:val="22"/>
+        </w:rPr>
+        <w:t xml:space="preserve"> – </w:t>
+      </w:r>
+      <w:r>
+        <w:rPr>
+          <w:sz w:val="22"/>
+          <w:szCs w:val="22"/>
+        </w:rPr>
+        <w:t xml:space="preserve">Cox </w:t>
+      </w:r>
+      <w:r>
+        <w:rPr>
+          <w:sz w:val="22"/>
+          <w:szCs w:val="22"/>
+        </w:rPr>
+        <w:t>HR</w:t>
+      </w:r>
+    </w:p>
+    <w:p>
+      <w:pPr>
+        <w:rPr>
+          <w:sz w:val="22"/>
+          <w:szCs w:val="22"/>
+        </w:rPr>
+      </w:pPr>
+      <w:r>
+        <w:rPr>
+          <w:noProof/>
+          <w:sz w:val="22"/>
+          <w:szCs w:val="22"/>
+          <w14:ligatures w14:val="standardContextual"/>
+        </w:rPr>
+        <w:drawing>
+          <wp:inline distT="0" distB="0" distL="0" distR="0" wp14:anchorId="10827BC9" wp14:editId="78D38098">
+            <wp:extent cx="5393400" cy="6480000"/>
+            <wp:effectExtent l="0" t="0" r="4445" b="0"/>
+            <wp:docPr id="1566968294" name="Imagen 5"/>
+            <wp:cNvGraphicFramePr>
+              <a:graphicFrameLocks xmlns:a="http://schemas.openxmlformats.org/drawingml/2006/main" noChangeAspect="1"/>
+            </wp:cNvGraphicFramePr>
+            <a:graphic xmlns:a="http://schemas.openxmlformats.org/drawingml/2006/main">
+              <a:graphicData uri="http://schemas.openxmlformats.org/drawingml/2006/picture">
+                <pic:pic xmlns:pic="http://schemas.openxmlformats.org/drawingml/2006/picture">
+                  <pic:nvPicPr>
+                    <pic:cNvPr id="1566968294" name="Imagen 1566968294"/>
+                    <pic:cNvPicPr/>
+                  </pic:nvPicPr>
+                  <pic:blipFill>
+                    <a:blip r:embed="rId9" cstate="print">
+                      <a:extLst>
+                        <a:ext uri="{28A0092B-C50C-407E-A947-70E740481C1C}">
+                          <a14:useLocalDpi xmlns:a14="http://schemas.microsoft.com/office/drawing/2010/main" val="0"/>
+                        </a:ext>
+                      </a:extLst>
+                    </a:blip>
+                    <a:stretch>
+                      <a:fillRect/>
+                    </a:stretch>
+                  </pic:blipFill>
+                  <pic:spPr>
+                    <a:xfrm>
+                      <a:off x="0" y="0"/>
+                      <a:ext cx="5393400" cy="6480000"/>
+                    </a:xfrm>
+                    <a:prstGeom prst="rect">
+                      <a:avLst/>
+                    </a:prstGeom>
+                  </pic:spPr>
+                </pic:pic>
+              </a:graphicData>
+            </a:graphic>
+          </wp:inline>
+        </w:drawing>
+      </w:r>
     </w:p>
     <w:p>
       <w:pPr>
@@ -45641,7 +54697,7 @@
   <w:style w:type="paragraph" w:default="1" w:styleId="Normal">
     <w:name w:val="Normal"/>
     <w:qFormat/>
-    <w:rsid w:val="00503D83"/>
+    <w:rsid w:val="00C942FB"/>
     <w:rPr>
       <w:rFonts w:ascii="Times New Roman" w:eastAsia="Times New Roman" w:hAnsi="Times New Roman" w:cs="Times New Roman"/>
       <w:kern w:val="0"/>

--- a/04_Docs/Resultads_AirPollution_PO.docx
+++ b/04_Docs/Resultads_AirPollution_PO.docx
@@ -36,15 +36,6 @@
         </w:rPr>
         <w:t xml:space="preserve"> (2009-2016)</w:t>
       </w:r>
-    </w:p>
-    <w:p>
-      <w:pPr>
-        <w:rPr>
-          <w:sz w:val="22"/>
-          <w:szCs w:val="22"/>
-          <w:lang w:val="en-US"/>
-        </w:rPr>
-      </w:pPr>
     </w:p>
     <w:p>
       <w:pPr>
@@ -862,14 +853,7 @@
                 <w:sz w:val="22"/>
                 <w:szCs w:val="22"/>
               </w:rPr>
-              <w:t>6.7</w:t>
-            </w:r>
-            <w:r>
-              <w:rPr>
-                <w:sz w:val="22"/>
-                <w:szCs w:val="22"/>
-              </w:rPr>
-              <w:t>%</w:t>
+              <w:t>6.7%</w:t>
             </w:r>
             <w:r>
               <w:rPr>
@@ -936,14 +920,7 @@
                 <w:sz w:val="22"/>
                 <w:szCs w:val="22"/>
               </w:rPr>
-              <w:t>1.8</w:t>
-            </w:r>
-            <w:r>
-              <w:rPr>
-                <w:sz w:val="22"/>
-                <w:szCs w:val="22"/>
-              </w:rPr>
-              <w:t>%</w:t>
+              <w:t>1.8%</w:t>
             </w:r>
             <w:r>
               <w:rPr>
@@ -1010,14 +987,7 @@
                 <w:sz w:val="22"/>
                 <w:szCs w:val="22"/>
               </w:rPr>
-              <w:t>10.1</w:t>
-            </w:r>
-            <w:r>
-              <w:rPr>
-                <w:sz w:val="22"/>
-                <w:szCs w:val="22"/>
-              </w:rPr>
-              <w:t>%</w:t>
+              <w:t>10.1%</w:t>
             </w:r>
             <w:r>
               <w:rPr>
@@ -8069,6 +8039,91 @@
           <w:lang w:val="en-US"/>
         </w:rPr>
       </w:pPr>
+      <w:r>
+        <w:rPr>
+          <w:sz w:val="22"/>
+          <w:szCs w:val="22"/>
+          <w:lang w:val="en-US"/>
+        </w:rPr>
+        <w:br w:type="page"/>
+      </w:r>
+    </w:p>
+    <w:p>
+      <w:pPr>
+        <w:rPr>
+          <w:sz w:val="22"/>
+          <w:szCs w:val="22"/>
+          <w:lang w:val="en-US"/>
+        </w:rPr>
+      </w:pPr>
+      <w:r>
+        <w:rPr>
+          <w:sz w:val="22"/>
+          <w:szCs w:val="22"/>
+          <w:lang w:val="en-US"/>
+        </w:rPr>
+        <w:lastRenderedPageBreak/>
+        <w:t>Figure: Trends perinatal outcomes</w:t>
+      </w:r>
+    </w:p>
+    <w:p>
+      <w:pPr>
+        <w:rPr>
+          <w:sz w:val="22"/>
+          <w:szCs w:val="22"/>
+          <w:lang w:val="en-US"/>
+        </w:rPr>
+      </w:pPr>
+      <w:r>
+        <w:rPr>
+          <w:noProof/>
+          <w:sz w:val="22"/>
+          <w:szCs w:val="22"/>
+          <w:lang w:val="en-US"/>
+          <w14:ligatures w14:val="standardContextual"/>
+        </w:rPr>
+        <w:drawing>
+          <wp:inline distT="0" distB="0" distL="0" distR="0" wp14:anchorId="6D772747" wp14:editId="06222AD5">
+            <wp:extent cx="6480000" cy="6480000"/>
+            <wp:effectExtent l="0" t="0" r="0" b="0"/>
+            <wp:docPr id="1931905747" name="Imagen 1"/>
+            <wp:cNvGraphicFramePr>
+              <a:graphicFrameLocks xmlns:a="http://schemas.openxmlformats.org/drawingml/2006/main" noChangeAspect="1"/>
+            </wp:cNvGraphicFramePr>
+            <a:graphic xmlns:a="http://schemas.openxmlformats.org/drawingml/2006/main">
+              <a:graphicData uri="http://schemas.openxmlformats.org/drawingml/2006/picture">
+                <pic:pic xmlns:pic="http://schemas.openxmlformats.org/drawingml/2006/picture">
+                  <pic:nvPicPr>
+                    <pic:cNvPr id="1931905747" name="Imagen 1931905747"/>
+                    <pic:cNvPicPr/>
+                  </pic:nvPicPr>
+                  <pic:blipFill>
+                    <a:blip r:embed="rId4" cstate="print">
+                      <a:extLst>
+                        <a:ext uri="{28A0092B-C50C-407E-A947-70E740481C1C}">
+                          <a14:useLocalDpi xmlns:a14="http://schemas.microsoft.com/office/drawing/2010/main" val="0"/>
+                        </a:ext>
+                      </a:extLst>
+                    </a:blip>
+                    <a:stretch>
+                      <a:fillRect/>
+                    </a:stretch>
+                  </pic:blipFill>
+                  <pic:spPr>
+                    <a:xfrm>
+                      <a:off x="0" y="0"/>
+                      <a:ext cx="6480000" cy="6480000"/>
+                    </a:xfrm>
+                    <a:prstGeom prst="rect">
+                      <a:avLst/>
+                    </a:prstGeom>
+                  </pic:spPr>
+                </pic:pic>
+              </a:graphicData>
+            </a:graphic>
+          </wp:inline>
+        </w:drawing>
+      </w:r>
       <w:r>
         <w:rPr>
           <w:sz w:val="22"/>
@@ -53548,14 +53603,7 @@
           <w:szCs w:val="22"/>
         </w:rPr>
         <w:lastRenderedPageBreak/>
-        <w:t>PM25 - Central Site</w:t>
-      </w:r>
-      <w:r>
-        <w:rPr>
-          <w:sz w:val="22"/>
-          <w:szCs w:val="22"/>
-        </w:rPr>
-        <w:t xml:space="preserve"> – </w:t>
+        <w:t xml:space="preserve">PM25 - Central Site – </w:t>
       </w:r>
       <w:r>
         <w:rPr>
@@ -53602,7 +53650,7 @@
                     <pic:cNvPicPr/>
                   </pic:nvPicPr>
                   <pic:blipFill>
-                    <a:blip r:embed="rId4" cstate="print">
+                    <a:blip r:embed="rId5" cstate="print">
                       <a:extLst>
                         <a:ext uri="{28A0092B-C50C-407E-A947-70E740481C1C}">
                           <a14:useLocalDpi xmlns:a14="http://schemas.microsoft.com/office/drawing/2010/main" val="0"/>
@@ -53752,7 +53800,7 @@
                     <pic:cNvPicPr/>
                   </pic:nvPicPr>
                   <pic:blipFill>
-                    <a:blip r:embed="rId5" cstate="print">
+                    <a:blip r:embed="rId6" cstate="print">
                       <a:extLst>
                         <a:ext uri="{28A0092B-C50C-407E-A947-70E740481C1C}">
                           <a14:useLocalDpi xmlns:a14="http://schemas.microsoft.com/office/drawing/2010/main" val="0"/>
@@ -53807,14 +53855,7 @@
           <w:szCs w:val="22"/>
         </w:rPr>
         <w:lastRenderedPageBreak/>
-        <w:t>Levo</w:t>
-      </w:r>
-      <w:r>
-        <w:rPr>
-          <w:sz w:val="22"/>
-          <w:szCs w:val="22"/>
-        </w:rPr>
-        <w:t xml:space="preserve"> - Central Site – </w:t>
+        <w:t xml:space="preserve">Levo - Central Site – </w:t>
       </w:r>
       <w:r>
         <w:rPr>
@@ -53861,7 +53902,7 @@
                     <pic:cNvPicPr/>
                   </pic:nvPicPr>
                   <pic:blipFill>
-                    <a:blip r:embed="rId6" cstate="print">
+                    <a:blip r:embed="rId7" cstate="print">
                       <a:extLst>
                         <a:ext uri="{28A0092B-C50C-407E-A947-70E740481C1C}">
                           <a14:useLocalDpi xmlns:a14="http://schemas.microsoft.com/office/drawing/2010/main" val="0"/>
@@ -54004,7 +54045,7 @@
                     <pic:cNvPicPr/>
                   </pic:nvPicPr>
                   <pic:blipFill>
-                    <a:blip r:embed="rId7" cstate="print">
+                    <a:blip r:embed="rId8" cstate="print">
                       <a:extLst>
                         <a:ext uri="{28A0092B-C50C-407E-A947-70E740481C1C}">
                           <a14:useLocalDpi xmlns:a14="http://schemas.microsoft.com/office/drawing/2010/main" val="0"/>
@@ -54052,14 +54093,7 @@
           <w:szCs w:val="22"/>
         </w:rPr>
         <w:lastRenderedPageBreak/>
-        <w:t>K</w:t>
-      </w:r>
-      <w:r>
-        <w:rPr>
-          <w:sz w:val="22"/>
-          <w:szCs w:val="22"/>
-        </w:rPr>
-        <w:t xml:space="preserve"> - Central Site – </w:t>
+        <w:t xml:space="preserve">K - Central Site – </w:t>
       </w:r>
       <w:r>
         <w:rPr>
@@ -54106,7 +54140,7 @@
                     <pic:cNvPicPr/>
                   </pic:nvPicPr>
                   <pic:blipFill>
-                    <a:blip r:embed="rId8" cstate="print">
+                    <a:blip r:embed="rId9" cstate="print">
                       <a:extLst>
                         <a:ext uri="{28A0092B-C50C-407E-A947-70E740481C1C}">
                           <a14:useLocalDpi xmlns:a14="http://schemas.microsoft.com/office/drawing/2010/main" val="0"/>
@@ -54256,7 +54290,7 @@
                     <pic:cNvPicPr/>
                   </pic:nvPicPr>
                   <pic:blipFill>
-                    <a:blip r:embed="rId9" cstate="print">
+                    <a:blip r:embed="rId10" cstate="print">
                       <a:extLst>
                         <a:ext uri="{28A0092B-C50C-407E-A947-70E740481C1C}">
                           <a14:useLocalDpi xmlns:a14="http://schemas.microsoft.com/office/drawing/2010/main" val="0"/>
@@ -54932,6 +54966,7 @@
   <w:style w:type="character" w:default="1" w:styleId="Fuentedeprrafopredeter">
     <w:name w:val="Default Paragraph Font"/>
     <w:uiPriority w:val="1"/>
+    <w:semiHidden/>
     <w:unhideWhenUsed/>
   </w:style>
   <w:style w:type="table" w:default="1" w:styleId="Tablanormal">
